--- a/Lab6/Отчет_ЦМФХС_Лаб6_Неделько_КС20.docx
+++ b/Lab6/Отчет_ЦМФХС_Лаб6_Неделько_КС20.docx
@@ -1,6 +1,6 @@
 
 <file path=word/document.xml><?xml version="1.0" encoding="utf-8"?>
-<w:document xmlns:wpc="http://schemas.microsoft.com/office/word/2010/wordprocessingCanvas" xmlns:cx="http://schemas.microsoft.com/office/drawing/2014/chartex" xmlns:cx1="http://schemas.microsoft.com/office/drawing/2015/9/8/chartex" xmlns:cx2="http://schemas.microsoft.com/office/drawing/2015/10/21/chartex" xmlns:cx3="http://schemas.microsoft.com/office/drawing/2016/5/9/chartex" xmlns:cx4="http://schemas.microsoft.com/office/drawing/2016/5/10/chartex" xmlns:cx5="http://schemas.microsoft.com/office/drawing/2016/5/11/chartex" xmlns:cx6="http://schemas.microsoft.com/office/drawing/2016/5/12/chartex" xmlns:cx7="http://schemas.microsoft.com/office/drawing/2016/5/13/chartex" xmlns:cx8="http://schemas.microsoft.com/office/drawing/2016/5/14/chartex" xmlns:mc="http://schemas.openxmlformats.org/markup-compatibility/2006" xmlns:aink="http://schemas.microsoft.com/office/drawing/2016/ink" xmlns:am3d="http://schemas.microsoft.com/office/drawing/2017/model3d" xmlns:o="urn:schemas-microsoft-com:office:office" xmlns:r="http://schemas.openxmlformats.org/officeDocument/2006/relationships" xmlns:m="http://schemas.openxmlformats.org/officeDocument/2006/math" xmlns:v="urn:schemas-microsoft-com:vml" xmlns:wp14="http://schemas.microsoft.com/office/word/2010/wordprocessingDrawing" xmlns:wp="http://schemas.openxmlformats.org/drawingml/2006/wordprocessingDrawing" xmlns:w10="urn:schemas-microsoft-com:office:word" xmlns:w="http://schemas.openxmlformats.org/wordprocessingml/2006/main" xmlns:w14="http://schemas.microsoft.com/office/word/2010/wordml" xmlns:w15="http://schemas.microsoft.com/office/word/2012/wordml" xmlns:w16cex="http://schemas.microsoft.com/office/word/2018/wordml/cex" xmlns:w16cid="http://schemas.microsoft.com/office/word/2016/wordml/cid" xmlns:w16="http://schemas.microsoft.com/office/word/2018/wordml" xmlns:w16sdtdh="http://schemas.microsoft.com/office/word/2020/wordml/sdtdatahash" xmlns:w16se="http://schemas.microsoft.com/office/word/2015/wordml/symex" xmlns:wpg="http://schemas.microsoft.com/office/word/2010/wordprocessingGroup" xmlns:wpi="http://schemas.microsoft.com/office/word/2010/wordprocessingInk" xmlns:wne="http://schemas.microsoft.com/office/word/2006/wordml" xmlns:wps="http://schemas.microsoft.com/office/word/2010/wordprocessingShape" mc:Ignorable="w14 w15 w16se w16cid w16 w16cex w16sdtdh wp14">
+<w:document xmlns:wpc="http://schemas.microsoft.com/office/word/2010/wordprocessingCanvas" xmlns:cx="http://schemas.microsoft.com/office/drawing/2014/chartex" xmlns:cx1="http://schemas.microsoft.com/office/drawing/2015/9/8/chartex" xmlns:cx2="http://schemas.microsoft.com/office/drawing/2015/10/21/chartex" xmlns:cx3="http://schemas.microsoft.com/office/drawing/2016/5/9/chartex" xmlns:cx4="http://schemas.microsoft.com/office/drawing/2016/5/10/chartex" xmlns:cx5="http://schemas.microsoft.com/office/drawing/2016/5/11/chartex" xmlns:cx6="http://schemas.microsoft.com/office/drawing/2016/5/12/chartex" xmlns:cx7="http://schemas.microsoft.com/office/drawing/2016/5/13/chartex" xmlns:cx8="http://schemas.microsoft.com/office/drawing/2016/5/14/chartex" xmlns:mc="http://schemas.openxmlformats.org/markup-compatibility/2006" xmlns:aink="http://schemas.microsoft.com/office/drawing/2016/ink" xmlns:am3d="http://schemas.microsoft.com/office/drawing/2017/model3d" xmlns:o="urn:schemas-microsoft-com:office:office" xmlns:oel="http://schemas.microsoft.com/office/2019/extlst" xmlns:r="http://schemas.openxmlformats.org/officeDocument/2006/relationships" xmlns:m="http://schemas.openxmlformats.org/officeDocument/2006/math" xmlns:v="urn:schemas-microsoft-com:vml" xmlns:wp14="http://schemas.microsoft.com/office/word/2010/wordprocessingDrawing" xmlns:wp="http://schemas.openxmlformats.org/drawingml/2006/wordprocessingDrawing" xmlns:w10="urn:schemas-microsoft-com:office:word" xmlns:w="http://schemas.openxmlformats.org/wordprocessingml/2006/main" xmlns:w14="http://schemas.microsoft.com/office/word/2010/wordml" xmlns:w15="http://schemas.microsoft.com/office/word/2012/wordml" xmlns:w16cex="http://schemas.microsoft.com/office/word/2018/wordml/cex" xmlns:w16cid="http://schemas.microsoft.com/office/word/2016/wordml/cid" xmlns:w16="http://schemas.microsoft.com/office/word/2018/wordml" xmlns:w16du="http://schemas.microsoft.com/office/word/2023/wordml/word16du" xmlns:w16sdtdh="http://schemas.microsoft.com/office/word/2020/wordml/sdtdatahash" xmlns:w16sdtfl="http://schemas.microsoft.com/office/word/2024/wordml/sdtformatlock" xmlns:w16se="http://schemas.microsoft.com/office/word/2015/wordml/symex" xmlns:wpg="http://schemas.microsoft.com/office/word/2010/wordprocessingGroup" xmlns:wpi="http://schemas.microsoft.com/office/word/2010/wordprocessingInk" xmlns:wne="http://schemas.microsoft.com/office/word/2006/wordml" xmlns:wps="http://schemas.microsoft.com/office/word/2010/wordprocessingShape" mc:Ignorable="w14 w15 w16se w16cid w16 w16cex w16sdtdh w16sdtfl w16du wp14">
   <w:body>
     <w:p>
       <w:pPr>
@@ -420,7 +420,26 @@
           <w:lang w:eastAsia="ru-RU"/>
         </w:rPr>
         <w:tab/>
-        <w:t>Скичко Е.А.</w:t>
+      </w:r>
+      <w:proofErr w:type="spellStart"/>
+      <w:r>
+        <w:rPr>
+          <w:rFonts w:eastAsia="Times New Roman" w:cs="Times New Roman"/>
+          <w:color w:val="00000A"/>
+          <w:szCs w:val="28"/>
+          <w:lang w:eastAsia="ru-RU"/>
+        </w:rPr>
+        <w:t>Скичко</w:t>
+      </w:r>
+      <w:proofErr w:type="spellEnd"/>
+      <w:r>
+        <w:rPr>
+          <w:rFonts w:eastAsia="Times New Roman" w:cs="Times New Roman"/>
+          <w:color w:val="00000A"/>
+          <w:szCs w:val="28"/>
+          <w:lang w:eastAsia="ru-RU"/>
+        </w:rPr>
+        <w:t xml:space="preserve"> Е.А.</w:t>
       </w:r>
     </w:p>
     <w:p>
@@ -736,7 +755,23 @@
           <w:rFonts w:cs="Times New Roman"/>
           <w:szCs w:val="28"/>
         </w:rPr>
-        <w:t>Ле-Шателье и уравнения (1)-(2),</w:t>
+        <w:t>Ле-</w:t>
+      </w:r>
+      <w:proofErr w:type="spellStart"/>
+      <w:r>
+        <w:rPr>
+          <w:rFonts w:cs="Times New Roman"/>
+          <w:szCs w:val="28"/>
+        </w:rPr>
+        <w:t>Шателье</w:t>
+      </w:r>
+      <w:proofErr w:type="spellEnd"/>
+      <w:r>
+        <w:rPr>
+          <w:rFonts w:cs="Times New Roman"/>
+          <w:szCs w:val="28"/>
+        </w:rPr>
+        <w:t xml:space="preserve"> и уравнения (1)-(2),</w:t>
       </w:r>
     </w:p>
     <w:p>
@@ -1947,7 +1982,23 @@
           <w:rFonts w:cs="Times New Roman"/>
           <w:szCs w:val="28"/>
         </w:rPr>
-        <w:t>В закрытой системе при 520 K происходят две реакции (гидроформилирование этилена)</w:t>
+        <w:t>В закрытой системе при 520 K происходят две реакции (</w:t>
+      </w:r>
+      <w:proofErr w:type="spellStart"/>
+      <w:r>
+        <w:rPr>
+          <w:rFonts w:cs="Times New Roman"/>
+          <w:szCs w:val="28"/>
+        </w:rPr>
+        <w:t>гидроформилирование</w:t>
+      </w:r>
+      <w:proofErr w:type="spellEnd"/>
+      <w:r>
+        <w:rPr>
+          <w:rFonts w:cs="Times New Roman"/>
+          <w:szCs w:val="28"/>
+        </w:rPr>
+        <w:t xml:space="preserve"> этилена)</w:t>
       </w:r>
       <w:r>
         <w:rPr>
@@ -2378,21 +2429,19 @@
         <w:rPr>
           <w:sz w:val="24"/>
         </w:rPr>
-        <w:t xml:space="preserve">Произведение активностей есть произведение текущих активностей веществ-участников реакции в степенях, соответствующих стехиометрическим </w:t>
-      </w:r>
-      <w:proofErr w:type="gramStart"/>
-      <w:r>
-        <w:rPr>
-          <w:sz w:val="24"/>
-        </w:rPr>
-        <w:t>коэффициентам Так</w:t>
-      </w:r>
-      <w:proofErr w:type="gramEnd"/>
-      <w:r>
-        <w:rPr>
-          <w:sz w:val="24"/>
-        </w:rPr>
-        <w:t xml:space="preserve"> как стехиометрические коэффициенты реагентов – отрицательные, то все реагенты попадают в знаменатель, а продукты реакции – в числитель</w:t>
+        <w:t xml:space="preserve">Произведение активностей есть произведение текущих активностей веществ-участников реакции в степенях, соответствующих стехиометрическим коэффициентам </w:t>
+      </w:r>
+      <w:r>
+        <w:rPr>
+          <w:sz w:val="24"/>
+        </w:rPr>
+        <w:t>т</w:t>
+      </w:r>
+      <w:r>
+        <w:rPr>
+          <w:sz w:val="24"/>
+        </w:rPr>
+        <w:t>ак как стехиометрические коэффициенты реагентов – отрицательные, то все реагенты попадают в знаменатель, а продукты реакции – в числитель</w:t>
       </w:r>
       <w:r>
         <w:rPr>
@@ -3526,6 +3575,7 @@
         </w:rPr>
         <w:t xml:space="preserve"> = </w:t>
       </w:r>
+      <w:proofErr w:type="spellStart"/>
       <w:r>
         <w:rPr>
           <w:sz w:val="24"/>
@@ -3533,6 +3583,7 @@
         </w:rPr>
         <w:t>Kp</w:t>
       </w:r>
+      <w:proofErr w:type="spellEnd"/>
     </w:p>
     <w:p>
       <w:pPr>
@@ -3996,6 +4047,7 @@
         </w:rPr>
         <w:br/>
       </w:r>
+      <w:proofErr w:type="spellStart"/>
       <w:r>
         <w:rPr>
           <w:rFonts w:cs="Times New Roman"/>
@@ -4011,6 +4063,7 @@
         </w:rPr>
         <w:t>ni</w:t>
       </w:r>
+      <w:proofErr w:type="spellEnd"/>
       <w:r>
         <w:rPr>
           <w:sz w:val="24"/>
@@ -4259,21 +4312,44 @@
           <w:b/>
           <w:sz w:val="24"/>
         </w:rPr>
-        <w:t>Принцип Ле-Шателье</w:t>
-      </w:r>
-    </w:p>
-    <w:p>
-      <w:pPr>
-        <w:ind w:firstLine="0"/>
-        <w:rPr>
-          <w:sz w:val="24"/>
-        </w:rPr>
-      </w:pPr>
-      <w:r>
-        <w:rPr>
-          <w:sz w:val="24"/>
-        </w:rPr>
-        <w:t xml:space="preserve">Согласно принципу Ле Шателье, если на систему, находящуюся в состоянии равновесия, оказать внешнее воздействие, то равновесие сместится в сторону уменьшения эффекта внешнего воздействия. </w:t>
+        <w:t>Принцип Ле-</w:t>
+      </w:r>
+      <w:proofErr w:type="spellStart"/>
+      <w:r>
+        <w:rPr>
+          <w:b/>
+          <w:sz w:val="24"/>
+        </w:rPr>
+        <w:t>Шателье</w:t>
+      </w:r>
+      <w:proofErr w:type="spellEnd"/>
+    </w:p>
+    <w:p>
+      <w:pPr>
+        <w:ind w:firstLine="0"/>
+        <w:rPr>
+          <w:sz w:val="24"/>
+        </w:rPr>
+      </w:pPr>
+      <w:r>
+        <w:rPr>
+          <w:sz w:val="24"/>
+        </w:rPr>
+        <w:t xml:space="preserve">Согласно принципу Ле </w:t>
+      </w:r>
+      <w:proofErr w:type="spellStart"/>
+      <w:r>
+        <w:rPr>
+          <w:sz w:val="24"/>
+        </w:rPr>
+        <w:t>Шателье</w:t>
+      </w:r>
+      <w:proofErr w:type="spellEnd"/>
+      <w:r>
+        <w:rPr>
+          <w:sz w:val="24"/>
+        </w:rPr>
+        <w:t xml:space="preserve">, если на систему, находящуюся в состоянии равновесия, оказать внешнее воздействие, то равновесие сместится в сторону уменьшения эффекта внешнего воздействия. </w:t>
       </w:r>
     </w:p>
     <w:p>
@@ -5152,6 +5228,7 @@
         </w:rPr>
         <w:t xml:space="preserve"> = </w:t>
       </w:r>
+      <w:proofErr w:type="spellStart"/>
       <w:r>
         <w:rPr>
           <w:rFonts w:ascii="Times New Roman" w:hAnsi="Times New Roman" w:cs="Times New Roman"/>
@@ -5161,6 +5238,7 @@
         </w:rPr>
         <w:t>COCl</w:t>
       </w:r>
+      <w:proofErr w:type="spellEnd"/>
       <w:r>
         <w:rPr>
           <w:rFonts w:ascii="Times New Roman" w:hAnsi="Times New Roman" w:cs="Times New Roman"/>
@@ -5214,7 +5292,25 @@
           <w:sz w:val="24"/>
           <w:szCs w:val="24"/>
         </w:rPr>
-        <w:t xml:space="preserve">Применяя принцип Ле-Шателье определить изменение </w:t>
+        <w:t>Применяя принцип Ле-</w:t>
+      </w:r>
+      <w:proofErr w:type="spellStart"/>
+      <w:r>
+        <w:rPr>
+          <w:rFonts w:ascii="Times New Roman" w:hAnsi="Times New Roman" w:cs="Times New Roman"/>
+          <w:sz w:val="24"/>
+          <w:szCs w:val="24"/>
+        </w:rPr>
+        <w:t>Шателье</w:t>
+      </w:r>
+      <w:proofErr w:type="spellEnd"/>
+      <w:r>
+        <w:rPr>
+          <w:rFonts w:ascii="Times New Roman" w:hAnsi="Times New Roman" w:cs="Times New Roman"/>
+          <w:sz w:val="24"/>
+          <w:szCs w:val="24"/>
+        </w:rPr>
+        <w:t xml:space="preserve"> определить изменение </w:t>
       </w:r>
       <w:r>
         <w:rPr>
@@ -6115,6 +6211,7 @@
         </w:rPr>
         <w:t xml:space="preserve">Выразить </w:t>
       </w:r>
+      <w:proofErr w:type="spellStart"/>
       <w:r>
         <w:rPr>
           <w:rFonts w:ascii="Times New Roman" w:hAnsi="Times New Roman" w:cs="Times New Roman"/>
@@ -6138,6 +6235,7 @@
         </w:rPr>
         <w:t>n</w:t>
       </w:r>
+      <w:proofErr w:type="spellEnd"/>
       <w:r>
         <w:rPr>
           <w:rFonts w:ascii="Times New Roman" w:hAnsi="Times New Roman" w:cs="Times New Roman"/>
@@ -6159,6 +6257,7 @@
         </w:rPr>
         <w:t xml:space="preserve"> и </w:t>
       </w:r>
+      <w:proofErr w:type="spellStart"/>
       <w:r>
         <w:rPr>
           <w:rFonts w:ascii="Times New Roman" w:hAnsi="Times New Roman" w:cs="Times New Roman"/>
@@ -6182,6 +6281,7 @@
         </w:rPr>
         <w:t>n</w:t>
       </w:r>
+      <w:proofErr w:type="spellEnd"/>
       <w:r>
         <w:rPr>
           <w:rFonts w:ascii="Times New Roman" w:hAnsi="Times New Roman" w:cs="Times New Roman"/>
@@ -6225,6 +6325,7 @@
         </w:rPr>
         <w:t xml:space="preserve">Используя связь констант равновесия, записать уравнения для </w:t>
       </w:r>
+      <w:proofErr w:type="spellStart"/>
       <w:r>
         <w:rPr>
           <w:rFonts w:ascii="Times New Roman" w:hAnsi="Times New Roman" w:cs="Times New Roman"/>
@@ -6236,6 +6337,7 @@
         </w:rPr>
         <w:t>Kp</w:t>
       </w:r>
+      <w:proofErr w:type="spellEnd"/>
       <w:r>
         <w:rPr>
           <w:rFonts w:ascii="Times New Roman" w:hAnsi="Times New Roman" w:cs="Times New Roman"/>
@@ -6246,6 +6348,7 @@
         </w:rPr>
         <w:t xml:space="preserve">1 и </w:t>
       </w:r>
+      <w:proofErr w:type="spellStart"/>
       <w:r>
         <w:rPr>
           <w:rFonts w:ascii="Times New Roman" w:hAnsi="Times New Roman" w:cs="Times New Roman"/>
@@ -6257,6 +6360,7 @@
         </w:rPr>
         <w:t>Kp</w:t>
       </w:r>
+      <w:proofErr w:type="spellEnd"/>
       <w:r>
         <w:rPr>
           <w:rFonts w:ascii="Times New Roman" w:hAnsi="Times New Roman" w:cs="Times New Roman"/>
@@ -7296,15 +7400,27 @@
           <w:lang w:val="en-US" w:eastAsia="ru-RU"/>
         </w:rPr>
       </w:pPr>
-      <w:r>
-        <w:rPr>
-          <w:rFonts w:ascii="Consolas" w:eastAsia="Times New Roman" w:hAnsi="Consolas" w:cs="Times New Roman"/>
-          <w:color w:val="FFFFFF"/>
-          <w:sz w:val="21"/>
-          <w:szCs w:val="21"/>
-          <w:lang w:val="en-US" w:eastAsia="ru-RU"/>
-        </w:rPr>
-        <w:t xml:space="preserve">coef_CO </w:t>
+      <w:proofErr w:type="spellStart"/>
+      <w:r>
+        <w:rPr>
+          <w:rFonts w:ascii="Consolas" w:eastAsia="Times New Roman" w:hAnsi="Consolas" w:cs="Times New Roman"/>
+          <w:color w:val="FFFFFF"/>
+          <w:sz w:val="21"/>
+          <w:szCs w:val="21"/>
+          <w:lang w:val="en-US" w:eastAsia="ru-RU"/>
+        </w:rPr>
+        <w:t>coef_CO</w:t>
+      </w:r>
+      <w:proofErr w:type="spellEnd"/>
+      <w:r>
+        <w:rPr>
+          <w:rFonts w:ascii="Consolas" w:eastAsia="Times New Roman" w:hAnsi="Consolas" w:cs="Times New Roman"/>
+          <w:color w:val="FFFFFF"/>
+          <w:sz w:val="21"/>
+          <w:szCs w:val="21"/>
+          <w:lang w:val="en-US" w:eastAsia="ru-RU"/>
+        </w:rPr>
+        <w:t xml:space="preserve"> </w:t>
       </w:r>
       <w:r>
         <w:rPr>
@@ -7546,6 +7662,7 @@
         </w:rPr>
         <w:t xml:space="preserve"> </w:t>
       </w:r>
+      <w:proofErr w:type="spellStart"/>
       <w:r>
         <w:rPr>
           <w:rFonts w:ascii="Consolas" w:eastAsia="Times New Roman" w:hAnsi="Consolas" w:cs="Times New Roman"/>
@@ -7567,6 +7684,7 @@
         </w:rPr>
         <w:t>H</w:t>
       </w:r>
+      <w:proofErr w:type="spellEnd"/>
       <w:r>
         <w:rPr>
           <w:rFonts w:ascii="Consolas" w:eastAsia="Times New Roman" w:hAnsi="Consolas" w:cs="Times New Roman"/>
@@ -7577,6 +7695,7 @@
         </w:rPr>
         <w:t>(</w:t>
       </w:r>
+      <w:proofErr w:type="spellStart"/>
       <w:proofErr w:type="gramEnd"/>
       <w:r>
         <w:rPr>
@@ -7586,7 +7705,18 @@
           <w:szCs w:val="21"/>
           <w:lang w:val="en-US" w:eastAsia="ru-RU"/>
         </w:rPr>
-        <w:t>coef, T, R):</w:t>
+        <w:t>coef</w:t>
+      </w:r>
+      <w:proofErr w:type="spellEnd"/>
+      <w:r>
+        <w:rPr>
+          <w:rFonts w:ascii="Consolas" w:eastAsia="Times New Roman" w:hAnsi="Consolas" w:cs="Times New Roman"/>
+          <w:color w:val="FFFFFF"/>
+          <w:sz w:val="21"/>
+          <w:szCs w:val="21"/>
+          <w:lang w:val="en-US" w:eastAsia="ru-RU"/>
+        </w:rPr>
+        <w:t>, T, R):</w:t>
       </w:r>
     </w:p>
     <w:p>
@@ -7708,6 +7838,7 @@
         </w:rPr>
         <w:t xml:space="preserve"> (</w:t>
       </w:r>
+      <w:proofErr w:type="spellStart"/>
       <w:proofErr w:type="gramStart"/>
       <w:r>
         <w:rPr>
@@ -7717,7 +7848,18 @@
           <w:szCs w:val="21"/>
           <w:lang w:val="en-US" w:eastAsia="ru-RU"/>
         </w:rPr>
-        <w:t>coef[</w:t>
+        <w:t>coef</w:t>
+      </w:r>
+      <w:proofErr w:type="spellEnd"/>
+      <w:r>
+        <w:rPr>
+          <w:rFonts w:ascii="Consolas" w:eastAsia="Times New Roman" w:hAnsi="Consolas" w:cs="Times New Roman"/>
+          <w:color w:val="FFFFFF"/>
+          <w:sz w:val="21"/>
+          <w:szCs w:val="21"/>
+          <w:lang w:val="en-US" w:eastAsia="ru-RU"/>
+        </w:rPr>
+        <w:t>[</w:t>
       </w:r>
       <w:proofErr w:type="gramEnd"/>
       <w:r>
@@ -7758,7 +7900,30 @@
           <w:szCs w:val="21"/>
           <w:lang w:val="en-US" w:eastAsia="ru-RU"/>
         </w:rPr>
-        <w:t xml:space="preserve"> coef[</w:t>
+        <w:t xml:space="preserve"> </w:t>
+      </w:r>
+      <w:proofErr w:type="spellStart"/>
+      <w:proofErr w:type="gramStart"/>
+      <w:r>
+        <w:rPr>
+          <w:rFonts w:ascii="Consolas" w:eastAsia="Times New Roman" w:hAnsi="Consolas" w:cs="Times New Roman"/>
+          <w:color w:val="FFFFFF"/>
+          <w:sz w:val="21"/>
+          <w:szCs w:val="21"/>
+          <w:lang w:val="en-US" w:eastAsia="ru-RU"/>
+        </w:rPr>
+        <w:t>coef</w:t>
+      </w:r>
+      <w:proofErr w:type="spellEnd"/>
+      <w:r>
+        <w:rPr>
+          <w:rFonts w:ascii="Consolas" w:eastAsia="Times New Roman" w:hAnsi="Consolas" w:cs="Times New Roman"/>
+          <w:color w:val="FFFFFF"/>
+          <w:sz w:val="21"/>
+          <w:szCs w:val="21"/>
+          <w:lang w:val="en-US" w:eastAsia="ru-RU"/>
+        </w:rPr>
+        <w:t>[</w:t>
       </w:r>
       <w:r>
         <w:rPr>
@@ -7790,6 +7955,7 @@
         </w:rPr>
         <w:t>*</w:t>
       </w:r>
+      <w:proofErr w:type="gramEnd"/>
       <w:r>
         <w:rPr>
           <w:rFonts w:ascii="Consolas" w:eastAsia="Times New Roman" w:hAnsi="Consolas" w:cs="Times New Roman"/>
@@ -7848,8 +8014,31 @@
           <w:szCs w:val="21"/>
           <w:lang w:val="en-US" w:eastAsia="ru-RU"/>
         </w:rPr>
-        <w:t xml:space="preserve"> coef[</w:t>
-      </w:r>
+        <w:t xml:space="preserve"> </w:t>
+      </w:r>
+      <w:proofErr w:type="spellStart"/>
+      <w:r>
+        <w:rPr>
+          <w:rFonts w:ascii="Consolas" w:eastAsia="Times New Roman" w:hAnsi="Consolas" w:cs="Times New Roman"/>
+          <w:color w:val="FFFFFF"/>
+          <w:sz w:val="21"/>
+          <w:szCs w:val="21"/>
+          <w:lang w:val="en-US" w:eastAsia="ru-RU"/>
+        </w:rPr>
+        <w:t>coef</w:t>
+      </w:r>
+      <w:proofErr w:type="spellEnd"/>
+      <w:r>
+        <w:rPr>
+          <w:rFonts w:ascii="Consolas" w:eastAsia="Times New Roman" w:hAnsi="Consolas" w:cs="Times New Roman"/>
+          <w:color w:val="FFFFFF"/>
+          <w:sz w:val="21"/>
+          <w:szCs w:val="21"/>
+          <w:lang w:val="en-US" w:eastAsia="ru-RU"/>
+        </w:rPr>
+        <w:t>[</w:t>
+      </w:r>
+      <w:proofErr w:type="gramStart"/>
       <w:r>
         <w:rPr>
           <w:rFonts w:ascii="Consolas" w:eastAsia="Times New Roman" w:hAnsi="Consolas" w:cs="Times New Roman"/>
@@ -7880,6 +8069,7 @@
         </w:rPr>
         <w:t>*</w:t>
       </w:r>
+      <w:proofErr w:type="gramEnd"/>
       <w:r>
         <w:rPr>
           <w:rFonts w:ascii="Consolas" w:eastAsia="Times New Roman" w:hAnsi="Consolas" w:cs="Times New Roman"/>
@@ -7968,8 +8158,31 @@
           <w:szCs w:val="21"/>
           <w:lang w:val="en-US" w:eastAsia="ru-RU"/>
         </w:rPr>
-        <w:t xml:space="preserve"> coef[</w:t>
-      </w:r>
+        <w:t xml:space="preserve"> </w:t>
+      </w:r>
+      <w:proofErr w:type="spellStart"/>
+      <w:r>
+        <w:rPr>
+          <w:rFonts w:ascii="Consolas" w:eastAsia="Times New Roman" w:hAnsi="Consolas" w:cs="Times New Roman"/>
+          <w:color w:val="FFFFFF"/>
+          <w:sz w:val="21"/>
+          <w:szCs w:val="21"/>
+          <w:lang w:val="en-US" w:eastAsia="ru-RU"/>
+        </w:rPr>
+        <w:t>coef</w:t>
+      </w:r>
+      <w:proofErr w:type="spellEnd"/>
+      <w:r>
+        <w:rPr>
+          <w:rFonts w:ascii="Consolas" w:eastAsia="Times New Roman" w:hAnsi="Consolas" w:cs="Times New Roman"/>
+          <w:color w:val="FFFFFF"/>
+          <w:sz w:val="21"/>
+          <w:szCs w:val="21"/>
+          <w:lang w:val="en-US" w:eastAsia="ru-RU"/>
+        </w:rPr>
+        <w:t>[</w:t>
+      </w:r>
+      <w:proofErr w:type="gramStart"/>
       <w:r>
         <w:rPr>
           <w:rFonts w:ascii="Consolas" w:eastAsia="Times New Roman" w:hAnsi="Consolas" w:cs="Times New Roman"/>
@@ -8000,6 +8213,7 @@
         </w:rPr>
         <w:t>*</w:t>
       </w:r>
+      <w:proofErr w:type="gramEnd"/>
       <w:r>
         <w:rPr>
           <w:rFonts w:ascii="Consolas" w:eastAsia="Times New Roman" w:hAnsi="Consolas" w:cs="Times New Roman"/>
@@ -8088,8 +8302,31 @@
           <w:szCs w:val="21"/>
           <w:lang w:val="en-US" w:eastAsia="ru-RU"/>
         </w:rPr>
-        <w:t xml:space="preserve"> coef[</w:t>
-      </w:r>
+        <w:t xml:space="preserve"> </w:t>
+      </w:r>
+      <w:proofErr w:type="spellStart"/>
+      <w:r>
+        <w:rPr>
+          <w:rFonts w:ascii="Consolas" w:eastAsia="Times New Roman" w:hAnsi="Consolas" w:cs="Times New Roman"/>
+          <w:color w:val="FFFFFF"/>
+          <w:sz w:val="21"/>
+          <w:szCs w:val="21"/>
+          <w:lang w:val="en-US" w:eastAsia="ru-RU"/>
+        </w:rPr>
+        <w:t>coef</w:t>
+      </w:r>
+      <w:proofErr w:type="spellEnd"/>
+      <w:r>
+        <w:rPr>
+          <w:rFonts w:ascii="Consolas" w:eastAsia="Times New Roman" w:hAnsi="Consolas" w:cs="Times New Roman"/>
+          <w:color w:val="FFFFFF"/>
+          <w:sz w:val="21"/>
+          <w:szCs w:val="21"/>
+          <w:lang w:val="en-US" w:eastAsia="ru-RU"/>
+        </w:rPr>
+        <w:t>[</w:t>
+      </w:r>
+      <w:proofErr w:type="gramStart"/>
       <w:r>
         <w:rPr>
           <w:rFonts w:ascii="Consolas" w:eastAsia="Times New Roman" w:hAnsi="Consolas" w:cs="Times New Roman"/>
@@ -8120,6 +8357,7 @@
         </w:rPr>
         <w:t>*</w:t>
       </w:r>
+      <w:proofErr w:type="gramEnd"/>
       <w:r>
         <w:rPr>
           <w:rFonts w:ascii="Consolas" w:eastAsia="Times New Roman" w:hAnsi="Consolas" w:cs="Times New Roman"/>
@@ -8208,7 +8446,29 @@
           <w:szCs w:val="21"/>
           <w:lang w:val="en-US" w:eastAsia="ru-RU"/>
         </w:rPr>
-        <w:t xml:space="preserve"> coef[</w:t>
+        <w:t xml:space="preserve"> </w:t>
+      </w:r>
+      <w:proofErr w:type="spellStart"/>
+      <w:r>
+        <w:rPr>
+          <w:rFonts w:ascii="Consolas" w:eastAsia="Times New Roman" w:hAnsi="Consolas" w:cs="Times New Roman"/>
+          <w:color w:val="FFFFFF"/>
+          <w:sz w:val="21"/>
+          <w:szCs w:val="21"/>
+          <w:lang w:val="en-US" w:eastAsia="ru-RU"/>
+        </w:rPr>
+        <w:t>coef</w:t>
+      </w:r>
+      <w:proofErr w:type="spellEnd"/>
+      <w:r>
+        <w:rPr>
+          <w:rFonts w:ascii="Consolas" w:eastAsia="Times New Roman" w:hAnsi="Consolas" w:cs="Times New Roman"/>
+          <w:color w:val="FFFFFF"/>
+          <w:sz w:val="21"/>
+          <w:szCs w:val="21"/>
+          <w:lang w:val="en-US" w:eastAsia="ru-RU"/>
+        </w:rPr>
+        <w:t>[</w:t>
       </w:r>
       <w:r>
         <w:rPr>
@@ -8308,7 +8568,18 @@
           <w:szCs w:val="21"/>
           <w:lang w:val="en-US" w:eastAsia="ru-RU"/>
         </w:rPr>
-        <w:t xml:space="preserve"> calc_</w:t>
+        <w:t xml:space="preserve"> </w:t>
+      </w:r>
+      <w:proofErr w:type="spellStart"/>
+      <w:r>
+        <w:rPr>
+          <w:rFonts w:ascii="Consolas" w:eastAsia="Times New Roman" w:hAnsi="Consolas" w:cs="Times New Roman"/>
+          <w:color w:val="FFFFFF"/>
+          <w:sz w:val="21"/>
+          <w:szCs w:val="21"/>
+          <w:lang w:val="en-US" w:eastAsia="ru-RU"/>
+        </w:rPr>
+        <w:t>calc_</w:t>
       </w:r>
       <w:proofErr w:type="gramStart"/>
       <w:r>
@@ -8319,7 +8590,18 @@
           <w:szCs w:val="21"/>
           <w:lang w:val="en-US" w:eastAsia="ru-RU"/>
         </w:rPr>
-        <w:t>H(</w:t>
+        <w:t>H</w:t>
+      </w:r>
+      <w:proofErr w:type="spellEnd"/>
+      <w:r>
+        <w:rPr>
+          <w:rFonts w:ascii="Consolas" w:eastAsia="Times New Roman" w:hAnsi="Consolas" w:cs="Times New Roman"/>
+          <w:color w:val="FFFFFF"/>
+          <w:sz w:val="21"/>
+          <w:szCs w:val="21"/>
+          <w:lang w:val="en-US" w:eastAsia="ru-RU"/>
+        </w:rPr>
+        <w:t>(</w:t>
       </w:r>
       <w:proofErr w:type="gramEnd"/>
       <w:r>
@@ -8375,7 +8657,18 @@
           <w:szCs w:val="21"/>
           <w:lang w:val="en-US" w:eastAsia="ru-RU"/>
         </w:rPr>
-        <w:t xml:space="preserve"> calc_</w:t>
+        <w:t xml:space="preserve"> </w:t>
+      </w:r>
+      <w:proofErr w:type="spellStart"/>
+      <w:r>
+        <w:rPr>
+          <w:rFonts w:ascii="Consolas" w:eastAsia="Times New Roman" w:hAnsi="Consolas" w:cs="Times New Roman"/>
+          <w:color w:val="FFFFFF"/>
+          <w:sz w:val="21"/>
+          <w:szCs w:val="21"/>
+          <w:lang w:val="en-US" w:eastAsia="ru-RU"/>
+        </w:rPr>
+        <w:t>calc_</w:t>
       </w:r>
       <w:proofErr w:type="gramStart"/>
       <w:r>
@@ -8386,7 +8679,18 @@
           <w:szCs w:val="21"/>
           <w:lang w:val="en-US" w:eastAsia="ru-RU"/>
         </w:rPr>
-        <w:t>H(</w:t>
+        <w:t>H</w:t>
+      </w:r>
+      <w:proofErr w:type="spellEnd"/>
+      <w:r>
+        <w:rPr>
+          <w:rFonts w:ascii="Consolas" w:eastAsia="Times New Roman" w:hAnsi="Consolas" w:cs="Times New Roman"/>
+          <w:color w:val="FFFFFF"/>
+          <w:sz w:val="21"/>
+          <w:szCs w:val="21"/>
+          <w:lang w:val="en-US" w:eastAsia="ru-RU"/>
+        </w:rPr>
+        <w:t>(</w:t>
       </w:r>
       <w:proofErr w:type="gramEnd"/>
       <w:r>
@@ -8442,7 +8746,18 @@
           <w:szCs w:val="21"/>
           <w:lang w:val="en-US" w:eastAsia="ru-RU"/>
         </w:rPr>
-        <w:t xml:space="preserve"> calc_</w:t>
+        <w:t xml:space="preserve"> </w:t>
+      </w:r>
+      <w:proofErr w:type="spellStart"/>
+      <w:r>
+        <w:rPr>
+          <w:rFonts w:ascii="Consolas" w:eastAsia="Times New Roman" w:hAnsi="Consolas" w:cs="Times New Roman"/>
+          <w:color w:val="FFFFFF"/>
+          <w:sz w:val="21"/>
+          <w:szCs w:val="21"/>
+          <w:lang w:val="en-US" w:eastAsia="ru-RU"/>
+        </w:rPr>
+        <w:t>calc_</w:t>
       </w:r>
       <w:proofErr w:type="gramStart"/>
       <w:r>
@@ -8453,8 +8768,20 @@
           <w:szCs w:val="21"/>
           <w:lang w:val="en-US" w:eastAsia="ru-RU"/>
         </w:rPr>
-        <w:t>H(</w:t>
-      </w:r>
+        <w:t>H</w:t>
+      </w:r>
+      <w:proofErr w:type="spellEnd"/>
+      <w:r>
+        <w:rPr>
+          <w:rFonts w:ascii="Consolas" w:eastAsia="Times New Roman" w:hAnsi="Consolas" w:cs="Times New Roman"/>
+          <w:color w:val="FFFFFF"/>
+          <w:sz w:val="21"/>
+          <w:szCs w:val="21"/>
+          <w:lang w:val="en-US" w:eastAsia="ru-RU"/>
+        </w:rPr>
+        <w:t>(</w:t>
+      </w:r>
+      <w:proofErr w:type="spellStart"/>
       <w:proofErr w:type="gramEnd"/>
       <w:r>
         <w:rPr>
@@ -8464,7 +8791,18 @@
           <w:szCs w:val="21"/>
           <w:lang w:val="en-US" w:eastAsia="ru-RU"/>
         </w:rPr>
-        <w:t>coef_CO, T, R)</w:t>
+        <w:t>coef_CO</w:t>
+      </w:r>
+      <w:proofErr w:type="spellEnd"/>
+      <w:r>
+        <w:rPr>
+          <w:rFonts w:ascii="Consolas" w:eastAsia="Times New Roman" w:hAnsi="Consolas" w:cs="Times New Roman"/>
+          <w:color w:val="FFFFFF"/>
+          <w:sz w:val="21"/>
+          <w:szCs w:val="21"/>
+          <w:lang w:val="en-US" w:eastAsia="ru-RU"/>
+        </w:rPr>
+        <w:t>, T, R)</w:t>
       </w:r>
     </w:p>
     <w:p>
@@ -8506,15 +8844,27 @@
           <w:lang w:val="en-US" w:eastAsia="ru-RU"/>
         </w:rPr>
       </w:pPr>
-      <w:r>
-        <w:rPr>
-          <w:rFonts w:ascii="Consolas" w:eastAsia="Times New Roman" w:hAnsi="Consolas" w:cs="Times New Roman"/>
-          <w:color w:val="FFFFFF"/>
-          <w:sz w:val="21"/>
-          <w:szCs w:val="21"/>
-          <w:lang w:val="en-US" w:eastAsia="ru-RU"/>
-        </w:rPr>
-        <w:t xml:space="preserve">delta_H </w:t>
+      <w:proofErr w:type="spellStart"/>
+      <w:r>
+        <w:rPr>
+          <w:rFonts w:ascii="Consolas" w:eastAsia="Times New Roman" w:hAnsi="Consolas" w:cs="Times New Roman"/>
+          <w:color w:val="FFFFFF"/>
+          <w:sz w:val="21"/>
+          <w:szCs w:val="21"/>
+          <w:lang w:val="en-US" w:eastAsia="ru-RU"/>
+        </w:rPr>
+        <w:t>delta_H</w:t>
+      </w:r>
+      <w:proofErr w:type="spellEnd"/>
+      <w:r>
+        <w:rPr>
+          <w:rFonts w:ascii="Consolas" w:eastAsia="Times New Roman" w:hAnsi="Consolas" w:cs="Times New Roman"/>
+          <w:color w:val="FFFFFF"/>
+          <w:sz w:val="21"/>
+          <w:szCs w:val="21"/>
+          <w:lang w:val="en-US" w:eastAsia="ru-RU"/>
+        </w:rPr>
+        <w:t xml:space="preserve"> </w:t>
       </w:r>
       <w:r>
         <w:rPr>
@@ -8892,6 +9242,7 @@
         </w:rPr>
         <w:t>f</w:t>
       </w:r>
+      <w:proofErr w:type="gramStart"/>
       <w:r>
         <w:rPr>
           <w:rFonts w:ascii="Consolas" w:eastAsia="Times New Roman" w:hAnsi="Consolas" w:cs="Times New Roman"/>
@@ -8900,7 +9251,40 @@
           <w:szCs w:val="21"/>
           <w:lang w:val="en-US" w:eastAsia="ru-RU"/>
         </w:rPr>
-        <w:t xml:space="preserve">"  H(CO)    = </w:t>
+        <w:t>"  H</w:t>
+      </w:r>
+      <w:proofErr w:type="gramEnd"/>
+      <w:r>
+        <w:rPr>
+          <w:rFonts w:ascii="Consolas" w:eastAsia="Times New Roman" w:hAnsi="Consolas" w:cs="Times New Roman"/>
+          <w:color w:val="99FFE4"/>
+          <w:sz w:val="21"/>
+          <w:szCs w:val="21"/>
+          <w:lang w:val="en-US" w:eastAsia="ru-RU"/>
+        </w:rPr>
+        <w:t>(</w:t>
+      </w:r>
+      <w:proofErr w:type="gramStart"/>
+      <w:r>
+        <w:rPr>
+          <w:rFonts w:ascii="Consolas" w:eastAsia="Times New Roman" w:hAnsi="Consolas" w:cs="Times New Roman"/>
+          <w:color w:val="99FFE4"/>
+          <w:sz w:val="21"/>
+          <w:szCs w:val="21"/>
+          <w:lang w:val="en-US" w:eastAsia="ru-RU"/>
+        </w:rPr>
+        <w:t xml:space="preserve">CO)   </w:t>
+      </w:r>
+      <w:proofErr w:type="gramEnd"/>
+      <w:r>
+        <w:rPr>
+          <w:rFonts w:ascii="Consolas" w:eastAsia="Times New Roman" w:hAnsi="Consolas" w:cs="Times New Roman"/>
+          <w:color w:val="99FFE4"/>
+          <w:sz w:val="21"/>
+          <w:szCs w:val="21"/>
+          <w:lang w:val="en-US" w:eastAsia="ru-RU"/>
+        </w:rPr>
+        <w:t xml:space="preserve"> = </w:t>
       </w:r>
       <w:r>
         <w:rPr>
@@ -9049,6 +9433,7 @@
         </w:rPr>
         <w:t>f</w:t>
       </w:r>
+      <w:proofErr w:type="gramStart"/>
       <w:r>
         <w:rPr>
           <w:rFonts w:ascii="Consolas" w:eastAsia="Times New Roman" w:hAnsi="Consolas" w:cs="Times New Roman"/>
@@ -9057,7 +9442,40 @@
           <w:szCs w:val="21"/>
           <w:lang w:val="en-US" w:eastAsia="ru-RU"/>
         </w:rPr>
-        <w:t xml:space="preserve">"  H(CH3OH)   = </w:t>
+        <w:t>"  H</w:t>
+      </w:r>
+      <w:proofErr w:type="gramEnd"/>
+      <w:r>
+        <w:rPr>
+          <w:rFonts w:ascii="Consolas" w:eastAsia="Times New Roman" w:hAnsi="Consolas" w:cs="Times New Roman"/>
+          <w:color w:val="99FFE4"/>
+          <w:sz w:val="21"/>
+          <w:szCs w:val="21"/>
+          <w:lang w:val="en-US" w:eastAsia="ru-RU"/>
+        </w:rPr>
+        <w:t>(CH3</w:t>
+      </w:r>
+      <w:proofErr w:type="gramStart"/>
+      <w:r>
+        <w:rPr>
+          <w:rFonts w:ascii="Consolas" w:eastAsia="Times New Roman" w:hAnsi="Consolas" w:cs="Times New Roman"/>
+          <w:color w:val="99FFE4"/>
+          <w:sz w:val="21"/>
+          <w:szCs w:val="21"/>
+          <w:lang w:val="en-US" w:eastAsia="ru-RU"/>
+        </w:rPr>
+        <w:t xml:space="preserve">OH)   </w:t>
+      </w:r>
+      <w:proofErr w:type="gramEnd"/>
+      <w:r>
+        <w:rPr>
+          <w:rFonts w:ascii="Consolas" w:eastAsia="Times New Roman" w:hAnsi="Consolas" w:cs="Times New Roman"/>
+          <w:color w:val="99FFE4"/>
+          <w:sz w:val="21"/>
+          <w:szCs w:val="21"/>
+          <w:lang w:val="en-US" w:eastAsia="ru-RU"/>
+        </w:rPr>
+        <w:t xml:space="preserve">= </w:t>
       </w:r>
       <w:r>
         <w:rPr>
@@ -9206,6 +9624,7 @@
         </w:rPr>
         <w:t>f</w:t>
       </w:r>
+      <w:proofErr w:type="gramStart"/>
       <w:r>
         <w:rPr>
           <w:rFonts w:ascii="Consolas" w:eastAsia="Times New Roman" w:hAnsi="Consolas" w:cs="Times New Roman"/>
@@ -9214,7 +9633,18 @@
           <w:szCs w:val="21"/>
           <w:lang w:val="en-US" w:eastAsia="ru-RU"/>
         </w:rPr>
-        <w:t xml:space="preserve">"  H(H2) = </w:t>
+        <w:t>"  H</w:t>
+      </w:r>
+      <w:proofErr w:type="gramEnd"/>
+      <w:r>
+        <w:rPr>
+          <w:rFonts w:ascii="Consolas" w:eastAsia="Times New Roman" w:hAnsi="Consolas" w:cs="Times New Roman"/>
+          <w:color w:val="99FFE4"/>
+          <w:sz w:val="21"/>
+          <w:szCs w:val="21"/>
+          <w:lang w:val="en-US" w:eastAsia="ru-RU"/>
+        </w:rPr>
+        <w:t xml:space="preserve">(H2) = </w:t>
       </w:r>
       <w:r>
         <w:rPr>
@@ -9483,6 +9913,7 @@
         </w:rPr>
         <w:t>{</w:t>
       </w:r>
+      <w:proofErr w:type="spellStart"/>
       <w:r>
         <w:rPr>
           <w:rFonts w:ascii="Consolas" w:eastAsia="Times New Roman" w:hAnsi="Consolas" w:cs="Times New Roman"/>
@@ -9493,6 +9924,7 @@
         </w:rPr>
         <w:t>delta_H</w:t>
       </w:r>
+      <w:proofErr w:type="spellEnd"/>
       <w:r>
         <w:rPr>
           <w:rFonts w:ascii="Consolas" w:eastAsia="Times New Roman" w:hAnsi="Consolas" w:cs="Times New Roman"/>
@@ -10027,7 +10459,21 @@
         <w:rPr>
           <w:sz w:val="24"/>
         </w:rPr>
-        <w:t>Согласно принципу Ле Шателье, если на систему, находящуюся в состоянии равновесия, оказать внешнее воздействие, то равновесие сместится в сторону уменьшения эффекта внешнего воздействия</w:t>
+        <w:t xml:space="preserve">Согласно принципу Ле </w:t>
+      </w:r>
+      <w:proofErr w:type="spellStart"/>
+      <w:r>
+        <w:rPr>
+          <w:sz w:val="24"/>
+        </w:rPr>
+        <w:t>Шателье</w:t>
+      </w:r>
+      <w:proofErr w:type="spellEnd"/>
+      <w:r>
+        <w:rPr>
+          <w:sz w:val="24"/>
+        </w:rPr>
+        <w:t>, если на систему, находящуюся в состоянии равновесия, оказать внешнее воздействие, то равновесие сместится в сторону уменьшения эффекта внешнего воздействия</w:t>
       </w:r>
     </w:p>
     <w:p>
@@ -10374,6 +10820,7 @@
         </w:rPr>
         <w:t> → </w:t>
       </w:r>
+      <w:proofErr w:type="spellStart"/>
       <w:r>
         <w:rPr>
           <w:rStyle w:val="katex-mathml"/>
@@ -10386,6 +10833,7 @@
         </w:rPr>
         <w:t>Kp</w:t>
       </w:r>
+      <w:proofErr w:type="spellEnd"/>
       <w:r>
         <w:rPr>
           <w:rStyle w:val="katex-mathml"/>
@@ -10954,17 +11402,27 @@
           <w:sz w:val="24"/>
           <w:szCs w:val="24"/>
         </w:rPr>
-        <w:t>При постоянной температуре К</w:t>
-      </w:r>
+        <w:t xml:space="preserve">При постоянной температуре </w:t>
+      </w:r>
+      <w:proofErr w:type="spellStart"/>
       <w:r>
         <w:rPr>
           <w:rFonts w:eastAsiaTheme="minorEastAsia" w:cs="Times New Roman"/>
           <w:sz w:val="24"/>
           <w:szCs w:val="24"/>
+        </w:rPr>
+        <w:t>К</w:t>
+      </w:r>
+      <w:r>
+        <w:rPr>
+          <w:rFonts w:eastAsiaTheme="minorEastAsia" w:cs="Times New Roman"/>
+          <w:sz w:val="24"/>
+          <w:szCs w:val="24"/>
           <w:vertAlign w:val="subscript"/>
         </w:rPr>
         <w:t>р</w:t>
       </w:r>
+      <w:proofErr w:type="spellEnd"/>
       <w:r>
         <w:rPr>
           <w:rFonts w:eastAsiaTheme="minorEastAsia" w:cs="Times New Roman"/>
@@ -10991,6 +11449,7 @@
         <w:br/>
         <w:t xml:space="preserve">В исходной реакции </w:t>
       </w:r>
+      <w:proofErr w:type="spellStart"/>
       <w:r>
         <w:rPr>
           <w:rStyle w:val="katex-mathml"/>
@@ -11001,7 +11460,20 @@
           <w:bdr w:val="none" w:sz="0" w:space="0" w:color="auto" w:frame="1"/>
           <w:shd w:val="clear" w:color="auto" w:fill="FFFFFF"/>
         </w:rPr>
-        <w:t>Δν =</w:t>
+        <w:t>Δν</w:t>
+      </w:r>
+      <w:proofErr w:type="spellEnd"/>
+      <w:r>
+        <w:rPr>
+          <w:rStyle w:val="katex-mathml"/>
+          <w:rFonts w:cs="Times New Roman"/>
+          <w:color w:val="0F1115"/>
+          <w:sz w:val="24"/>
+          <w:szCs w:val="24"/>
+          <w:bdr w:val="none" w:sz="0" w:space="0" w:color="auto" w:frame="1"/>
+          <w:shd w:val="clear" w:color="auto" w:fill="FFFFFF"/>
+        </w:rPr>
+        <w:t xml:space="preserve"> =</w:t>
       </w:r>
       <w:r>
         <w:rPr>
@@ -11285,8 +11757,9 @@
           <w:bdr w:val="none" w:sz="0" w:space="0" w:color="auto" w:frame="1"/>
           <w:shd w:val="clear" w:color="auto" w:fill="FFFFFF"/>
         </w:rPr>
-        <w:t>чтобы К</w:t>
-      </w:r>
+        <w:t xml:space="preserve">чтобы </w:t>
+      </w:r>
+      <w:proofErr w:type="spellStart"/>
       <w:r>
         <w:rPr>
           <w:rStyle w:val="katex-mathml"/>
@@ -11296,9 +11769,8 @@
           <w:szCs w:val="24"/>
           <w:bdr w:val="none" w:sz="0" w:space="0" w:color="auto" w:frame="1"/>
           <w:shd w:val="clear" w:color="auto" w:fill="FFFFFF"/>
-          <w:vertAlign w:val="subscript"/>
-        </w:rPr>
-        <w:t>р</w:t>
+        </w:rPr>
+        <w:t>К</w:t>
       </w:r>
       <w:r>
         <w:rPr>
@@ -11309,9 +11781,11 @@
           <w:szCs w:val="24"/>
           <w:bdr w:val="none" w:sz="0" w:space="0" w:color="auto" w:frame="1"/>
           <w:shd w:val="clear" w:color="auto" w:fill="FFFFFF"/>
-        </w:rPr>
-        <w:t xml:space="preserve"> осталась неизменной, К</w:t>
-      </w:r>
+          <w:vertAlign w:val="subscript"/>
+        </w:rPr>
+        <w:t>р</w:t>
+      </w:r>
+      <w:proofErr w:type="spellEnd"/>
       <w:r>
         <w:rPr>
           <w:rStyle w:val="katex-mathml"/>
@@ -11321,10 +11795,10 @@
           <w:szCs w:val="24"/>
           <w:bdr w:val="none" w:sz="0" w:space="0" w:color="auto" w:frame="1"/>
           <w:shd w:val="clear" w:color="auto" w:fill="FFFFFF"/>
-          <w:vertAlign w:val="subscript"/>
-        </w:rPr>
-        <w:t>х</w:t>
-      </w:r>
+        </w:rPr>
+        <w:t xml:space="preserve"> осталась неизменной, </w:t>
+      </w:r>
+      <w:proofErr w:type="spellStart"/>
       <w:r>
         <w:rPr>
           <w:rStyle w:val="katex-mathml"/>
@@ -11335,7 +11809,7 @@
           <w:bdr w:val="none" w:sz="0" w:space="0" w:color="auto" w:frame="1"/>
           <w:shd w:val="clear" w:color="auto" w:fill="FFFFFF"/>
         </w:rPr>
-        <w:t xml:space="preserve"> долж</w:t>
+        <w:t>К</w:t>
       </w:r>
       <w:r>
         <w:rPr>
@@ -11346,9 +11820,11 @@
           <w:szCs w:val="24"/>
           <w:bdr w:val="none" w:sz="0" w:space="0" w:color="auto" w:frame="1"/>
           <w:shd w:val="clear" w:color="auto" w:fill="FFFFFF"/>
-        </w:rPr>
-        <w:t>ен</w:t>
-      </w:r>
+          <w:vertAlign w:val="subscript"/>
+        </w:rPr>
+        <w:t>х</w:t>
+      </w:r>
+      <w:proofErr w:type="spellEnd"/>
       <w:r>
         <w:rPr>
           <w:rStyle w:val="katex-mathml"/>
@@ -11359,7 +11835,7 @@
           <w:bdr w:val="none" w:sz="0" w:space="0" w:color="auto" w:frame="1"/>
           <w:shd w:val="clear" w:color="auto" w:fill="FFFFFF"/>
         </w:rPr>
-        <w:t xml:space="preserve"> возрасти. Рост К</w:t>
+        <w:t xml:space="preserve"> долж</w:t>
       </w:r>
       <w:r>
         <w:rPr>
@@ -11370,10 +11846,48 @@
           <w:szCs w:val="24"/>
           <w:bdr w:val="none" w:sz="0" w:space="0" w:color="auto" w:frame="1"/>
           <w:shd w:val="clear" w:color="auto" w:fill="FFFFFF"/>
+        </w:rPr>
+        <w:t>ен</w:t>
+      </w:r>
+      <w:r>
+        <w:rPr>
+          <w:rStyle w:val="katex-mathml"/>
+          <w:rFonts w:eastAsiaTheme="minorEastAsia" w:cs="Times New Roman"/>
+          <w:color w:val="0F1115"/>
+          <w:sz w:val="24"/>
+          <w:szCs w:val="24"/>
+          <w:bdr w:val="none" w:sz="0" w:space="0" w:color="auto" w:frame="1"/>
+          <w:shd w:val="clear" w:color="auto" w:fill="FFFFFF"/>
+        </w:rPr>
+        <w:t xml:space="preserve"> возрасти. Рост </w:t>
+      </w:r>
+      <w:proofErr w:type="spellStart"/>
+      <w:r>
+        <w:rPr>
+          <w:rStyle w:val="katex-mathml"/>
+          <w:rFonts w:eastAsiaTheme="minorEastAsia" w:cs="Times New Roman"/>
+          <w:color w:val="0F1115"/>
+          <w:sz w:val="24"/>
+          <w:szCs w:val="24"/>
+          <w:bdr w:val="none" w:sz="0" w:space="0" w:color="auto" w:frame="1"/>
+          <w:shd w:val="clear" w:color="auto" w:fill="FFFFFF"/>
+        </w:rPr>
+        <w:t>К</w:t>
+      </w:r>
+      <w:r>
+        <w:rPr>
+          <w:rStyle w:val="katex-mathml"/>
+          <w:rFonts w:eastAsiaTheme="minorEastAsia" w:cs="Times New Roman"/>
+          <w:color w:val="0F1115"/>
+          <w:sz w:val="24"/>
+          <w:szCs w:val="24"/>
+          <w:bdr w:val="none" w:sz="0" w:space="0" w:color="auto" w:frame="1"/>
+          <w:shd w:val="clear" w:color="auto" w:fill="FFFFFF"/>
           <w:vertAlign w:val="subscript"/>
         </w:rPr>
         <w:t>х</w:t>
       </w:r>
+      <w:proofErr w:type="spellEnd"/>
       <w:r>
         <w:rPr>
           <w:rStyle w:val="katex-mathml"/>
@@ -11857,6 +12371,7 @@
         </w:rPr>
         <w:t xml:space="preserve">При добавлении инертного газа </w:t>
       </w:r>
+      <w:proofErr w:type="spellStart"/>
       <w:r>
         <w:rPr>
           <w:rStyle w:val="mord"/>
@@ -11880,6 +12395,7 @@
         </w:rPr>
         <w:t>n</w:t>
       </w:r>
+      <w:proofErr w:type="spellEnd"/>
       <w:r>
         <w:rPr>
           <w:rFonts w:cs="Times New Roman"/>
@@ -12050,6 +12566,7 @@
         </w:rPr>
         <w:br/>
       </w:r>
+      <w:proofErr w:type="spellStart"/>
       <w:r>
         <w:rPr>
           <w:rFonts w:eastAsiaTheme="minorEastAsia" w:cs="Times New Roman"/>
@@ -12067,6 +12584,7 @@
         </w:rPr>
         <w:t>р</w:t>
       </w:r>
+      <w:proofErr w:type="spellEnd"/>
       <w:r>
         <w:rPr>
           <w:rFonts w:eastAsiaTheme="minorEastAsia" w:cs="Times New Roman"/>
@@ -12554,9 +13072,16 @@
         <w:rPr>
           <w:rFonts w:cs="Times New Roman"/>
           <w:sz w:val="24"/>
+        </w:rPr>
+        <w:t xml:space="preserve"> </w:t>
+      </w:r>
+      <w:r>
+        <w:rPr>
+          <w:rFonts w:cs="Times New Roman"/>
+          <w:sz w:val="24"/>
           <w:lang w:val="en-US"/>
         </w:rPr>
-        <w:t xml:space="preserve"> +</w:t>
+        <w:t>+</w:t>
       </w:r>
       <w:proofErr w:type="gramEnd"/>
       <w:r>
@@ -13162,7 +13687,29 @@
           <w:szCs w:val="21"/>
           <w:lang w:val="en-US" w:eastAsia="ru-RU"/>
         </w:rPr>
-        <w:t xml:space="preserve"> numpy </w:t>
+        <w:t xml:space="preserve"> </w:t>
+      </w:r>
+      <w:proofErr w:type="spellStart"/>
+      <w:r>
+        <w:rPr>
+          <w:rFonts w:ascii="Consolas" w:eastAsia="Times New Roman" w:hAnsi="Consolas" w:cs="Times New Roman"/>
+          <w:color w:val="FFFFFF"/>
+          <w:sz w:val="21"/>
+          <w:szCs w:val="21"/>
+          <w:lang w:val="en-US" w:eastAsia="ru-RU"/>
+        </w:rPr>
+        <w:t>numpy</w:t>
+      </w:r>
+      <w:proofErr w:type="spellEnd"/>
+      <w:r>
+        <w:rPr>
+          <w:rFonts w:ascii="Consolas" w:eastAsia="Times New Roman" w:hAnsi="Consolas" w:cs="Times New Roman"/>
+          <w:color w:val="FFFFFF"/>
+          <w:sz w:val="21"/>
+          <w:szCs w:val="21"/>
+          <w:lang w:val="en-US" w:eastAsia="ru-RU"/>
+        </w:rPr>
+        <w:t xml:space="preserve"> </w:t>
       </w:r>
       <w:r>
         <w:rPr>
@@ -13219,6 +13766,7 @@
         </w:rPr>
         <w:t xml:space="preserve"> </w:t>
       </w:r>
+      <w:proofErr w:type="spellStart"/>
       <w:proofErr w:type="gramStart"/>
       <w:r>
         <w:rPr>
@@ -13230,6 +13778,7 @@
         </w:rPr>
         <w:t>scipy.optimize</w:t>
       </w:r>
+      <w:proofErr w:type="spellEnd"/>
       <w:proofErr w:type="gramEnd"/>
       <w:r>
         <w:rPr>
@@ -13259,8 +13808,20 @@
           <w:szCs w:val="21"/>
           <w:lang w:val="en-US" w:eastAsia="ru-RU"/>
         </w:rPr>
-        <w:t xml:space="preserve"> fsolve</w:t>
-      </w:r>
+        <w:t xml:space="preserve"> </w:t>
+      </w:r>
+      <w:proofErr w:type="spellStart"/>
+      <w:r>
+        <w:rPr>
+          <w:rFonts w:ascii="Consolas" w:eastAsia="Times New Roman" w:hAnsi="Consolas" w:cs="Times New Roman"/>
+          <w:color w:val="FFFFFF"/>
+          <w:sz w:val="21"/>
+          <w:szCs w:val="21"/>
+          <w:lang w:val="en-US" w:eastAsia="ru-RU"/>
+        </w:rPr>
+        <w:t>fsolve</w:t>
+      </w:r>
+      <w:proofErr w:type="spellEnd"/>
     </w:p>
     <w:p>
       <w:pPr>
@@ -13631,15 +14192,27 @@
           <w:lang w:val="en-US" w:eastAsia="ru-RU"/>
         </w:rPr>
       </w:pPr>
-      <w:r>
-        <w:rPr>
-          <w:rFonts w:ascii="Consolas" w:eastAsia="Times New Roman" w:hAnsi="Consolas" w:cs="Times New Roman"/>
-          <w:color w:val="FFFFFF"/>
-          <w:sz w:val="21"/>
-          <w:szCs w:val="21"/>
-          <w:lang w:val="en-US" w:eastAsia="ru-RU"/>
-        </w:rPr>
-        <w:t xml:space="preserve">coef_CO </w:t>
+      <w:proofErr w:type="spellStart"/>
+      <w:r>
+        <w:rPr>
+          <w:rFonts w:ascii="Consolas" w:eastAsia="Times New Roman" w:hAnsi="Consolas" w:cs="Times New Roman"/>
+          <w:color w:val="FFFFFF"/>
+          <w:sz w:val="21"/>
+          <w:szCs w:val="21"/>
+          <w:lang w:val="en-US" w:eastAsia="ru-RU"/>
+        </w:rPr>
+        <w:t>coef_CO</w:t>
+      </w:r>
+      <w:proofErr w:type="spellEnd"/>
+      <w:r>
+        <w:rPr>
+          <w:rFonts w:ascii="Consolas" w:eastAsia="Times New Roman" w:hAnsi="Consolas" w:cs="Times New Roman"/>
+          <w:color w:val="FFFFFF"/>
+          <w:sz w:val="21"/>
+          <w:szCs w:val="21"/>
+          <w:lang w:val="en-US" w:eastAsia="ru-RU"/>
+        </w:rPr>
+        <w:t xml:space="preserve"> </w:t>
       </w:r>
       <w:r>
         <w:rPr>
@@ -14321,6 +14894,7 @@
         </w:rPr>
         <w:t xml:space="preserve"> </w:t>
       </w:r>
+      <w:proofErr w:type="spellStart"/>
       <w:r>
         <w:rPr>
           <w:rFonts w:ascii="Consolas" w:eastAsia="Times New Roman" w:hAnsi="Consolas" w:cs="Times New Roman"/>
@@ -14342,6 +14916,7 @@
         </w:rPr>
         <w:t>H</w:t>
       </w:r>
+      <w:proofErr w:type="spellEnd"/>
       <w:r>
         <w:rPr>
           <w:rFonts w:ascii="Consolas" w:eastAsia="Times New Roman" w:hAnsi="Consolas" w:cs="Times New Roman"/>
@@ -14352,6 +14927,7 @@
         </w:rPr>
         <w:t>(</w:t>
       </w:r>
+      <w:proofErr w:type="spellStart"/>
       <w:proofErr w:type="gramEnd"/>
       <w:r>
         <w:rPr>
@@ -14361,7 +14937,18 @@
           <w:szCs w:val="21"/>
           <w:lang w:val="en-US" w:eastAsia="ru-RU"/>
         </w:rPr>
-        <w:t>coef, T):</w:t>
+        <w:t>coef</w:t>
+      </w:r>
+      <w:proofErr w:type="spellEnd"/>
+      <w:r>
+        <w:rPr>
+          <w:rFonts w:ascii="Consolas" w:eastAsia="Times New Roman" w:hAnsi="Consolas" w:cs="Times New Roman"/>
+          <w:color w:val="FFFFFF"/>
+          <w:sz w:val="21"/>
+          <w:szCs w:val="21"/>
+          <w:lang w:val="en-US" w:eastAsia="ru-RU"/>
+        </w:rPr>
+        <w:t>, T):</w:t>
       </w:r>
     </w:p>
     <w:p>
@@ -14449,6 +15036,7 @@
         </w:rPr>
         <w:t xml:space="preserve"> (</w:t>
       </w:r>
+      <w:proofErr w:type="spellStart"/>
       <w:proofErr w:type="gramStart"/>
       <w:r>
         <w:rPr>
@@ -14458,7 +15046,18 @@
           <w:szCs w:val="21"/>
           <w:lang w:val="en-US" w:eastAsia="ru-RU"/>
         </w:rPr>
-        <w:t>coef[</w:t>
+        <w:t>coef</w:t>
+      </w:r>
+      <w:proofErr w:type="spellEnd"/>
+      <w:r>
+        <w:rPr>
+          <w:rFonts w:ascii="Consolas" w:eastAsia="Times New Roman" w:hAnsi="Consolas" w:cs="Times New Roman"/>
+          <w:color w:val="FFFFFF"/>
+          <w:sz w:val="21"/>
+          <w:szCs w:val="21"/>
+          <w:lang w:val="en-US" w:eastAsia="ru-RU"/>
+        </w:rPr>
+        <w:t>[</w:t>
       </w:r>
       <w:proofErr w:type="gramEnd"/>
       <w:r>
@@ -14499,7 +15098,30 @@
           <w:szCs w:val="21"/>
           <w:lang w:val="en-US" w:eastAsia="ru-RU"/>
         </w:rPr>
-        <w:t xml:space="preserve"> coef[</w:t>
+        <w:t xml:space="preserve"> </w:t>
+      </w:r>
+      <w:proofErr w:type="spellStart"/>
+      <w:proofErr w:type="gramStart"/>
+      <w:r>
+        <w:rPr>
+          <w:rFonts w:ascii="Consolas" w:eastAsia="Times New Roman" w:hAnsi="Consolas" w:cs="Times New Roman"/>
+          <w:color w:val="FFFFFF"/>
+          <w:sz w:val="21"/>
+          <w:szCs w:val="21"/>
+          <w:lang w:val="en-US" w:eastAsia="ru-RU"/>
+        </w:rPr>
+        <w:t>coef</w:t>
+      </w:r>
+      <w:proofErr w:type="spellEnd"/>
+      <w:r>
+        <w:rPr>
+          <w:rFonts w:ascii="Consolas" w:eastAsia="Times New Roman" w:hAnsi="Consolas" w:cs="Times New Roman"/>
+          <w:color w:val="FFFFFF"/>
+          <w:sz w:val="21"/>
+          <w:szCs w:val="21"/>
+          <w:lang w:val="en-US" w:eastAsia="ru-RU"/>
+        </w:rPr>
+        <w:t>[</w:t>
       </w:r>
       <w:r>
         <w:rPr>
@@ -14531,6 +15153,7 @@
         </w:rPr>
         <w:t>*</w:t>
       </w:r>
+      <w:proofErr w:type="gramEnd"/>
       <w:r>
         <w:rPr>
           <w:rFonts w:ascii="Consolas" w:eastAsia="Times New Roman" w:hAnsi="Consolas" w:cs="Times New Roman"/>
@@ -14589,8 +15212,31 @@
           <w:szCs w:val="21"/>
           <w:lang w:val="en-US" w:eastAsia="ru-RU"/>
         </w:rPr>
-        <w:t xml:space="preserve"> coef[</w:t>
-      </w:r>
+        <w:t xml:space="preserve"> </w:t>
+      </w:r>
+      <w:proofErr w:type="spellStart"/>
+      <w:r>
+        <w:rPr>
+          <w:rFonts w:ascii="Consolas" w:eastAsia="Times New Roman" w:hAnsi="Consolas" w:cs="Times New Roman"/>
+          <w:color w:val="FFFFFF"/>
+          <w:sz w:val="21"/>
+          <w:szCs w:val="21"/>
+          <w:lang w:val="en-US" w:eastAsia="ru-RU"/>
+        </w:rPr>
+        <w:t>coef</w:t>
+      </w:r>
+      <w:proofErr w:type="spellEnd"/>
+      <w:r>
+        <w:rPr>
+          <w:rFonts w:ascii="Consolas" w:eastAsia="Times New Roman" w:hAnsi="Consolas" w:cs="Times New Roman"/>
+          <w:color w:val="FFFFFF"/>
+          <w:sz w:val="21"/>
+          <w:szCs w:val="21"/>
+          <w:lang w:val="en-US" w:eastAsia="ru-RU"/>
+        </w:rPr>
+        <w:t>[</w:t>
+      </w:r>
+      <w:proofErr w:type="gramStart"/>
       <w:r>
         <w:rPr>
           <w:rFonts w:ascii="Consolas" w:eastAsia="Times New Roman" w:hAnsi="Consolas" w:cs="Times New Roman"/>
@@ -14621,6 +15267,7 @@
         </w:rPr>
         <w:t>*</w:t>
       </w:r>
+      <w:proofErr w:type="gramEnd"/>
       <w:r>
         <w:rPr>
           <w:rFonts w:ascii="Consolas" w:eastAsia="Times New Roman" w:hAnsi="Consolas" w:cs="Times New Roman"/>
@@ -14709,8 +15356,31 @@
           <w:szCs w:val="21"/>
           <w:lang w:val="en-US" w:eastAsia="ru-RU"/>
         </w:rPr>
-        <w:t xml:space="preserve"> coef[</w:t>
-      </w:r>
+        <w:t xml:space="preserve"> </w:t>
+      </w:r>
+      <w:proofErr w:type="spellStart"/>
+      <w:r>
+        <w:rPr>
+          <w:rFonts w:ascii="Consolas" w:eastAsia="Times New Roman" w:hAnsi="Consolas" w:cs="Times New Roman"/>
+          <w:color w:val="FFFFFF"/>
+          <w:sz w:val="21"/>
+          <w:szCs w:val="21"/>
+          <w:lang w:val="en-US" w:eastAsia="ru-RU"/>
+        </w:rPr>
+        <w:t>coef</w:t>
+      </w:r>
+      <w:proofErr w:type="spellEnd"/>
+      <w:r>
+        <w:rPr>
+          <w:rFonts w:ascii="Consolas" w:eastAsia="Times New Roman" w:hAnsi="Consolas" w:cs="Times New Roman"/>
+          <w:color w:val="FFFFFF"/>
+          <w:sz w:val="21"/>
+          <w:szCs w:val="21"/>
+          <w:lang w:val="en-US" w:eastAsia="ru-RU"/>
+        </w:rPr>
+        <w:t>[</w:t>
+      </w:r>
+      <w:proofErr w:type="gramStart"/>
       <w:r>
         <w:rPr>
           <w:rFonts w:ascii="Consolas" w:eastAsia="Times New Roman" w:hAnsi="Consolas" w:cs="Times New Roman"/>
@@ -14741,6 +15411,7 @@
         </w:rPr>
         <w:t>*</w:t>
       </w:r>
+      <w:proofErr w:type="gramEnd"/>
       <w:r>
         <w:rPr>
           <w:rFonts w:ascii="Consolas" w:eastAsia="Times New Roman" w:hAnsi="Consolas" w:cs="Times New Roman"/>
@@ -14829,8 +15500,31 @@
           <w:szCs w:val="21"/>
           <w:lang w:val="en-US" w:eastAsia="ru-RU"/>
         </w:rPr>
-        <w:t xml:space="preserve"> coef[</w:t>
-      </w:r>
+        <w:t xml:space="preserve"> </w:t>
+      </w:r>
+      <w:proofErr w:type="spellStart"/>
+      <w:r>
+        <w:rPr>
+          <w:rFonts w:ascii="Consolas" w:eastAsia="Times New Roman" w:hAnsi="Consolas" w:cs="Times New Roman"/>
+          <w:color w:val="FFFFFF"/>
+          <w:sz w:val="21"/>
+          <w:szCs w:val="21"/>
+          <w:lang w:val="en-US" w:eastAsia="ru-RU"/>
+        </w:rPr>
+        <w:t>coef</w:t>
+      </w:r>
+      <w:proofErr w:type="spellEnd"/>
+      <w:r>
+        <w:rPr>
+          <w:rFonts w:ascii="Consolas" w:eastAsia="Times New Roman" w:hAnsi="Consolas" w:cs="Times New Roman"/>
+          <w:color w:val="FFFFFF"/>
+          <w:sz w:val="21"/>
+          <w:szCs w:val="21"/>
+          <w:lang w:val="en-US" w:eastAsia="ru-RU"/>
+        </w:rPr>
+        <w:t>[</w:t>
+      </w:r>
+      <w:proofErr w:type="gramStart"/>
       <w:r>
         <w:rPr>
           <w:rFonts w:ascii="Consolas" w:eastAsia="Times New Roman" w:hAnsi="Consolas" w:cs="Times New Roman"/>
@@ -14861,6 +15555,7 @@
         </w:rPr>
         <w:t>*</w:t>
       </w:r>
+      <w:proofErr w:type="gramEnd"/>
       <w:r>
         <w:rPr>
           <w:rFonts w:ascii="Consolas" w:eastAsia="Times New Roman" w:hAnsi="Consolas" w:cs="Times New Roman"/>
@@ -14949,7 +15644,29 @@
           <w:szCs w:val="21"/>
           <w:lang w:val="en-US" w:eastAsia="ru-RU"/>
         </w:rPr>
-        <w:t xml:space="preserve"> coef[</w:t>
+        <w:t xml:space="preserve"> </w:t>
+      </w:r>
+      <w:proofErr w:type="spellStart"/>
+      <w:r>
+        <w:rPr>
+          <w:rFonts w:ascii="Consolas" w:eastAsia="Times New Roman" w:hAnsi="Consolas" w:cs="Times New Roman"/>
+          <w:color w:val="FFFFFF"/>
+          <w:sz w:val="21"/>
+          <w:szCs w:val="21"/>
+          <w:lang w:val="en-US" w:eastAsia="ru-RU"/>
+        </w:rPr>
+        <w:t>coef</w:t>
+      </w:r>
+      <w:proofErr w:type="spellEnd"/>
+      <w:r>
+        <w:rPr>
+          <w:rFonts w:ascii="Consolas" w:eastAsia="Times New Roman" w:hAnsi="Consolas" w:cs="Times New Roman"/>
+          <w:color w:val="FFFFFF"/>
+          <w:sz w:val="21"/>
+          <w:szCs w:val="21"/>
+          <w:lang w:val="en-US" w:eastAsia="ru-RU"/>
+        </w:rPr>
+        <w:t>[</w:t>
       </w:r>
       <w:r>
         <w:rPr>
@@ -15041,6 +15758,7 @@
         </w:rPr>
         <w:t xml:space="preserve"> </w:t>
       </w:r>
+      <w:proofErr w:type="spellStart"/>
       <w:r>
         <w:rPr>
           <w:rFonts w:ascii="Consolas" w:eastAsia="Times New Roman" w:hAnsi="Consolas" w:cs="Times New Roman"/>
@@ -15062,6 +15780,7 @@
         </w:rPr>
         <w:t>S</w:t>
       </w:r>
+      <w:proofErr w:type="spellEnd"/>
       <w:r>
         <w:rPr>
           <w:rFonts w:ascii="Consolas" w:eastAsia="Times New Roman" w:hAnsi="Consolas" w:cs="Times New Roman"/>
@@ -15072,6 +15791,7 @@
         </w:rPr>
         <w:t>(</w:t>
       </w:r>
+      <w:proofErr w:type="spellStart"/>
       <w:proofErr w:type="gramEnd"/>
       <w:r>
         <w:rPr>
@@ -15081,7 +15801,18 @@
           <w:szCs w:val="21"/>
           <w:lang w:val="en-US" w:eastAsia="ru-RU"/>
         </w:rPr>
-        <w:t>coef, T):</w:t>
+        <w:t>coef</w:t>
+      </w:r>
+      <w:proofErr w:type="spellEnd"/>
+      <w:r>
+        <w:rPr>
+          <w:rFonts w:ascii="Consolas" w:eastAsia="Times New Roman" w:hAnsi="Consolas" w:cs="Times New Roman"/>
+          <w:color w:val="FFFFFF"/>
+          <w:sz w:val="21"/>
+          <w:szCs w:val="21"/>
+          <w:lang w:val="en-US" w:eastAsia="ru-RU"/>
+        </w:rPr>
+        <w:t>, T):</w:t>
       </w:r>
     </w:p>
     <w:p>
@@ -15128,6 +15859,7 @@
         </w:rPr>
         <w:t xml:space="preserve"> (</w:t>
       </w:r>
+      <w:proofErr w:type="spellStart"/>
       <w:proofErr w:type="gramStart"/>
       <w:r>
         <w:rPr>
@@ -15137,7 +15869,18 @@
           <w:szCs w:val="21"/>
           <w:lang w:val="en-US" w:eastAsia="ru-RU"/>
         </w:rPr>
-        <w:t>coef[</w:t>
+        <w:t>coef</w:t>
+      </w:r>
+      <w:proofErr w:type="spellEnd"/>
+      <w:r>
+        <w:rPr>
+          <w:rFonts w:ascii="Consolas" w:eastAsia="Times New Roman" w:hAnsi="Consolas" w:cs="Times New Roman"/>
+          <w:color w:val="FFFFFF"/>
+          <w:sz w:val="21"/>
+          <w:szCs w:val="21"/>
+          <w:lang w:val="en-US" w:eastAsia="ru-RU"/>
+        </w:rPr>
+        <w:t>[</w:t>
       </w:r>
       <w:proofErr w:type="gramEnd"/>
       <w:r>
@@ -15198,7 +15941,30 @@
           <w:szCs w:val="21"/>
           <w:lang w:val="en-US" w:eastAsia="ru-RU"/>
         </w:rPr>
-        <w:t xml:space="preserve"> coef[</w:t>
+        <w:t xml:space="preserve"> </w:t>
+      </w:r>
+      <w:proofErr w:type="spellStart"/>
+      <w:proofErr w:type="gramStart"/>
+      <w:r>
+        <w:rPr>
+          <w:rFonts w:ascii="Consolas" w:eastAsia="Times New Roman" w:hAnsi="Consolas" w:cs="Times New Roman"/>
+          <w:color w:val="FFFFFF"/>
+          <w:sz w:val="21"/>
+          <w:szCs w:val="21"/>
+          <w:lang w:val="en-US" w:eastAsia="ru-RU"/>
+        </w:rPr>
+        <w:t>coef</w:t>
+      </w:r>
+      <w:proofErr w:type="spellEnd"/>
+      <w:r>
+        <w:rPr>
+          <w:rFonts w:ascii="Consolas" w:eastAsia="Times New Roman" w:hAnsi="Consolas" w:cs="Times New Roman"/>
+          <w:color w:val="FFFFFF"/>
+          <w:sz w:val="21"/>
+          <w:szCs w:val="21"/>
+          <w:lang w:val="en-US" w:eastAsia="ru-RU"/>
+        </w:rPr>
+        <w:t>[</w:t>
       </w:r>
       <w:r>
         <w:rPr>
@@ -15230,6 +15996,7 @@
         </w:rPr>
         <w:t>*</w:t>
       </w:r>
+      <w:proofErr w:type="gramEnd"/>
       <w:r>
         <w:rPr>
           <w:rFonts w:ascii="Consolas" w:eastAsia="Times New Roman" w:hAnsi="Consolas" w:cs="Times New Roman"/>
@@ -15258,8 +16025,32 @@
           <w:szCs w:val="21"/>
           <w:lang w:val="en-US" w:eastAsia="ru-RU"/>
         </w:rPr>
-        <w:t xml:space="preserve"> (coef[</w:t>
-      </w:r>
+        <w:t xml:space="preserve"> (</w:t>
+      </w:r>
+      <w:proofErr w:type="spellStart"/>
+      <w:proofErr w:type="gramStart"/>
+      <w:r>
+        <w:rPr>
+          <w:rFonts w:ascii="Consolas" w:eastAsia="Times New Roman" w:hAnsi="Consolas" w:cs="Times New Roman"/>
+          <w:color w:val="FFFFFF"/>
+          <w:sz w:val="21"/>
+          <w:szCs w:val="21"/>
+          <w:lang w:val="en-US" w:eastAsia="ru-RU"/>
+        </w:rPr>
+        <w:t>coef</w:t>
+      </w:r>
+      <w:proofErr w:type="spellEnd"/>
+      <w:r>
+        <w:rPr>
+          <w:rFonts w:ascii="Consolas" w:eastAsia="Times New Roman" w:hAnsi="Consolas" w:cs="Times New Roman"/>
+          <w:color w:val="FFFFFF"/>
+          <w:sz w:val="21"/>
+          <w:szCs w:val="21"/>
+          <w:lang w:val="en-US" w:eastAsia="ru-RU"/>
+        </w:rPr>
+        <w:t>[</w:t>
+      </w:r>
+      <w:proofErr w:type="gramEnd"/>
       <w:r>
         <w:rPr>
           <w:rFonts w:ascii="Consolas" w:eastAsia="Times New Roman" w:hAnsi="Consolas" w:cs="Times New Roman"/>
@@ -15290,6 +16081,7 @@
         </w:rPr>
         <w:t>/</w:t>
       </w:r>
+      <w:proofErr w:type="gramStart"/>
       <w:r>
         <w:rPr>
           <w:rFonts w:ascii="Consolas" w:eastAsia="Times New Roman" w:hAnsi="Consolas" w:cs="Times New Roman"/>
@@ -15320,6 +16112,7 @@
         </w:rPr>
         <w:t>*</w:t>
       </w:r>
+      <w:proofErr w:type="gramEnd"/>
       <w:r>
         <w:rPr>
           <w:rFonts w:ascii="Consolas" w:eastAsia="Times New Roman" w:hAnsi="Consolas" w:cs="Times New Roman"/>
@@ -15378,8 +16171,32 @@
           <w:szCs w:val="21"/>
           <w:lang w:val="en-US" w:eastAsia="ru-RU"/>
         </w:rPr>
-        <w:t xml:space="preserve"> (coef[</w:t>
-      </w:r>
+        <w:t xml:space="preserve"> (</w:t>
+      </w:r>
+      <w:proofErr w:type="spellStart"/>
+      <w:proofErr w:type="gramStart"/>
+      <w:r>
+        <w:rPr>
+          <w:rFonts w:ascii="Consolas" w:eastAsia="Times New Roman" w:hAnsi="Consolas" w:cs="Times New Roman"/>
+          <w:color w:val="FFFFFF"/>
+          <w:sz w:val="21"/>
+          <w:szCs w:val="21"/>
+          <w:lang w:val="en-US" w:eastAsia="ru-RU"/>
+        </w:rPr>
+        <w:t>coef</w:t>
+      </w:r>
+      <w:proofErr w:type="spellEnd"/>
+      <w:r>
+        <w:rPr>
+          <w:rFonts w:ascii="Consolas" w:eastAsia="Times New Roman" w:hAnsi="Consolas" w:cs="Times New Roman"/>
+          <w:color w:val="FFFFFF"/>
+          <w:sz w:val="21"/>
+          <w:szCs w:val="21"/>
+          <w:lang w:val="en-US" w:eastAsia="ru-RU"/>
+        </w:rPr>
+        <w:t>[</w:t>
+      </w:r>
+      <w:proofErr w:type="gramEnd"/>
       <w:r>
         <w:rPr>
           <w:rFonts w:ascii="Consolas" w:eastAsia="Times New Roman" w:hAnsi="Consolas" w:cs="Times New Roman"/>
@@ -15410,6 +16227,7 @@
         </w:rPr>
         <w:t>/</w:t>
       </w:r>
+      <w:proofErr w:type="gramStart"/>
       <w:r>
         <w:rPr>
           <w:rFonts w:ascii="Consolas" w:eastAsia="Times New Roman" w:hAnsi="Consolas" w:cs="Times New Roman"/>
@@ -15440,6 +16258,7 @@
         </w:rPr>
         <w:t>*</w:t>
       </w:r>
+      <w:proofErr w:type="gramEnd"/>
       <w:r>
         <w:rPr>
           <w:rFonts w:ascii="Consolas" w:eastAsia="Times New Roman" w:hAnsi="Consolas" w:cs="Times New Roman"/>
@@ -15498,8 +16317,32 @@
           <w:szCs w:val="21"/>
           <w:lang w:val="en-US" w:eastAsia="ru-RU"/>
         </w:rPr>
-        <w:t xml:space="preserve"> (coef[</w:t>
-      </w:r>
+        <w:t xml:space="preserve"> (</w:t>
+      </w:r>
+      <w:proofErr w:type="spellStart"/>
+      <w:proofErr w:type="gramStart"/>
+      <w:r>
+        <w:rPr>
+          <w:rFonts w:ascii="Consolas" w:eastAsia="Times New Roman" w:hAnsi="Consolas" w:cs="Times New Roman"/>
+          <w:color w:val="FFFFFF"/>
+          <w:sz w:val="21"/>
+          <w:szCs w:val="21"/>
+          <w:lang w:val="en-US" w:eastAsia="ru-RU"/>
+        </w:rPr>
+        <w:t>coef</w:t>
+      </w:r>
+      <w:proofErr w:type="spellEnd"/>
+      <w:r>
+        <w:rPr>
+          <w:rFonts w:ascii="Consolas" w:eastAsia="Times New Roman" w:hAnsi="Consolas" w:cs="Times New Roman"/>
+          <w:color w:val="FFFFFF"/>
+          <w:sz w:val="21"/>
+          <w:szCs w:val="21"/>
+          <w:lang w:val="en-US" w:eastAsia="ru-RU"/>
+        </w:rPr>
+        <w:t>[</w:t>
+      </w:r>
+      <w:proofErr w:type="gramEnd"/>
       <w:r>
         <w:rPr>
           <w:rFonts w:ascii="Consolas" w:eastAsia="Times New Roman" w:hAnsi="Consolas" w:cs="Times New Roman"/>
@@ -15530,6 +16373,7 @@
         </w:rPr>
         <w:t>/</w:t>
       </w:r>
+      <w:proofErr w:type="gramStart"/>
       <w:r>
         <w:rPr>
           <w:rFonts w:ascii="Consolas" w:eastAsia="Times New Roman" w:hAnsi="Consolas" w:cs="Times New Roman"/>
@@ -15560,6 +16404,7 @@
         </w:rPr>
         <w:t>*</w:t>
       </w:r>
+      <w:proofErr w:type="gramEnd"/>
       <w:r>
         <w:rPr>
           <w:rFonts w:ascii="Consolas" w:eastAsia="Times New Roman" w:hAnsi="Consolas" w:cs="Times New Roman"/>
@@ -15618,8 +16463,32 @@
           <w:szCs w:val="21"/>
           <w:lang w:val="en-US" w:eastAsia="ru-RU"/>
         </w:rPr>
-        <w:t xml:space="preserve"> coef[</w:t>
-      </w:r>
+        <w:t xml:space="preserve"> </w:t>
+      </w:r>
+      <w:proofErr w:type="spellStart"/>
+      <w:proofErr w:type="gramStart"/>
+      <w:r>
+        <w:rPr>
+          <w:rFonts w:ascii="Consolas" w:eastAsia="Times New Roman" w:hAnsi="Consolas" w:cs="Times New Roman"/>
+          <w:color w:val="FFFFFF"/>
+          <w:sz w:val="21"/>
+          <w:szCs w:val="21"/>
+          <w:lang w:val="en-US" w:eastAsia="ru-RU"/>
+        </w:rPr>
+        <w:t>coef</w:t>
+      </w:r>
+      <w:proofErr w:type="spellEnd"/>
+      <w:r>
+        <w:rPr>
+          <w:rFonts w:ascii="Consolas" w:eastAsia="Times New Roman" w:hAnsi="Consolas" w:cs="Times New Roman"/>
+          <w:color w:val="FFFFFF"/>
+          <w:sz w:val="21"/>
+          <w:szCs w:val="21"/>
+          <w:lang w:val="en-US" w:eastAsia="ru-RU"/>
+        </w:rPr>
+        <w:t>[</w:t>
+      </w:r>
+      <w:proofErr w:type="gramEnd"/>
       <w:r>
         <w:rPr>
           <w:rFonts w:ascii="Consolas" w:eastAsia="Times New Roman" w:hAnsi="Consolas" w:cs="Times New Roman"/>
@@ -15715,6 +16584,7 @@
           <w:lang w:eastAsia="ru-RU"/>
         </w:rPr>
       </w:pPr>
+      <w:proofErr w:type="spellStart"/>
       <w:proofErr w:type="gramStart"/>
       <w:r>
         <w:rPr>
@@ -15726,6 +16596,7 @@
         </w:rPr>
         <w:t>print</w:t>
       </w:r>
+      <w:proofErr w:type="spellEnd"/>
       <w:r>
         <w:rPr>
           <w:rFonts w:ascii="Consolas" w:eastAsia="Times New Roman" w:hAnsi="Consolas" w:cs="Times New Roman"/>
@@ -15827,7 +16698,73 @@
           <w:szCs w:val="21"/>
           <w:lang w:val="en-US" w:eastAsia="ru-RU"/>
         </w:rPr>
-        <w:t xml:space="preserve"> calc_H(coef_H2,  T)</w:t>
+        <w:t xml:space="preserve"> </w:t>
+      </w:r>
+      <w:proofErr w:type="spellStart"/>
+      <w:r>
+        <w:rPr>
+          <w:rFonts w:ascii="Consolas" w:eastAsia="Times New Roman" w:hAnsi="Consolas" w:cs="Times New Roman"/>
+          <w:color w:val="FFFFFF"/>
+          <w:sz w:val="21"/>
+          <w:szCs w:val="21"/>
+          <w:lang w:val="en-US" w:eastAsia="ru-RU"/>
+        </w:rPr>
+        <w:t>calc_</w:t>
+      </w:r>
+      <w:proofErr w:type="gramStart"/>
+      <w:r>
+        <w:rPr>
+          <w:rFonts w:ascii="Consolas" w:eastAsia="Times New Roman" w:hAnsi="Consolas" w:cs="Times New Roman"/>
+          <w:color w:val="FFFFFF"/>
+          <w:sz w:val="21"/>
+          <w:szCs w:val="21"/>
+          <w:lang w:val="en-US" w:eastAsia="ru-RU"/>
+        </w:rPr>
+        <w:t>H</w:t>
+      </w:r>
+      <w:proofErr w:type="spellEnd"/>
+      <w:r>
+        <w:rPr>
+          <w:rFonts w:ascii="Consolas" w:eastAsia="Times New Roman" w:hAnsi="Consolas" w:cs="Times New Roman"/>
+          <w:color w:val="FFFFFF"/>
+          <w:sz w:val="21"/>
+          <w:szCs w:val="21"/>
+          <w:lang w:val="en-US" w:eastAsia="ru-RU"/>
+        </w:rPr>
+        <w:t>(</w:t>
+      </w:r>
+      <w:proofErr w:type="gramEnd"/>
+      <w:r>
+        <w:rPr>
+          <w:rFonts w:ascii="Consolas" w:eastAsia="Times New Roman" w:hAnsi="Consolas" w:cs="Times New Roman"/>
+          <w:color w:val="FFFFFF"/>
+          <w:sz w:val="21"/>
+          <w:szCs w:val="21"/>
+          <w:lang w:val="en-US" w:eastAsia="ru-RU"/>
+        </w:rPr>
+        <w:t>coef_H</w:t>
+      </w:r>
+      <w:proofErr w:type="gramStart"/>
+      <w:r>
+        <w:rPr>
+          <w:rFonts w:ascii="Consolas" w:eastAsia="Times New Roman" w:hAnsi="Consolas" w:cs="Times New Roman"/>
+          <w:color w:val="FFFFFF"/>
+          <w:sz w:val="21"/>
+          <w:szCs w:val="21"/>
+          <w:lang w:val="en-US" w:eastAsia="ru-RU"/>
+        </w:rPr>
+        <w:t>2,  T</w:t>
+      </w:r>
+      <w:proofErr w:type="gramEnd"/>
+      <w:r>
+        <w:rPr>
+          <w:rFonts w:ascii="Consolas" w:eastAsia="Times New Roman" w:hAnsi="Consolas" w:cs="Times New Roman"/>
+          <w:color w:val="FFFFFF"/>
+          <w:sz w:val="21"/>
+          <w:szCs w:val="21"/>
+          <w:lang w:val="en-US" w:eastAsia="ru-RU"/>
+        </w:rPr>
+        <w:t>)</w:t>
       </w:r>
     </w:p>
     <w:p>
@@ -15884,7 +16821,73 @@
           <w:szCs w:val="21"/>
           <w:lang w:val="en-US" w:eastAsia="ru-RU"/>
         </w:rPr>
-        <w:t xml:space="preserve"> calc_S(coef_H2,  T)</w:t>
+        <w:t xml:space="preserve"> </w:t>
+      </w:r>
+      <w:proofErr w:type="spellStart"/>
+      <w:r>
+        <w:rPr>
+          <w:rFonts w:ascii="Consolas" w:eastAsia="Times New Roman" w:hAnsi="Consolas" w:cs="Times New Roman"/>
+          <w:color w:val="FFFFFF"/>
+          <w:sz w:val="21"/>
+          <w:szCs w:val="21"/>
+          <w:lang w:val="en-US" w:eastAsia="ru-RU"/>
+        </w:rPr>
+        <w:t>calc_</w:t>
+      </w:r>
+      <w:proofErr w:type="gramStart"/>
+      <w:r>
+        <w:rPr>
+          <w:rFonts w:ascii="Consolas" w:eastAsia="Times New Roman" w:hAnsi="Consolas" w:cs="Times New Roman"/>
+          <w:color w:val="FFFFFF"/>
+          <w:sz w:val="21"/>
+          <w:szCs w:val="21"/>
+          <w:lang w:val="en-US" w:eastAsia="ru-RU"/>
+        </w:rPr>
+        <w:t>S</w:t>
+      </w:r>
+      <w:proofErr w:type="spellEnd"/>
+      <w:r>
+        <w:rPr>
+          <w:rFonts w:ascii="Consolas" w:eastAsia="Times New Roman" w:hAnsi="Consolas" w:cs="Times New Roman"/>
+          <w:color w:val="FFFFFF"/>
+          <w:sz w:val="21"/>
+          <w:szCs w:val="21"/>
+          <w:lang w:val="en-US" w:eastAsia="ru-RU"/>
+        </w:rPr>
+        <w:t>(</w:t>
+      </w:r>
+      <w:proofErr w:type="gramEnd"/>
+      <w:r>
+        <w:rPr>
+          <w:rFonts w:ascii="Consolas" w:eastAsia="Times New Roman" w:hAnsi="Consolas" w:cs="Times New Roman"/>
+          <w:color w:val="FFFFFF"/>
+          <w:sz w:val="21"/>
+          <w:szCs w:val="21"/>
+          <w:lang w:val="en-US" w:eastAsia="ru-RU"/>
+        </w:rPr>
+        <w:t>coef_H</w:t>
+      </w:r>
+      <w:proofErr w:type="gramStart"/>
+      <w:r>
+        <w:rPr>
+          <w:rFonts w:ascii="Consolas" w:eastAsia="Times New Roman" w:hAnsi="Consolas" w:cs="Times New Roman"/>
+          <w:color w:val="FFFFFF"/>
+          <w:sz w:val="21"/>
+          <w:szCs w:val="21"/>
+          <w:lang w:val="en-US" w:eastAsia="ru-RU"/>
+        </w:rPr>
+        <w:t>2,  T</w:t>
+      </w:r>
+      <w:proofErr w:type="gramEnd"/>
+      <w:r>
+        <w:rPr>
+          <w:rFonts w:ascii="Consolas" w:eastAsia="Times New Roman" w:hAnsi="Consolas" w:cs="Times New Roman"/>
+          <w:color w:val="FFFFFF"/>
+          <w:sz w:val="21"/>
+          <w:szCs w:val="21"/>
+          <w:lang w:val="en-US" w:eastAsia="ru-RU"/>
+        </w:rPr>
+        <w:t>)</w:t>
       </w:r>
     </w:p>
     <w:p>
@@ -15929,7 +16932,18 @@
           <w:szCs w:val="21"/>
           <w:lang w:val="en-US" w:eastAsia="ru-RU"/>
         </w:rPr>
-        <w:t xml:space="preserve"> calc_</w:t>
+        <w:t xml:space="preserve"> </w:t>
+      </w:r>
+      <w:proofErr w:type="spellStart"/>
+      <w:r>
+        <w:rPr>
+          <w:rFonts w:ascii="Consolas" w:eastAsia="Times New Roman" w:hAnsi="Consolas" w:cs="Times New Roman"/>
+          <w:color w:val="FFFFFF"/>
+          <w:sz w:val="21"/>
+          <w:szCs w:val="21"/>
+          <w:lang w:val="en-US" w:eastAsia="ru-RU"/>
+        </w:rPr>
+        <w:t>calc_</w:t>
       </w:r>
       <w:proofErr w:type="gramStart"/>
       <w:r>
@@ -15940,8 +16954,20 @@
           <w:szCs w:val="21"/>
           <w:lang w:val="en-US" w:eastAsia="ru-RU"/>
         </w:rPr>
-        <w:t>H(</w:t>
-      </w:r>
+        <w:t>H</w:t>
+      </w:r>
+      <w:proofErr w:type="spellEnd"/>
+      <w:r>
+        <w:rPr>
+          <w:rFonts w:ascii="Consolas" w:eastAsia="Times New Roman" w:hAnsi="Consolas" w:cs="Times New Roman"/>
+          <w:color w:val="FFFFFF"/>
+          <w:sz w:val="21"/>
+          <w:szCs w:val="21"/>
+          <w:lang w:val="en-US" w:eastAsia="ru-RU"/>
+        </w:rPr>
+        <w:t>(</w:t>
+      </w:r>
+      <w:proofErr w:type="spellStart"/>
       <w:proofErr w:type="gramEnd"/>
       <w:r>
         <w:rPr>
@@ -15951,7 +16977,18 @@
           <w:szCs w:val="21"/>
           <w:lang w:val="en-US" w:eastAsia="ru-RU"/>
         </w:rPr>
-        <w:t>coef_CO, T)</w:t>
+        <w:t>coef_CO</w:t>
+      </w:r>
+      <w:proofErr w:type="spellEnd"/>
+      <w:r>
+        <w:rPr>
+          <w:rFonts w:ascii="Consolas" w:eastAsia="Times New Roman" w:hAnsi="Consolas" w:cs="Times New Roman"/>
+          <w:color w:val="FFFFFF"/>
+          <w:sz w:val="21"/>
+          <w:szCs w:val="21"/>
+          <w:lang w:val="en-US" w:eastAsia="ru-RU"/>
+        </w:rPr>
+        <w:t>, T)</w:t>
       </w:r>
     </w:p>
     <w:p>
@@ -15996,7 +17033,18 @@
           <w:szCs w:val="21"/>
           <w:lang w:val="en-US" w:eastAsia="ru-RU"/>
         </w:rPr>
-        <w:t xml:space="preserve"> calc_</w:t>
+        <w:t xml:space="preserve"> </w:t>
+      </w:r>
+      <w:proofErr w:type="spellStart"/>
+      <w:r>
+        <w:rPr>
+          <w:rFonts w:ascii="Consolas" w:eastAsia="Times New Roman" w:hAnsi="Consolas" w:cs="Times New Roman"/>
+          <w:color w:val="FFFFFF"/>
+          <w:sz w:val="21"/>
+          <w:szCs w:val="21"/>
+          <w:lang w:val="en-US" w:eastAsia="ru-RU"/>
+        </w:rPr>
+        <w:t>calc_</w:t>
       </w:r>
       <w:proofErr w:type="gramStart"/>
       <w:r>
@@ -16007,8 +17055,20 @@
           <w:szCs w:val="21"/>
           <w:lang w:val="en-US" w:eastAsia="ru-RU"/>
         </w:rPr>
-        <w:t>S(</w:t>
-      </w:r>
+        <w:t>S</w:t>
+      </w:r>
+      <w:proofErr w:type="spellEnd"/>
+      <w:r>
+        <w:rPr>
+          <w:rFonts w:ascii="Consolas" w:eastAsia="Times New Roman" w:hAnsi="Consolas" w:cs="Times New Roman"/>
+          <w:color w:val="FFFFFF"/>
+          <w:sz w:val="21"/>
+          <w:szCs w:val="21"/>
+          <w:lang w:val="en-US" w:eastAsia="ru-RU"/>
+        </w:rPr>
+        <w:t>(</w:t>
+      </w:r>
+      <w:proofErr w:type="spellStart"/>
       <w:proofErr w:type="gramEnd"/>
       <w:r>
         <w:rPr>
@@ -16018,7 +17078,18 @@
           <w:szCs w:val="21"/>
           <w:lang w:val="en-US" w:eastAsia="ru-RU"/>
         </w:rPr>
-        <w:t>coef_CO, T)</w:t>
+        <w:t>coef_CO</w:t>
+      </w:r>
+      <w:proofErr w:type="spellEnd"/>
+      <w:r>
+        <w:rPr>
+          <w:rFonts w:ascii="Consolas" w:eastAsia="Times New Roman" w:hAnsi="Consolas" w:cs="Times New Roman"/>
+          <w:color w:val="FFFFFF"/>
+          <w:sz w:val="21"/>
+          <w:szCs w:val="21"/>
+          <w:lang w:val="en-US" w:eastAsia="ru-RU"/>
+        </w:rPr>
+        <w:t>, T)</w:t>
       </w:r>
     </w:p>
     <w:p>
@@ -16075,7 +17146,73 @@
           <w:szCs w:val="21"/>
           <w:lang w:val="en-US" w:eastAsia="ru-RU"/>
         </w:rPr>
-        <w:t xml:space="preserve"> calc_H(coef_H2O,  T)</w:t>
+        <w:t xml:space="preserve"> </w:t>
+      </w:r>
+      <w:proofErr w:type="spellStart"/>
+      <w:r>
+        <w:rPr>
+          <w:rFonts w:ascii="Consolas" w:eastAsia="Times New Roman" w:hAnsi="Consolas" w:cs="Times New Roman"/>
+          <w:color w:val="FFFFFF"/>
+          <w:sz w:val="21"/>
+          <w:szCs w:val="21"/>
+          <w:lang w:val="en-US" w:eastAsia="ru-RU"/>
+        </w:rPr>
+        <w:t>calc_</w:t>
+      </w:r>
+      <w:proofErr w:type="gramStart"/>
+      <w:r>
+        <w:rPr>
+          <w:rFonts w:ascii="Consolas" w:eastAsia="Times New Roman" w:hAnsi="Consolas" w:cs="Times New Roman"/>
+          <w:color w:val="FFFFFF"/>
+          <w:sz w:val="21"/>
+          <w:szCs w:val="21"/>
+          <w:lang w:val="en-US" w:eastAsia="ru-RU"/>
+        </w:rPr>
+        <w:t>H</w:t>
+      </w:r>
+      <w:proofErr w:type="spellEnd"/>
+      <w:r>
+        <w:rPr>
+          <w:rFonts w:ascii="Consolas" w:eastAsia="Times New Roman" w:hAnsi="Consolas" w:cs="Times New Roman"/>
+          <w:color w:val="FFFFFF"/>
+          <w:sz w:val="21"/>
+          <w:szCs w:val="21"/>
+          <w:lang w:val="en-US" w:eastAsia="ru-RU"/>
+        </w:rPr>
+        <w:t>(</w:t>
+      </w:r>
+      <w:proofErr w:type="gramEnd"/>
+      <w:r>
+        <w:rPr>
+          <w:rFonts w:ascii="Consolas" w:eastAsia="Times New Roman" w:hAnsi="Consolas" w:cs="Times New Roman"/>
+          <w:color w:val="FFFFFF"/>
+          <w:sz w:val="21"/>
+          <w:szCs w:val="21"/>
+          <w:lang w:val="en-US" w:eastAsia="ru-RU"/>
+        </w:rPr>
+        <w:t>coef_</w:t>
+      </w:r>
+      <w:proofErr w:type="gramStart"/>
+      <w:r>
+        <w:rPr>
+          <w:rFonts w:ascii="Consolas" w:eastAsia="Times New Roman" w:hAnsi="Consolas" w:cs="Times New Roman"/>
+          <w:color w:val="FFFFFF"/>
+          <w:sz w:val="21"/>
+          <w:szCs w:val="21"/>
+          <w:lang w:val="en-US" w:eastAsia="ru-RU"/>
+        </w:rPr>
+        <w:t>H2O,  T</w:t>
+      </w:r>
+      <w:proofErr w:type="gramEnd"/>
+      <w:r>
+        <w:rPr>
+          <w:rFonts w:ascii="Consolas" w:eastAsia="Times New Roman" w:hAnsi="Consolas" w:cs="Times New Roman"/>
+          <w:color w:val="FFFFFF"/>
+          <w:sz w:val="21"/>
+          <w:szCs w:val="21"/>
+          <w:lang w:val="en-US" w:eastAsia="ru-RU"/>
+        </w:rPr>
+        <w:t>)</w:t>
       </w:r>
     </w:p>
     <w:p>
@@ -16132,7 +17269,73 @@
           <w:szCs w:val="21"/>
           <w:lang w:val="en-US" w:eastAsia="ru-RU"/>
         </w:rPr>
-        <w:t xml:space="preserve"> calc_S(coef_H2O,  T)</w:t>
+        <w:t xml:space="preserve"> </w:t>
+      </w:r>
+      <w:proofErr w:type="spellStart"/>
+      <w:r>
+        <w:rPr>
+          <w:rFonts w:ascii="Consolas" w:eastAsia="Times New Roman" w:hAnsi="Consolas" w:cs="Times New Roman"/>
+          <w:color w:val="FFFFFF"/>
+          <w:sz w:val="21"/>
+          <w:szCs w:val="21"/>
+          <w:lang w:val="en-US" w:eastAsia="ru-RU"/>
+        </w:rPr>
+        <w:t>calc_</w:t>
+      </w:r>
+      <w:proofErr w:type="gramStart"/>
+      <w:r>
+        <w:rPr>
+          <w:rFonts w:ascii="Consolas" w:eastAsia="Times New Roman" w:hAnsi="Consolas" w:cs="Times New Roman"/>
+          <w:color w:val="FFFFFF"/>
+          <w:sz w:val="21"/>
+          <w:szCs w:val="21"/>
+          <w:lang w:val="en-US" w:eastAsia="ru-RU"/>
+        </w:rPr>
+        <w:t>S</w:t>
+      </w:r>
+      <w:proofErr w:type="spellEnd"/>
+      <w:r>
+        <w:rPr>
+          <w:rFonts w:ascii="Consolas" w:eastAsia="Times New Roman" w:hAnsi="Consolas" w:cs="Times New Roman"/>
+          <w:color w:val="FFFFFF"/>
+          <w:sz w:val="21"/>
+          <w:szCs w:val="21"/>
+          <w:lang w:val="en-US" w:eastAsia="ru-RU"/>
+        </w:rPr>
+        <w:t>(</w:t>
+      </w:r>
+      <w:proofErr w:type="gramEnd"/>
+      <w:r>
+        <w:rPr>
+          <w:rFonts w:ascii="Consolas" w:eastAsia="Times New Roman" w:hAnsi="Consolas" w:cs="Times New Roman"/>
+          <w:color w:val="FFFFFF"/>
+          <w:sz w:val="21"/>
+          <w:szCs w:val="21"/>
+          <w:lang w:val="en-US" w:eastAsia="ru-RU"/>
+        </w:rPr>
+        <w:t>coef_</w:t>
+      </w:r>
+      <w:proofErr w:type="gramStart"/>
+      <w:r>
+        <w:rPr>
+          <w:rFonts w:ascii="Consolas" w:eastAsia="Times New Roman" w:hAnsi="Consolas" w:cs="Times New Roman"/>
+          <w:color w:val="FFFFFF"/>
+          <w:sz w:val="21"/>
+          <w:szCs w:val="21"/>
+          <w:lang w:val="en-US" w:eastAsia="ru-RU"/>
+        </w:rPr>
+        <w:t>H2O,  T</w:t>
+      </w:r>
+      <w:proofErr w:type="gramEnd"/>
+      <w:r>
+        <w:rPr>
+          <w:rFonts w:ascii="Consolas" w:eastAsia="Times New Roman" w:hAnsi="Consolas" w:cs="Times New Roman"/>
+          <w:color w:val="FFFFFF"/>
+          <w:sz w:val="21"/>
+          <w:szCs w:val="21"/>
+          <w:lang w:val="en-US" w:eastAsia="ru-RU"/>
+        </w:rPr>
+        <w:t>)</w:t>
       </w:r>
     </w:p>
     <w:p>
@@ -16189,7 +17392,73 @@
           <w:szCs w:val="21"/>
           <w:lang w:val="en-US" w:eastAsia="ru-RU"/>
         </w:rPr>
-        <w:t xml:space="preserve"> calc_H(coef_CO2,  T)</w:t>
+        <w:t xml:space="preserve"> </w:t>
+      </w:r>
+      <w:proofErr w:type="spellStart"/>
+      <w:r>
+        <w:rPr>
+          <w:rFonts w:ascii="Consolas" w:eastAsia="Times New Roman" w:hAnsi="Consolas" w:cs="Times New Roman"/>
+          <w:color w:val="FFFFFF"/>
+          <w:sz w:val="21"/>
+          <w:szCs w:val="21"/>
+          <w:lang w:val="en-US" w:eastAsia="ru-RU"/>
+        </w:rPr>
+        <w:t>calc_</w:t>
+      </w:r>
+      <w:proofErr w:type="gramStart"/>
+      <w:r>
+        <w:rPr>
+          <w:rFonts w:ascii="Consolas" w:eastAsia="Times New Roman" w:hAnsi="Consolas" w:cs="Times New Roman"/>
+          <w:color w:val="FFFFFF"/>
+          <w:sz w:val="21"/>
+          <w:szCs w:val="21"/>
+          <w:lang w:val="en-US" w:eastAsia="ru-RU"/>
+        </w:rPr>
+        <w:t>H</w:t>
+      </w:r>
+      <w:proofErr w:type="spellEnd"/>
+      <w:r>
+        <w:rPr>
+          <w:rFonts w:ascii="Consolas" w:eastAsia="Times New Roman" w:hAnsi="Consolas" w:cs="Times New Roman"/>
+          <w:color w:val="FFFFFF"/>
+          <w:sz w:val="21"/>
+          <w:szCs w:val="21"/>
+          <w:lang w:val="en-US" w:eastAsia="ru-RU"/>
+        </w:rPr>
+        <w:t>(</w:t>
+      </w:r>
+      <w:proofErr w:type="gramEnd"/>
+      <w:r>
+        <w:rPr>
+          <w:rFonts w:ascii="Consolas" w:eastAsia="Times New Roman" w:hAnsi="Consolas" w:cs="Times New Roman"/>
+          <w:color w:val="FFFFFF"/>
+          <w:sz w:val="21"/>
+          <w:szCs w:val="21"/>
+          <w:lang w:val="en-US" w:eastAsia="ru-RU"/>
+        </w:rPr>
+        <w:t>coef_</w:t>
+      </w:r>
+      <w:proofErr w:type="gramStart"/>
+      <w:r>
+        <w:rPr>
+          <w:rFonts w:ascii="Consolas" w:eastAsia="Times New Roman" w:hAnsi="Consolas" w:cs="Times New Roman"/>
+          <w:color w:val="FFFFFF"/>
+          <w:sz w:val="21"/>
+          <w:szCs w:val="21"/>
+          <w:lang w:val="en-US" w:eastAsia="ru-RU"/>
+        </w:rPr>
+        <w:t>CO2,  T</w:t>
+      </w:r>
+      <w:proofErr w:type="gramEnd"/>
+      <w:r>
+        <w:rPr>
+          <w:rFonts w:ascii="Consolas" w:eastAsia="Times New Roman" w:hAnsi="Consolas" w:cs="Times New Roman"/>
+          <w:color w:val="FFFFFF"/>
+          <w:sz w:val="21"/>
+          <w:szCs w:val="21"/>
+          <w:lang w:val="en-US" w:eastAsia="ru-RU"/>
+        </w:rPr>
+        <w:t>)</w:t>
       </w:r>
     </w:p>
     <w:p>
@@ -16246,7 +17515,73 @@
           <w:szCs w:val="21"/>
           <w:lang w:val="en-US" w:eastAsia="ru-RU"/>
         </w:rPr>
-        <w:t xml:space="preserve"> calc_S(coef_CO2,  T)</w:t>
+        <w:t xml:space="preserve"> </w:t>
+      </w:r>
+      <w:proofErr w:type="spellStart"/>
+      <w:r>
+        <w:rPr>
+          <w:rFonts w:ascii="Consolas" w:eastAsia="Times New Roman" w:hAnsi="Consolas" w:cs="Times New Roman"/>
+          <w:color w:val="FFFFFF"/>
+          <w:sz w:val="21"/>
+          <w:szCs w:val="21"/>
+          <w:lang w:val="en-US" w:eastAsia="ru-RU"/>
+        </w:rPr>
+        <w:t>calc_</w:t>
+      </w:r>
+      <w:proofErr w:type="gramStart"/>
+      <w:r>
+        <w:rPr>
+          <w:rFonts w:ascii="Consolas" w:eastAsia="Times New Roman" w:hAnsi="Consolas" w:cs="Times New Roman"/>
+          <w:color w:val="FFFFFF"/>
+          <w:sz w:val="21"/>
+          <w:szCs w:val="21"/>
+          <w:lang w:val="en-US" w:eastAsia="ru-RU"/>
+        </w:rPr>
+        <w:t>S</w:t>
+      </w:r>
+      <w:proofErr w:type="spellEnd"/>
+      <w:r>
+        <w:rPr>
+          <w:rFonts w:ascii="Consolas" w:eastAsia="Times New Roman" w:hAnsi="Consolas" w:cs="Times New Roman"/>
+          <w:color w:val="FFFFFF"/>
+          <w:sz w:val="21"/>
+          <w:szCs w:val="21"/>
+          <w:lang w:val="en-US" w:eastAsia="ru-RU"/>
+        </w:rPr>
+        <w:t>(</w:t>
+      </w:r>
+      <w:proofErr w:type="gramEnd"/>
+      <w:r>
+        <w:rPr>
+          <w:rFonts w:ascii="Consolas" w:eastAsia="Times New Roman" w:hAnsi="Consolas" w:cs="Times New Roman"/>
+          <w:color w:val="FFFFFF"/>
+          <w:sz w:val="21"/>
+          <w:szCs w:val="21"/>
+          <w:lang w:val="en-US" w:eastAsia="ru-RU"/>
+        </w:rPr>
+        <w:t>coef_</w:t>
+      </w:r>
+      <w:proofErr w:type="gramStart"/>
+      <w:r>
+        <w:rPr>
+          <w:rFonts w:ascii="Consolas" w:eastAsia="Times New Roman" w:hAnsi="Consolas" w:cs="Times New Roman"/>
+          <w:color w:val="FFFFFF"/>
+          <w:sz w:val="21"/>
+          <w:szCs w:val="21"/>
+          <w:lang w:val="en-US" w:eastAsia="ru-RU"/>
+        </w:rPr>
+        <w:t>CO2,  T</w:t>
+      </w:r>
+      <w:proofErr w:type="gramEnd"/>
+      <w:r>
+        <w:rPr>
+          <w:rFonts w:ascii="Consolas" w:eastAsia="Times New Roman" w:hAnsi="Consolas" w:cs="Times New Roman"/>
+          <w:color w:val="FFFFFF"/>
+          <w:sz w:val="21"/>
+          <w:szCs w:val="21"/>
+          <w:lang w:val="en-US" w:eastAsia="ru-RU"/>
+        </w:rPr>
+        <w:t>)</w:t>
       </w:r>
     </w:p>
     <w:p>
@@ -16278,15 +17613,27 @@
           <w:lang w:val="en-US" w:eastAsia="ru-RU"/>
         </w:rPr>
       </w:pPr>
-      <w:r>
-        <w:rPr>
-          <w:rFonts w:ascii="Consolas" w:eastAsia="Times New Roman" w:hAnsi="Consolas" w:cs="Times New Roman"/>
-          <w:color w:val="FFFFFF"/>
-          <w:sz w:val="21"/>
-          <w:szCs w:val="21"/>
-          <w:lang w:val="en-US" w:eastAsia="ru-RU"/>
-        </w:rPr>
-        <w:t xml:space="preserve">delta_H </w:t>
+      <w:proofErr w:type="spellStart"/>
+      <w:r>
+        <w:rPr>
+          <w:rFonts w:ascii="Consolas" w:eastAsia="Times New Roman" w:hAnsi="Consolas" w:cs="Times New Roman"/>
+          <w:color w:val="FFFFFF"/>
+          <w:sz w:val="21"/>
+          <w:szCs w:val="21"/>
+          <w:lang w:val="en-US" w:eastAsia="ru-RU"/>
+        </w:rPr>
+        <w:t>delta_H</w:t>
+      </w:r>
+      <w:proofErr w:type="spellEnd"/>
+      <w:r>
+        <w:rPr>
+          <w:rFonts w:ascii="Consolas" w:eastAsia="Times New Roman" w:hAnsi="Consolas" w:cs="Times New Roman"/>
+          <w:color w:val="FFFFFF"/>
+          <w:sz w:val="21"/>
+          <w:szCs w:val="21"/>
+          <w:lang w:val="en-US" w:eastAsia="ru-RU"/>
+        </w:rPr>
+        <w:t xml:space="preserve"> </w:t>
       </w:r>
       <w:r>
         <w:rPr>
@@ -16555,15 +17902,27 @@
           <w:lang w:val="en-US" w:eastAsia="ru-RU"/>
         </w:rPr>
       </w:pPr>
-      <w:r>
-        <w:rPr>
-          <w:rFonts w:ascii="Consolas" w:eastAsia="Times New Roman" w:hAnsi="Consolas" w:cs="Times New Roman"/>
-          <w:color w:val="FFFFFF"/>
-          <w:sz w:val="21"/>
-          <w:szCs w:val="21"/>
-          <w:lang w:val="en-US" w:eastAsia="ru-RU"/>
-        </w:rPr>
-        <w:t xml:space="preserve">delta_S </w:t>
+      <w:proofErr w:type="spellStart"/>
+      <w:r>
+        <w:rPr>
+          <w:rFonts w:ascii="Consolas" w:eastAsia="Times New Roman" w:hAnsi="Consolas" w:cs="Times New Roman"/>
+          <w:color w:val="FFFFFF"/>
+          <w:sz w:val="21"/>
+          <w:szCs w:val="21"/>
+          <w:lang w:val="en-US" w:eastAsia="ru-RU"/>
+        </w:rPr>
+        <w:t>delta_S</w:t>
+      </w:r>
+      <w:proofErr w:type="spellEnd"/>
+      <w:r>
+        <w:rPr>
+          <w:rFonts w:ascii="Consolas" w:eastAsia="Times New Roman" w:hAnsi="Consolas" w:cs="Times New Roman"/>
+          <w:color w:val="FFFFFF"/>
+          <w:sz w:val="21"/>
+          <w:szCs w:val="21"/>
+          <w:lang w:val="en-US" w:eastAsia="ru-RU"/>
+        </w:rPr>
+        <w:t xml:space="preserve"> </w:t>
       </w:r>
       <w:r>
         <w:rPr>
@@ -16832,15 +18191,27 @@
           <w:lang w:val="en-US" w:eastAsia="ru-RU"/>
         </w:rPr>
       </w:pPr>
-      <w:r>
-        <w:rPr>
-          <w:rFonts w:ascii="Consolas" w:eastAsia="Times New Roman" w:hAnsi="Consolas" w:cs="Times New Roman"/>
-          <w:color w:val="FFFFFF"/>
-          <w:sz w:val="21"/>
-          <w:szCs w:val="21"/>
-          <w:lang w:val="en-US" w:eastAsia="ru-RU"/>
-        </w:rPr>
-        <w:t xml:space="preserve">delta_G </w:t>
+      <w:proofErr w:type="spellStart"/>
+      <w:r>
+        <w:rPr>
+          <w:rFonts w:ascii="Consolas" w:eastAsia="Times New Roman" w:hAnsi="Consolas" w:cs="Times New Roman"/>
+          <w:color w:val="FFFFFF"/>
+          <w:sz w:val="21"/>
+          <w:szCs w:val="21"/>
+          <w:lang w:val="en-US" w:eastAsia="ru-RU"/>
+        </w:rPr>
+        <w:t>delta_G</w:t>
+      </w:r>
+      <w:proofErr w:type="spellEnd"/>
+      <w:r>
+        <w:rPr>
+          <w:rFonts w:ascii="Consolas" w:eastAsia="Times New Roman" w:hAnsi="Consolas" w:cs="Times New Roman"/>
+          <w:color w:val="FFFFFF"/>
+          <w:sz w:val="21"/>
+          <w:szCs w:val="21"/>
+          <w:lang w:val="en-US" w:eastAsia="ru-RU"/>
+        </w:rPr>
+        <w:t xml:space="preserve"> </w:t>
       </w:r>
       <w:r>
         <w:rPr>
@@ -16860,7 +18231,29 @@
           <w:szCs w:val="21"/>
           <w:lang w:val="en-US" w:eastAsia="ru-RU"/>
         </w:rPr>
-        <w:t xml:space="preserve"> delta_H </w:t>
+        <w:t xml:space="preserve"> </w:t>
+      </w:r>
+      <w:proofErr w:type="spellStart"/>
+      <w:r>
+        <w:rPr>
+          <w:rFonts w:ascii="Consolas" w:eastAsia="Times New Roman" w:hAnsi="Consolas" w:cs="Times New Roman"/>
+          <w:color w:val="FFFFFF"/>
+          <w:sz w:val="21"/>
+          <w:szCs w:val="21"/>
+          <w:lang w:val="en-US" w:eastAsia="ru-RU"/>
+        </w:rPr>
+        <w:t>delta_H</w:t>
+      </w:r>
+      <w:proofErr w:type="spellEnd"/>
+      <w:r>
+        <w:rPr>
+          <w:rFonts w:ascii="Consolas" w:eastAsia="Times New Roman" w:hAnsi="Consolas" w:cs="Times New Roman"/>
+          <w:color w:val="FFFFFF"/>
+          <w:sz w:val="21"/>
+          <w:szCs w:val="21"/>
+          <w:lang w:val="en-US" w:eastAsia="ru-RU"/>
+        </w:rPr>
+        <w:t xml:space="preserve"> </w:t>
       </w:r>
       <w:r>
         <w:rPr>
@@ -16900,8 +18293,20 @@
           <w:szCs w:val="21"/>
           <w:lang w:val="en-US" w:eastAsia="ru-RU"/>
         </w:rPr>
-        <w:t xml:space="preserve"> delta_S</w:t>
-      </w:r>
+        <w:t xml:space="preserve"> </w:t>
+      </w:r>
+      <w:proofErr w:type="spellStart"/>
+      <w:r>
+        <w:rPr>
+          <w:rFonts w:ascii="Consolas" w:eastAsia="Times New Roman" w:hAnsi="Consolas" w:cs="Times New Roman"/>
+          <w:color w:val="FFFFFF"/>
+          <w:sz w:val="21"/>
+          <w:szCs w:val="21"/>
+          <w:lang w:val="en-US" w:eastAsia="ru-RU"/>
+        </w:rPr>
+        <w:t>delta_S</w:t>
+      </w:r>
+      <w:proofErr w:type="spellEnd"/>
     </w:p>
     <w:p>
       <w:pPr>
@@ -17094,6 +18499,7 @@
         </w:rPr>
         <w:t>{</w:t>
       </w:r>
+      <w:proofErr w:type="spellStart"/>
       <w:r>
         <w:rPr>
           <w:rFonts w:ascii="Consolas" w:eastAsia="Times New Roman" w:hAnsi="Consolas" w:cs="Times New Roman"/>
@@ -17104,6 +18510,7 @@
         </w:rPr>
         <w:t>delta_H</w:t>
       </w:r>
+      <w:proofErr w:type="spellEnd"/>
       <w:r>
         <w:rPr>
           <w:rFonts w:ascii="Consolas" w:eastAsia="Times New Roman" w:hAnsi="Consolas" w:cs="Times New Roman"/>
@@ -17578,6 +18985,7 @@
         </w:rPr>
         <w:t>{</w:t>
       </w:r>
+      <w:proofErr w:type="spellStart"/>
       <w:r>
         <w:rPr>
           <w:rFonts w:ascii="Consolas" w:eastAsia="Times New Roman" w:hAnsi="Consolas" w:cs="Times New Roman"/>
@@ -17588,6 +18996,7 @@
         </w:rPr>
         <w:t>delta_G</w:t>
       </w:r>
+      <w:proofErr w:type="spellEnd"/>
       <w:r>
         <w:rPr>
           <w:rFonts w:ascii="Consolas" w:eastAsia="Times New Roman" w:hAnsi="Consolas" w:cs="Times New Roman"/>
@@ -17718,6 +19127,7 @@
           <w:lang w:eastAsia="ru-RU"/>
         </w:rPr>
       </w:pPr>
+      <w:proofErr w:type="spellStart"/>
       <w:proofErr w:type="gramStart"/>
       <w:r>
         <w:rPr>
@@ -17729,6 +19139,7 @@
         </w:rPr>
         <w:t>print</w:t>
       </w:r>
+      <w:proofErr w:type="spellEnd"/>
       <w:r>
         <w:rPr>
           <w:rFonts w:ascii="Consolas" w:eastAsia="Times New Roman" w:hAnsi="Consolas" w:cs="Times New Roman"/>
@@ -18039,6 +19450,7 @@
         </w:rPr>
         <w:t xml:space="preserve"> </w:t>
       </w:r>
+      <w:proofErr w:type="gramStart"/>
       <w:r>
         <w:rPr>
           <w:rFonts w:ascii="Consolas" w:eastAsia="Times New Roman" w:hAnsi="Consolas" w:cs="Times New Roman"/>
@@ -18059,6 +19471,7 @@
         </w:rPr>
         <w:t>(</w:t>
       </w:r>
+      <w:proofErr w:type="gramEnd"/>
       <w:r>
         <w:rPr>
           <w:rFonts w:ascii="Consolas" w:eastAsia="Times New Roman" w:hAnsi="Consolas" w:cs="Times New Roman"/>
@@ -18196,6 +19609,7 @@
         </w:rPr>
         <w:t xml:space="preserve"> </w:t>
       </w:r>
+      <w:proofErr w:type="gramStart"/>
       <w:r>
         <w:rPr>
           <w:rFonts w:ascii="Consolas" w:eastAsia="Times New Roman" w:hAnsi="Consolas" w:cs="Times New Roman"/>
@@ -18216,6 +19630,7 @@
         </w:rPr>
         <w:t>(</w:t>
       </w:r>
+      <w:proofErr w:type="gramEnd"/>
       <w:r>
         <w:rPr>
           <w:rFonts w:ascii="Consolas" w:eastAsia="Times New Roman" w:hAnsi="Consolas" w:cs="Times New Roman"/>
@@ -18353,6 +19768,7 @@
         </w:rPr>
         <w:t xml:space="preserve"> </w:t>
       </w:r>
+      <w:proofErr w:type="gramStart"/>
       <w:r>
         <w:rPr>
           <w:rFonts w:ascii="Consolas" w:eastAsia="Times New Roman" w:hAnsi="Consolas" w:cs="Times New Roman"/>
@@ -18373,6 +19789,7 @@
         </w:rPr>
         <w:t>(</w:t>
       </w:r>
+      <w:proofErr w:type="gramEnd"/>
       <w:r>
         <w:rPr>
           <w:rFonts w:ascii="Consolas" w:eastAsia="Times New Roman" w:hAnsi="Consolas" w:cs="Times New Roman"/>
@@ -19019,7 +20436,18 @@
           <w:szCs w:val="21"/>
           <w:lang w:val="en-US" w:eastAsia="ru-RU"/>
         </w:rPr>
-        <w:t xml:space="preserve"> P_CO_0  </w:t>
+        <w:t xml:space="preserve"> P_CO_</w:t>
+      </w:r>
+      <w:proofErr w:type="gramStart"/>
+      <w:r>
+        <w:rPr>
+          <w:rFonts w:ascii="Consolas" w:eastAsia="Times New Roman" w:hAnsi="Consolas" w:cs="Times New Roman"/>
+          <w:color w:val="FFFFFF"/>
+          <w:sz w:val="21"/>
+          <w:szCs w:val="21"/>
+          <w:lang w:val="en-US" w:eastAsia="ru-RU"/>
+        </w:rPr>
+        <w:t>0  </w:t>
       </w:r>
       <w:r>
         <w:rPr>
@@ -19031,6 +20459,7 @@
         </w:rPr>
         <w:t>/</w:t>
       </w:r>
+      <w:proofErr w:type="gramEnd"/>
       <w:r>
         <w:rPr>
           <w:rFonts w:ascii="Consolas" w:eastAsia="Times New Roman" w:hAnsi="Consolas" w:cs="Times New Roman"/>
@@ -19096,7 +20525,18 @@
           <w:szCs w:val="21"/>
           <w:lang w:val="en-US" w:eastAsia="ru-RU"/>
         </w:rPr>
-        <w:t xml:space="preserve"> P_H2O_0  </w:t>
+        <w:t xml:space="preserve"> P_H2O_</w:t>
+      </w:r>
+      <w:proofErr w:type="gramStart"/>
+      <w:r>
+        <w:rPr>
+          <w:rFonts w:ascii="Consolas" w:eastAsia="Times New Roman" w:hAnsi="Consolas" w:cs="Times New Roman"/>
+          <w:color w:val="FFFFFF"/>
+          <w:sz w:val="21"/>
+          <w:szCs w:val="21"/>
+          <w:lang w:val="en-US" w:eastAsia="ru-RU"/>
+        </w:rPr>
+        <w:t>0  </w:t>
       </w:r>
       <w:r>
         <w:rPr>
@@ -19108,6 +20548,7 @@
         </w:rPr>
         <w:t>/</w:t>
       </w:r>
+      <w:proofErr w:type="gramEnd"/>
       <w:r>
         <w:rPr>
           <w:rFonts w:ascii="Consolas" w:eastAsia="Times New Roman" w:hAnsi="Consolas" w:cs="Times New Roman"/>
@@ -19173,7 +20614,18 @@
           <w:szCs w:val="21"/>
           <w:lang w:val="en-US" w:eastAsia="ru-RU"/>
         </w:rPr>
-        <w:t xml:space="preserve"> P_CO2_0  </w:t>
+        <w:t xml:space="preserve"> P_CO2_</w:t>
+      </w:r>
+      <w:proofErr w:type="gramStart"/>
+      <w:r>
+        <w:rPr>
+          <w:rFonts w:ascii="Consolas" w:eastAsia="Times New Roman" w:hAnsi="Consolas" w:cs="Times New Roman"/>
+          <w:color w:val="FFFFFF"/>
+          <w:sz w:val="21"/>
+          <w:szCs w:val="21"/>
+          <w:lang w:val="en-US" w:eastAsia="ru-RU"/>
+        </w:rPr>
+        <w:t>0  </w:t>
       </w:r>
       <w:r>
         <w:rPr>
@@ -19185,6 +20637,7 @@
         </w:rPr>
         <w:t>/</w:t>
       </w:r>
+      <w:proofErr w:type="gramEnd"/>
       <w:r>
         <w:rPr>
           <w:rFonts w:ascii="Consolas" w:eastAsia="Times New Roman" w:hAnsi="Consolas" w:cs="Times New Roman"/>
@@ -19225,6 +20678,7 @@
           <w:lang w:eastAsia="ru-RU"/>
         </w:rPr>
       </w:pPr>
+      <w:proofErr w:type="spellStart"/>
       <w:proofErr w:type="gramStart"/>
       <w:r>
         <w:rPr>
@@ -19236,6 +20690,7 @@
         </w:rPr>
         <w:t>print</w:t>
       </w:r>
+      <w:proofErr w:type="spellEnd"/>
       <w:r>
         <w:rPr>
           <w:rFonts w:ascii="Consolas" w:eastAsia="Times New Roman" w:hAnsi="Consolas" w:cs="Times New Roman"/>
@@ -19246,6 +20701,7 @@
         </w:rPr>
         <w:t>(</w:t>
       </w:r>
+      <w:proofErr w:type="spellStart"/>
       <w:proofErr w:type="gramEnd"/>
       <w:r>
         <w:rPr>
@@ -19265,7 +20721,40 @@
           <w:szCs w:val="21"/>
           <w:lang w:eastAsia="ru-RU"/>
         </w:rPr>
-        <w:t xml:space="preserve">"Общее давление в начале: P_total⁰ = </w:t>
+        <w:t>"Общее</w:t>
+      </w:r>
+      <w:proofErr w:type="spellEnd"/>
+      <w:r>
+        <w:rPr>
+          <w:rFonts w:ascii="Consolas" w:eastAsia="Times New Roman" w:hAnsi="Consolas" w:cs="Times New Roman"/>
+          <w:color w:val="99FFE4"/>
+          <w:sz w:val="21"/>
+          <w:szCs w:val="21"/>
+          <w:lang w:eastAsia="ru-RU"/>
+        </w:rPr>
+        <w:t xml:space="preserve"> давление в начале: </w:t>
+      </w:r>
+      <w:proofErr w:type="spellStart"/>
+      <w:r>
+        <w:rPr>
+          <w:rFonts w:ascii="Consolas" w:eastAsia="Times New Roman" w:hAnsi="Consolas" w:cs="Times New Roman"/>
+          <w:color w:val="99FFE4"/>
+          <w:sz w:val="21"/>
+          <w:szCs w:val="21"/>
+          <w:lang w:eastAsia="ru-RU"/>
+        </w:rPr>
+        <w:t>P_total</w:t>
+      </w:r>
+      <w:proofErr w:type="spellEnd"/>
+      <w:r>
+        <w:rPr>
+          <w:rFonts w:ascii="Consolas" w:eastAsia="Times New Roman" w:hAnsi="Consolas" w:cs="Times New Roman"/>
+          <w:color w:val="99FFE4"/>
+          <w:sz w:val="21"/>
+          <w:szCs w:val="21"/>
+          <w:lang w:eastAsia="ru-RU"/>
+        </w:rPr>
+        <w:t xml:space="preserve">⁰ = </w:t>
       </w:r>
       <w:r>
         <w:rPr>
@@ -19342,6 +20831,7 @@
           <w:lang w:eastAsia="ru-RU"/>
         </w:rPr>
       </w:pPr>
+      <w:proofErr w:type="spellStart"/>
       <w:proofErr w:type="gramStart"/>
       <w:r>
         <w:rPr>
@@ -19353,6 +20843,7 @@
         </w:rPr>
         <w:t>print</w:t>
       </w:r>
+      <w:proofErr w:type="spellEnd"/>
       <w:r>
         <w:rPr>
           <w:rFonts w:ascii="Consolas" w:eastAsia="Times New Roman" w:hAnsi="Consolas" w:cs="Times New Roman"/>
@@ -19363,6 +20854,7 @@
         </w:rPr>
         <w:t>(</w:t>
       </w:r>
+      <w:proofErr w:type="spellStart"/>
       <w:proofErr w:type="gramEnd"/>
       <w:r>
         <w:rPr>
@@ -19382,7 +20874,18 @@
           <w:szCs w:val="21"/>
           <w:lang w:eastAsia="ru-RU"/>
         </w:rPr>
-        <w:t>"Мольные доли в начале:"</w:t>
+        <w:t>"Мольные</w:t>
+      </w:r>
+      <w:proofErr w:type="spellEnd"/>
+      <w:r>
+        <w:rPr>
+          <w:rFonts w:ascii="Consolas" w:eastAsia="Times New Roman" w:hAnsi="Consolas" w:cs="Times New Roman"/>
+          <w:color w:val="99FFE4"/>
+          <w:sz w:val="21"/>
+          <w:szCs w:val="21"/>
+          <w:lang w:eastAsia="ru-RU"/>
+        </w:rPr>
+        <w:t xml:space="preserve"> доли в начале:"</w:t>
       </w:r>
       <w:r>
         <w:rPr>
@@ -19441,6 +20944,7 @@
         </w:rPr>
         <w:t>f</w:t>
       </w:r>
+      <w:proofErr w:type="gramStart"/>
       <w:r>
         <w:rPr>
           <w:rFonts w:ascii="Consolas" w:eastAsia="Times New Roman" w:hAnsi="Consolas" w:cs="Times New Roman"/>
@@ -19449,7 +20953,18 @@
           <w:szCs w:val="21"/>
           <w:lang w:val="en-US" w:eastAsia="ru-RU"/>
         </w:rPr>
-        <w:t xml:space="preserve">"  y_H2⁰ = </w:t>
+        <w:t>"  y</w:t>
+      </w:r>
+      <w:proofErr w:type="gramEnd"/>
+      <w:r>
+        <w:rPr>
+          <w:rFonts w:ascii="Consolas" w:eastAsia="Times New Roman" w:hAnsi="Consolas" w:cs="Times New Roman"/>
+          <w:color w:val="99FFE4"/>
+          <w:sz w:val="21"/>
+          <w:szCs w:val="21"/>
+          <w:lang w:val="en-US" w:eastAsia="ru-RU"/>
+        </w:rPr>
+        <w:t xml:space="preserve">_H2⁰ = </w:t>
       </w:r>
       <w:r>
         <w:rPr>
@@ -19558,6 +21073,7 @@
         </w:rPr>
         <w:t>f</w:t>
       </w:r>
+      <w:proofErr w:type="gramStart"/>
       <w:r>
         <w:rPr>
           <w:rFonts w:ascii="Consolas" w:eastAsia="Times New Roman" w:hAnsi="Consolas" w:cs="Times New Roman"/>
@@ -19566,7 +21082,52 @@
           <w:szCs w:val="21"/>
           <w:lang w:val="en-US" w:eastAsia="ru-RU"/>
         </w:rPr>
-        <w:t xml:space="preserve">"  y_CO⁰  = </w:t>
+        <w:t>"  </w:t>
+      </w:r>
+      <w:proofErr w:type="spellStart"/>
+      <w:r>
+        <w:rPr>
+          <w:rFonts w:ascii="Consolas" w:eastAsia="Times New Roman" w:hAnsi="Consolas" w:cs="Times New Roman"/>
+          <w:color w:val="99FFE4"/>
+          <w:sz w:val="21"/>
+          <w:szCs w:val="21"/>
+          <w:lang w:val="en-US" w:eastAsia="ru-RU"/>
+        </w:rPr>
+        <w:t>y</w:t>
+      </w:r>
+      <w:proofErr w:type="gramEnd"/>
+      <w:r>
+        <w:rPr>
+          <w:rFonts w:ascii="Consolas" w:eastAsia="Times New Roman" w:hAnsi="Consolas" w:cs="Times New Roman"/>
+          <w:color w:val="99FFE4"/>
+          <w:sz w:val="21"/>
+          <w:szCs w:val="21"/>
+          <w:lang w:val="en-US" w:eastAsia="ru-RU"/>
+        </w:rPr>
+        <w:t>_CO</w:t>
+      </w:r>
+      <w:proofErr w:type="spellEnd"/>
+      <w:proofErr w:type="gramStart"/>
+      <w:r>
+        <w:rPr>
+          <w:rFonts w:ascii="Consolas" w:eastAsia="Times New Roman" w:hAnsi="Consolas" w:cs="Times New Roman"/>
+          <w:color w:val="99FFE4"/>
+          <w:sz w:val="21"/>
+          <w:szCs w:val="21"/>
+          <w:lang w:val="en-US" w:eastAsia="ru-RU"/>
+        </w:rPr>
+        <w:t>⁰  =</w:t>
+      </w:r>
+      <w:proofErr w:type="gramEnd"/>
+      <w:r>
+        <w:rPr>
+          <w:rFonts w:ascii="Consolas" w:eastAsia="Times New Roman" w:hAnsi="Consolas" w:cs="Times New Roman"/>
+          <w:color w:val="99FFE4"/>
+          <w:sz w:val="21"/>
+          <w:szCs w:val="21"/>
+          <w:lang w:val="en-US" w:eastAsia="ru-RU"/>
+        </w:rPr>
+        <w:t xml:space="preserve"> </w:t>
       </w:r>
       <w:r>
         <w:rPr>
@@ -19675,6 +21236,7 @@
         </w:rPr>
         <w:t>f</w:t>
       </w:r>
+      <w:proofErr w:type="gramStart"/>
       <w:r>
         <w:rPr>
           <w:rFonts w:ascii="Consolas" w:eastAsia="Times New Roman" w:hAnsi="Consolas" w:cs="Times New Roman"/>
@@ -19683,7 +21245,40 @@
           <w:szCs w:val="21"/>
           <w:lang w:val="en-US" w:eastAsia="ru-RU"/>
         </w:rPr>
-        <w:t xml:space="preserve">"  y_H2O⁰  = </w:t>
+        <w:t>"  y</w:t>
+      </w:r>
+      <w:proofErr w:type="gramEnd"/>
+      <w:r>
+        <w:rPr>
+          <w:rFonts w:ascii="Consolas" w:eastAsia="Times New Roman" w:hAnsi="Consolas" w:cs="Times New Roman"/>
+          <w:color w:val="99FFE4"/>
+          <w:sz w:val="21"/>
+          <w:szCs w:val="21"/>
+          <w:lang w:val="en-US" w:eastAsia="ru-RU"/>
+        </w:rPr>
+        <w:t>_H2O</w:t>
+      </w:r>
+      <w:proofErr w:type="gramStart"/>
+      <w:r>
+        <w:rPr>
+          <w:rFonts w:ascii="Consolas" w:eastAsia="Times New Roman" w:hAnsi="Consolas" w:cs="Times New Roman"/>
+          <w:color w:val="99FFE4"/>
+          <w:sz w:val="21"/>
+          <w:szCs w:val="21"/>
+          <w:lang w:val="en-US" w:eastAsia="ru-RU"/>
+        </w:rPr>
+        <w:t>⁰  =</w:t>
+      </w:r>
+      <w:proofErr w:type="gramEnd"/>
+      <w:r>
+        <w:rPr>
+          <w:rFonts w:ascii="Consolas" w:eastAsia="Times New Roman" w:hAnsi="Consolas" w:cs="Times New Roman"/>
+          <w:color w:val="99FFE4"/>
+          <w:sz w:val="21"/>
+          <w:szCs w:val="21"/>
+          <w:lang w:val="en-US" w:eastAsia="ru-RU"/>
+        </w:rPr>
+        <w:t xml:space="preserve"> </w:t>
       </w:r>
       <w:r>
         <w:rPr>
@@ -19793,6 +21388,7 @@
         </w:rPr>
         <w:t>f</w:t>
       </w:r>
+      <w:proofErr w:type="gramStart"/>
       <w:r>
         <w:rPr>
           <w:rFonts w:ascii="Consolas" w:eastAsia="Times New Roman" w:hAnsi="Consolas" w:cs="Times New Roman"/>
@@ -19801,7 +21397,40 @@
           <w:szCs w:val="21"/>
           <w:lang w:val="en-US" w:eastAsia="ru-RU"/>
         </w:rPr>
-        <w:t xml:space="preserve">"  y_CO2⁰  = </w:t>
+        <w:t>"  y</w:t>
+      </w:r>
+      <w:proofErr w:type="gramEnd"/>
+      <w:r>
+        <w:rPr>
+          <w:rFonts w:ascii="Consolas" w:eastAsia="Times New Roman" w:hAnsi="Consolas" w:cs="Times New Roman"/>
+          <w:color w:val="99FFE4"/>
+          <w:sz w:val="21"/>
+          <w:szCs w:val="21"/>
+          <w:lang w:val="en-US" w:eastAsia="ru-RU"/>
+        </w:rPr>
+        <w:t>_CO2</w:t>
+      </w:r>
+      <w:proofErr w:type="gramStart"/>
+      <w:r>
+        <w:rPr>
+          <w:rFonts w:ascii="Consolas" w:eastAsia="Times New Roman" w:hAnsi="Consolas" w:cs="Times New Roman"/>
+          <w:color w:val="99FFE4"/>
+          <w:sz w:val="21"/>
+          <w:szCs w:val="21"/>
+          <w:lang w:val="en-US" w:eastAsia="ru-RU"/>
+        </w:rPr>
+        <w:t>⁰  =</w:t>
+      </w:r>
+      <w:proofErr w:type="gramEnd"/>
+      <w:r>
+        <w:rPr>
+          <w:rFonts w:ascii="Consolas" w:eastAsia="Times New Roman" w:hAnsi="Consolas" w:cs="Times New Roman"/>
+          <w:color w:val="99FFE4"/>
+          <w:sz w:val="21"/>
+          <w:szCs w:val="21"/>
+          <w:lang w:val="en-US" w:eastAsia="ru-RU"/>
+        </w:rPr>
+        <w:t xml:space="preserve"> </w:t>
       </w:r>
       <w:r>
         <w:rPr>
@@ -20090,6 +21719,7 @@
           <w:lang w:eastAsia="ru-RU"/>
         </w:rPr>
       </w:pPr>
+      <w:proofErr w:type="spellStart"/>
       <w:proofErr w:type="gramStart"/>
       <w:r>
         <w:rPr>
@@ -20101,6 +21731,7 @@
         </w:rPr>
         <w:t>print</w:t>
       </w:r>
+      <w:proofErr w:type="spellEnd"/>
       <w:r>
         <w:rPr>
           <w:rFonts w:ascii="Consolas" w:eastAsia="Times New Roman" w:hAnsi="Consolas" w:cs="Times New Roman"/>
@@ -20140,7 +21771,29 @@
           <w:szCs w:val="21"/>
           <w:lang w:eastAsia="ru-RU"/>
         </w:rPr>
-        <w:t>3. Константа равновесия Keq "</w:t>
+        <w:t xml:space="preserve">3. Константа равновесия </w:t>
+      </w:r>
+      <w:proofErr w:type="spellStart"/>
+      <w:r>
+        <w:rPr>
+          <w:rFonts w:ascii="Consolas" w:eastAsia="Times New Roman" w:hAnsi="Consolas" w:cs="Times New Roman"/>
+          <w:color w:val="99FFE4"/>
+          <w:sz w:val="21"/>
+          <w:szCs w:val="21"/>
+          <w:lang w:eastAsia="ru-RU"/>
+        </w:rPr>
+        <w:t>Keq</w:t>
+      </w:r>
+      <w:proofErr w:type="spellEnd"/>
+      <w:r>
+        <w:rPr>
+          <w:rFonts w:ascii="Consolas" w:eastAsia="Times New Roman" w:hAnsi="Consolas" w:cs="Times New Roman"/>
+          <w:color w:val="99FFE4"/>
+          <w:sz w:val="21"/>
+          <w:szCs w:val="21"/>
+          <w:lang w:eastAsia="ru-RU"/>
+        </w:rPr>
+        <w:t xml:space="preserve"> "</w:t>
       </w:r>
       <w:r>
         <w:rPr>
@@ -20212,6 +21865,7 @@
         </w:rPr>
         <w:t xml:space="preserve"> </w:t>
       </w:r>
+      <w:proofErr w:type="spellStart"/>
       <w:proofErr w:type="gramStart"/>
       <w:r>
         <w:rPr>
@@ -20221,7 +21875,18 @@
           <w:szCs w:val="21"/>
           <w:lang w:val="en-US" w:eastAsia="ru-RU"/>
         </w:rPr>
-        <w:t>np.exp(</w:t>
+        <w:t>np.exp</w:t>
+      </w:r>
+      <w:proofErr w:type="spellEnd"/>
+      <w:r>
+        <w:rPr>
+          <w:rFonts w:ascii="Consolas" w:eastAsia="Times New Roman" w:hAnsi="Consolas" w:cs="Times New Roman"/>
+          <w:color w:val="FFFFFF"/>
+          <w:sz w:val="21"/>
+          <w:szCs w:val="21"/>
+          <w:lang w:val="en-US" w:eastAsia="ru-RU"/>
+        </w:rPr>
+        <w:t>(</w:t>
       </w:r>
       <w:proofErr w:type="gramEnd"/>
       <w:r>
@@ -20234,15 +21899,27 @@
         </w:rPr>
         <w:t>-</w:t>
       </w:r>
-      <w:r>
-        <w:rPr>
-          <w:rFonts w:ascii="Consolas" w:eastAsia="Times New Roman" w:hAnsi="Consolas" w:cs="Times New Roman"/>
-          <w:color w:val="FFFFFF"/>
-          <w:sz w:val="21"/>
-          <w:szCs w:val="21"/>
-          <w:lang w:val="en-US" w:eastAsia="ru-RU"/>
-        </w:rPr>
-        <w:t xml:space="preserve">delta_G </w:t>
+      <w:proofErr w:type="spellStart"/>
+      <w:r>
+        <w:rPr>
+          <w:rFonts w:ascii="Consolas" w:eastAsia="Times New Roman" w:hAnsi="Consolas" w:cs="Times New Roman"/>
+          <w:color w:val="FFFFFF"/>
+          <w:sz w:val="21"/>
+          <w:szCs w:val="21"/>
+          <w:lang w:val="en-US" w:eastAsia="ru-RU"/>
+        </w:rPr>
+        <w:t>delta_G</w:t>
+      </w:r>
+      <w:proofErr w:type="spellEnd"/>
+      <w:r>
+        <w:rPr>
+          <w:rFonts w:ascii="Consolas" w:eastAsia="Times New Roman" w:hAnsi="Consolas" w:cs="Times New Roman"/>
+          <w:color w:val="FFFFFF"/>
+          <w:sz w:val="21"/>
+          <w:szCs w:val="21"/>
+          <w:lang w:val="en-US" w:eastAsia="ru-RU"/>
+        </w:rPr>
+        <w:t xml:space="preserve"> </w:t>
       </w:r>
       <w:r>
         <w:rPr>
@@ -20320,6 +21997,7 @@
         </w:rPr>
         <w:t>(</w:t>
       </w:r>
+      <w:proofErr w:type="spellStart"/>
       <w:proofErr w:type="gramEnd"/>
       <w:r>
         <w:rPr>
@@ -20339,7 +22017,18 @@
           <w:szCs w:val="21"/>
           <w:lang w:val="en-US" w:eastAsia="ru-RU"/>
         </w:rPr>
-        <w:t xml:space="preserve">"Keq = </w:t>
+        <w:t>"Keq</w:t>
+      </w:r>
+      <w:proofErr w:type="spellEnd"/>
+      <w:r>
+        <w:rPr>
+          <w:rFonts w:ascii="Consolas" w:eastAsia="Times New Roman" w:hAnsi="Consolas" w:cs="Times New Roman"/>
+          <w:color w:val="99FFE4"/>
+          <w:sz w:val="21"/>
+          <w:szCs w:val="21"/>
+          <w:lang w:val="en-US" w:eastAsia="ru-RU"/>
+        </w:rPr>
+        <w:t xml:space="preserve"> = </w:t>
       </w:r>
       <w:r>
         <w:rPr>
@@ -20431,6 +22120,7 @@
           <w:lang w:eastAsia="ru-RU"/>
         </w:rPr>
       </w:pPr>
+      <w:proofErr w:type="spellStart"/>
       <w:proofErr w:type="gramStart"/>
       <w:r>
         <w:rPr>
@@ -20442,6 +22132,7 @@
         </w:rPr>
         <w:t>print</w:t>
       </w:r>
+      <w:proofErr w:type="spellEnd"/>
       <w:r>
         <w:rPr>
           <w:rFonts w:ascii="Consolas" w:eastAsia="Times New Roman" w:hAnsi="Consolas" w:cs="Times New Roman"/>
@@ -20523,6 +22214,7 @@
           <w:lang w:eastAsia="ru-RU"/>
         </w:rPr>
       </w:pPr>
+      <w:proofErr w:type="spellStart"/>
       <w:proofErr w:type="gramStart"/>
       <w:r>
         <w:rPr>
@@ -20534,6 +22226,7 @@
         </w:rPr>
         <w:t>print</w:t>
       </w:r>
+      <w:proofErr w:type="spellEnd"/>
       <w:r>
         <w:rPr>
           <w:rFonts w:ascii="Consolas" w:eastAsia="Times New Roman" w:hAnsi="Consolas" w:cs="Times New Roman"/>
@@ -20573,7 +22266,29 @@
           <w:szCs w:val="21"/>
           <w:lang w:eastAsia="ru-RU"/>
         </w:rPr>
-        <w:t xml:space="preserve"> Таблица (в мольных долях, Σn₀ = 1):"</w:t>
+        <w:t xml:space="preserve"> Таблица (в мольных долях, </w:t>
+      </w:r>
+      <w:proofErr w:type="spellStart"/>
+      <w:r>
+        <w:rPr>
+          <w:rFonts w:ascii="Consolas" w:eastAsia="Times New Roman" w:hAnsi="Consolas" w:cs="Times New Roman"/>
+          <w:color w:val="99FFE4"/>
+          <w:sz w:val="21"/>
+          <w:szCs w:val="21"/>
+          <w:lang w:eastAsia="ru-RU"/>
+        </w:rPr>
+        <w:t>Σn</w:t>
+      </w:r>
+      <w:proofErr w:type="spellEnd"/>
+      <w:r>
+        <w:rPr>
+          <w:rFonts w:ascii="Consolas" w:eastAsia="Times New Roman" w:hAnsi="Consolas" w:cs="Times New Roman"/>
+          <w:color w:val="99FFE4"/>
+          <w:sz w:val="21"/>
+          <w:szCs w:val="21"/>
+          <w:lang w:eastAsia="ru-RU"/>
+        </w:rPr>
+        <w:t>₀ = 1):"</w:t>
       </w:r>
       <w:r>
         <w:rPr>
@@ -20600,6 +22315,7 @@
           <w:lang w:eastAsia="ru-RU"/>
         </w:rPr>
       </w:pPr>
+      <w:proofErr w:type="spellStart"/>
       <w:proofErr w:type="gramStart"/>
       <w:r>
         <w:rPr>
@@ -20611,6 +22327,7 @@
         </w:rPr>
         <w:t>print</w:t>
       </w:r>
+      <w:proofErr w:type="spellEnd"/>
       <w:r>
         <w:rPr>
           <w:rFonts w:ascii="Consolas" w:eastAsia="Times New Roman" w:hAnsi="Consolas" w:cs="Times New Roman"/>
@@ -20697,6 +22414,7 @@
           <w:lang w:eastAsia="ru-RU"/>
         </w:rPr>
       </w:pPr>
+      <w:proofErr w:type="spellStart"/>
       <w:proofErr w:type="gramStart"/>
       <w:r>
         <w:rPr>
@@ -20708,6 +22426,7 @@
         </w:rPr>
         <w:t>print</w:t>
       </w:r>
+      <w:proofErr w:type="spellEnd"/>
       <w:r>
         <w:rPr>
           <w:rFonts w:ascii="Consolas" w:eastAsia="Times New Roman" w:hAnsi="Consolas" w:cs="Times New Roman"/>
@@ -20764,6 +22483,7 @@
           <w:lang w:eastAsia="ru-RU"/>
         </w:rPr>
       </w:pPr>
+      <w:proofErr w:type="spellStart"/>
       <w:proofErr w:type="gramStart"/>
       <w:r>
         <w:rPr>
@@ -20775,6 +22495,7 @@
         </w:rPr>
         <w:t>print</w:t>
       </w:r>
+      <w:proofErr w:type="spellEnd"/>
       <w:r>
         <w:rPr>
           <w:rFonts w:ascii="Consolas" w:eastAsia="Times New Roman" w:hAnsi="Consolas" w:cs="Times New Roman"/>
@@ -20861,6 +22582,7 @@
           <w:lang w:eastAsia="ru-RU"/>
         </w:rPr>
       </w:pPr>
+      <w:proofErr w:type="spellStart"/>
       <w:proofErr w:type="gramStart"/>
       <w:r>
         <w:rPr>
@@ -20872,6 +22594,7 @@
         </w:rPr>
         <w:t>print</w:t>
       </w:r>
+      <w:proofErr w:type="spellEnd"/>
       <w:r>
         <w:rPr>
           <w:rFonts w:ascii="Consolas" w:eastAsia="Times New Roman" w:hAnsi="Consolas" w:cs="Times New Roman"/>
@@ -20901,7 +22624,18 @@
           <w:szCs w:val="21"/>
           <w:lang w:eastAsia="ru-RU"/>
         </w:rPr>
-        <w:t xml:space="preserve">"| Было      |   </w:t>
+        <w:t>"| Было      |</w:t>
+      </w:r>
+      <w:proofErr w:type="gramStart"/>
+      <w:r>
+        <w:rPr>
+          <w:rFonts w:ascii="Consolas" w:eastAsia="Times New Roman" w:hAnsi="Consolas" w:cs="Times New Roman"/>
+          <w:color w:val="99FFE4"/>
+          <w:sz w:val="21"/>
+          <w:szCs w:val="21"/>
+          <w:lang w:eastAsia="ru-RU"/>
+        </w:rPr>
+        <w:t xml:space="preserve">   </w:t>
       </w:r>
       <w:r>
         <w:rPr>
@@ -20913,6 +22647,7 @@
         </w:rPr>
         <w:t>{</w:t>
       </w:r>
+      <w:proofErr w:type="gramEnd"/>
       <w:r>
         <w:rPr>
           <w:rFonts w:ascii="Consolas" w:eastAsia="Times New Roman" w:hAnsi="Consolas" w:cs="Times New Roman"/>
@@ -20931,7 +22666,18 @@
           <w:szCs w:val="21"/>
           <w:lang w:eastAsia="ru-RU"/>
         </w:rPr>
-        <w:t>:.4f</w:t>
+        <w:t>:.4</w:t>
+      </w:r>
+      <w:proofErr w:type="gramStart"/>
+      <w:r>
+        <w:rPr>
+          <w:rFonts w:ascii="Consolas" w:eastAsia="Times New Roman" w:hAnsi="Consolas" w:cs="Times New Roman"/>
+          <w:color w:val="A0A0A0"/>
+          <w:sz w:val="21"/>
+          <w:szCs w:val="21"/>
+          <w:lang w:eastAsia="ru-RU"/>
+        </w:rPr>
+        <w:t>f</w:t>
       </w:r>
       <w:r>
         <w:rPr>
@@ -20951,7 +22697,29 @@
           <w:szCs w:val="21"/>
           <w:lang w:eastAsia="ru-RU"/>
         </w:rPr>
-        <w:t xml:space="preserve">    |   </w:t>
+        <w:t xml:space="preserve">   </w:t>
+      </w:r>
+      <w:proofErr w:type="gramEnd"/>
+      <w:r>
+        <w:rPr>
+          <w:rFonts w:ascii="Consolas" w:eastAsia="Times New Roman" w:hAnsi="Consolas" w:cs="Times New Roman"/>
+          <w:color w:val="99FFE4"/>
+          <w:sz w:val="21"/>
+          <w:szCs w:val="21"/>
+          <w:lang w:eastAsia="ru-RU"/>
+        </w:rPr>
+        <w:t> |</w:t>
+      </w:r>
+      <w:proofErr w:type="gramStart"/>
+      <w:r>
+        <w:rPr>
+          <w:rFonts w:ascii="Consolas" w:eastAsia="Times New Roman" w:hAnsi="Consolas" w:cs="Times New Roman"/>
+          <w:color w:val="99FFE4"/>
+          <w:sz w:val="21"/>
+          <w:szCs w:val="21"/>
+          <w:lang w:eastAsia="ru-RU"/>
+        </w:rPr>
+        <w:t xml:space="preserve">   </w:t>
       </w:r>
       <w:r>
         <w:rPr>
@@ -20963,6 +22731,7 @@
         </w:rPr>
         <w:t>{</w:t>
       </w:r>
+      <w:proofErr w:type="gramEnd"/>
       <w:r>
         <w:rPr>
           <w:rFonts w:ascii="Consolas" w:eastAsia="Times New Roman" w:hAnsi="Consolas" w:cs="Times New Roman"/>
@@ -20981,7 +22750,18 @@
           <w:szCs w:val="21"/>
           <w:lang w:eastAsia="ru-RU"/>
         </w:rPr>
-        <w:t>:.4f</w:t>
+        <w:t>:.4</w:t>
+      </w:r>
+      <w:proofErr w:type="gramStart"/>
+      <w:r>
+        <w:rPr>
+          <w:rFonts w:ascii="Consolas" w:eastAsia="Times New Roman" w:hAnsi="Consolas" w:cs="Times New Roman"/>
+          <w:color w:val="A0A0A0"/>
+          <w:sz w:val="21"/>
+          <w:szCs w:val="21"/>
+          <w:lang w:eastAsia="ru-RU"/>
+        </w:rPr>
+        <w:t>f</w:t>
       </w:r>
       <w:r>
         <w:rPr>
@@ -21001,7 +22781,29 @@
           <w:szCs w:val="21"/>
           <w:lang w:eastAsia="ru-RU"/>
         </w:rPr>
-        <w:t xml:space="preserve">    |   </w:t>
+        <w:t xml:space="preserve">   </w:t>
+      </w:r>
+      <w:proofErr w:type="gramEnd"/>
+      <w:r>
+        <w:rPr>
+          <w:rFonts w:ascii="Consolas" w:eastAsia="Times New Roman" w:hAnsi="Consolas" w:cs="Times New Roman"/>
+          <w:color w:val="99FFE4"/>
+          <w:sz w:val="21"/>
+          <w:szCs w:val="21"/>
+          <w:lang w:eastAsia="ru-RU"/>
+        </w:rPr>
+        <w:t> |</w:t>
+      </w:r>
+      <w:proofErr w:type="gramStart"/>
+      <w:r>
+        <w:rPr>
+          <w:rFonts w:ascii="Consolas" w:eastAsia="Times New Roman" w:hAnsi="Consolas" w:cs="Times New Roman"/>
+          <w:color w:val="99FFE4"/>
+          <w:sz w:val="21"/>
+          <w:szCs w:val="21"/>
+          <w:lang w:eastAsia="ru-RU"/>
+        </w:rPr>
+        <w:t xml:space="preserve">   </w:t>
       </w:r>
       <w:r>
         <w:rPr>
@@ -21013,6 +22815,7 @@
         </w:rPr>
         <w:t>{</w:t>
       </w:r>
+      <w:proofErr w:type="gramEnd"/>
       <w:r>
         <w:rPr>
           <w:rFonts w:ascii="Consolas" w:eastAsia="Times New Roman" w:hAnsi="Consolas" w:cs="Times New Roman"/>
@@ -21031,7 +22834,18 @@
           <w:szCs w:val="21"/>
           <w:lang w:eastAsia="ru-RU"/>
         </w:rPr>
-        <w:t>:.4f</w:t>
+        <w:t>:.4</w:t>
+      </w:r>
+      <w:proofErr w:type="gramStart"/>
+      <w:r>
+        <w:rPr>
+          <w:rFonts w:ascii="Consolas" w:eastAsia="Times New Roman" w:hAnsi="Consolas" w:cs="Times New Roman"/>
+          <w:color w:val="A0A0A0"/>
+          <w:sz w:val="21"/>
+          <w:szCs w:val="21"/>
+          <w:lang w:eastAsia="ru-RU"/>
+        </w:rPr>
+        <w:t>f</w:t>
       </w:r>
       <w:r>
         <w:rPr>
@@ -21051,7 +22865,29 @@
           <w:szCs w:val="21"/>
           <w:lang w:eastAsia="ru-RU"/>
         </w:rPr>
-        <w:t xml:space="preserve">     |     </w:t>
+        <w:t xml:space="preserve">   </w:t>
+      </w:r>
+      <w:proofErr w:type="gramEnd"/>
+      <w:r>
+        <w:rPr>
+          <w:rFonts w:ascii="Consolas" w:eastAsia="Times New Roman" w:hAnsi="Consolas" w:cs="Times New Roman"/>
+          <w:color w:val="99FFE4"/>
+          <w:sz w:val="21"/>
+          <w:szCs w:val="21"/>
+          <w:lang w:eastAsia="ru-RU"/>
+        </w:rPr>
+        <w:t>  |  </w:t>
+      </w:r>
+      <w:proofErr w:type="gramStart"/>
+      <w:r>
+        <w:rPr>
+          <w:rFonts w:ascii="Consolas" w:eastAsia="Times New Roman" w:hAnsi="Consolas" w:cs="Times New Roman"/>
+          <w:color w:val="99FFE4"/>
+          <w:sz w:val="21"/>
+          <w:szCs w:val="21"/>
+          <w:lang w:eastAsia="ru-RU"/>
+        </w:rPr>
+        <w:t xml:space="preserve">   </w:t>
       </w:r>
       <w:r>
         <w:rPr>
@@ -21063,6 +22899,7 @@
         </w:rPr>
         <w:t>{</w:t>
       </w:r>
+      <w:proofErr w:type="gramEnd"/>
       <w:r>
         <w:rPr>
           <w:rFonts w:ascii="Consolas" w:eastAsia="Times New Roman" w:hAnsi="Consolas" w:cs="Times New Roman"/>
@@ -21081,7 +22918,18 @@
           <w:szCs w:val="21"/>
           <w:lang w:eastAsia="ru-RU"/>
         </w:rPr>
-        <w:t>:.4f</w:t>
+        <w:t>:.4</w:t>
+      </w:r>
+      <w:proofErr w:type="gramStart"/>
+      <w:r>
+        <w:rPr>
+          <w:rFonts w:ascii="Consolas" w:eastAsia="Times New Roman" w:hAnsi="Consolas" w:cs="Times New Roman"/>
+          <w:color w:val="A0A0A0"/>
+          <w:sz w:val="21"/>
+          <w:szCs w:val="21"/>
+          <w:lang w:eastAsia="ru-RU"/>
+        </w:rPr>
+        <w:t>f</w:t>
       </w:r>
       <w:r>
         <w:rPr>
@@ -21101,7 +22949,18 @@
           <w:szCs w:val="21"/>
           <w:lang w:eastAsia="ru-RU"/>
         </w:rPr>
-        <w:t xml:space="preserve">     |"</w:t>
+        <w:t xml:space="preserve">   </w:t>
+      </w:r>
+      <w:proofErr w:type="gramEnd"/>
+      <w:r>
+        <w:rPr>
+          <w:rFonts w:ascii="Consolas" w:eastAsia="Times New Roman" w:hAnsi="Consolas" w:cs="Times New Roman"/>
+          <w:color w:val="99FFE4"/>
+          <w:sz w:val="21"/>
+          <w:szCs w:val="21"/>
+          <w:lang w:eastAsia="ru-RU"/>
+        </w:rPr>
+        <w:t>  |"</w:t>
       </w:r>
       <w:r>
         <w:rPr>
@@ -21128,6 +22987,7 @@
           <w:lang w:eastAsia="ru-RU"/>
         </w:rPr>
       </w:pPr>
+      <w:proofErr w:type="spellStart"/>
       <w:proofErr w:type="gramStart"/>
       <w:r>
         <w:rPr>
@@ -21139,6 +22999,7 @@
         </w:rPr>
         <w:t>print</w:t>
       </w:r>
+      <w:proofErr w:type="spellEnd"/>
       <w:r>
         <w:rPr>
           <w:rFonts w:ascii="Consolas" w:eastAsia="Times New Roman" w:hAnsi="Consolas" w:cs="Times New Roman"/>
@@ -21195,6 +23056,7 @@
           <w:lang w:eastAsia="ru-RU"/>
         </w:rPr>
       </w:pPr>
+      <w:proofErr w:type="spellStart"/>
       <w:proofErr w:type="gramStart"/>
       <w:r>
         <w:rPr>
@@ -21206,6 +23068,7 @@
         </w:rPr>
         <w:t>print</w:t>
       </w:r>
+      <w:proofErr w:type="spellEnd"/>
       <w:r>
         <w:rPr>
           <w:rFonts w:ascii="Consolas" w:eastAsia="Times New Roman" w:hAnsi="Consolas" w:cs="Times New Roman"/>
@@ -21285,7 +23148,29 @@
           <w:szCs w:val="21"/>
           <w:lang w:eastAsia="ru-RU"/>
         </w:rPr>
-        <w:t xml:space="preserve"> + x  | </w:t>
+        <w:t xml:space="preserve"> + </w:t>
+      </w:r>
+      <w:proofErr w:type="gramStart"/>
+      <w:r>
+        <w:rPr>
+          <w:rFonts w:ascii="Consolas" w:eastAsia="Times New Roman" w:hAnsi="Consolas" w:cs="Times New Roman"/>
+          <w:color w:val="99FFE4"/>
+          <w:sz w:val="21"/>
+          <w:szCs w:val="21"/>
+          <w:lang w:eastAsia="ru-RU"/>
+        </w:rPr>
+        <w:t>x  |</w:t>
+      </w:r>
+      <w:proofErr w:type="gramEnd"/>
+      <w:r>
+        <w:rPr>
+          <w:rFonts w:ascii="Consolas" w:eastAsia="Times New Roman" w:hAnsi="Consolas" w:cs="Times New Roman"/>
+          <w:color w:val="99FFE4"/>
+          <w:sz w:val="21"/>
+          <w:szCs w:val="21"/>
+          <w:lang w:eastAsia="ru-RU"/>
+        </w:rPr>
+        <w:t xml:space="preserve"> </w:t>
       </w:r>
       <w:r>
         <w:rPr>
@@ -21335,7 +23220,29 @@
           <w:szCs w:val="21"/>
           <w:lang w:eastAsia="ru-RU"/>
         </w:rPr>
-        <w:t xml:space="preserve"> - x  | </w:t>
+        <w:t xml:space="preserve"> - </w:t>
+      </w:r>
+      <w:proofErr w:type="gramStart"/>
+      <w:r>
+        <w:rPr>
+          <w:rFonts w:ascii="Consolas" w:eastAsia="Times New Roman" w:hAnsi="Consolas" w:cs="Times New Roman"/>
+          <w:color w:val="99FFE4"/>
+          <w:sz w:val="21"/>
+          <w:szCs w:val="21"/>
+          <w:lang w:eastAsia="ru-RU"/>
+        </w:rPr>
+        <w:t>x  |</w:t>
+      </w:r>
+      <w:proofErr w:type="gramEnd"/>
+      <w:r>
+        <w:rPr>
+          <w:rFonts w:ascii="Consolas" w:eastAsia="Times New Roman" w:hAnsi="Consolas" w:cs="Times New Roman"/>
+          <w:color w:val="99FFE4"/>
+          <w:sz w:val="21"/>
+          <w:szCs w:val="21"/>
+          <w:lang w:eastAsia="ru-RU"/>
+        </w:rPr>
+        <w:t xml:space="preserve"> </w:t>
       </w:r>
       <w:r>
         <w:rPr>
@@ -21385,7 +23292,18 @@
           <w:szCs w:val="21"/>
           <w:lang w:eastAsia="ru-RU"/>
         </w:rPr>
-        <w:t xml:space="preserve"> - x   |     </w:t>
+        <w:t xml:space="preserve"> - x   |  </w:t>
+      </w:r>
+      <w:proofErr w:type="gramStart"/>
+      <w:r>
+        <w:rPr>
+          <w:rFonts w:ascii="Consolas" w:eastAsia="Times New Roman" w:hAnsi="Consolas" w:cs="Times New Roman"/>
+          <w:color w:val="99FFE4"/>
+          <w:sz w:val="21"/>
+          <w:szCs w:val="21"/>
+          <w:lang w:eastAsia="ru-RU"/>
+        </w:rPr>
+        <w:t xml:space="preserve">   </w:t>
       </w:r>
       <w:r>
         <w:rPr>
@@ -21397,6 +23315,7 @@
         </w:rPr>
         <w:t>{</w:t>
       </w:r>
+      <w:proofErr w:type="gramEnd"/>
       <w:r>
         <w:rPr>
           <w:rFonts w:ascii="Consolas" w:eastAsia="Times New Roman" w:hAnsi="Consolas" w:cs="Times New Roman"/>
@@ -21667,6 +23586,7 @@
         </w:rPr>
         <w:t>(</w:t>
       </w:r>
+      <w:proofErr w:type="spellStart"/>
       <w:proofErr w:type="gramEnd"/>
       <w:r>
         <w:rPr>
@@ -21688,6 +23608,7 @@
         </w:rPr>
         <w:t>"P</w:t>
       </w:r>
+      <w:proofErr w:type="spellEnd"/>
       <w:r>
         <w:rPr>
           <w:rFonts w:ascii="Consolas" w:eastAsia="Times New Roman" w:hAnsi="Consolas" w:cs="Times New Roman"/>
@@ -21746,7 +23667,29 @@
           <w:szCs w:val="21"/>
           <w:lang w:val="en-US" w:eastAsia="ru-RU"/>
         </w:rPr>
-        <w:t xml:space="preserve">⁰ = 1  * </w:t>
+        <w:t xml:space="preserve">⁰ = </w:t>
+      </w:r>
+      <w:proofErr w:type="gramStart"/>
+      <w:r>
+        <w:rPr>
+          <w:rFonts w:ascii="Consolas" w:eastAsia="Times New Roman" w:hAnsi="Consolas" w:cs="Times New Roman"/>
+          <w:color w:val="99FFE4"/>
+          <w:sz w:val="21"/>
+          <w:szCs w:val="21"/>
+          <w:lang w:val="en-US" w:eastAsia="ru-RU"/>
+        </w:rPr>
+        <w:t>1  *</w:t>
+      </w:r>
+      <w:proofErr w:type="gramEnd"/>
+      <w:r>
+        <w:rPr>
+          <w:rFonts w:ascii="Consolas" w:eastAsia="Times New Roman" w:hAnsi="Consolas" w:cs="Times New Roman"/>
+          <w:color w:val="99FFE4"/>
+          <w:sz w:val="21"/>
+          <w:szCs w:val="21"/>
+          <w:lang w:val="en-US" w:eastAsia="ru-RU"/>
+        </w:rPr>
+        <w:t xml:space="preserve"> </w:t>
       </w:r>
       <w:r>
         <w:rPr>
@@ -21864,6 +23807,7 @@
         </w:rPr>
         <w:t>(</w:t>
       </w:r>
+      <w:proofErr w:type="spellStart"/>
       <w:proofErr w:type="gramEnd"/>
       <w:r>
         <w:rPr>
@@ -21883,7 +23827,18 @@
           <w:szCs w:val="21"/>
           <w:lang w:val="en-US" w:eastAsia="ru-RU"/>
         </w:rPr>
-        <w:t>"Kp = (CO2 * H2) / (CO * H2O)"</w:t>
+        <w:t>"Kp</w:t>
+      </w:r>
+      <w:proofErr w:type="spellEnd"/>
+      <w:r>
+        <w:rPr>
+          <w:rFonts w:ascii="Consolas" w:eastAsia="Times New Roman" w:hAnsi="Consolas" w:cs="Times New Roman"/>
+          <w:color w:val="99FFE4"/>
+          <w:sz w:val="21"/>
+          <w:szCs w:val="21"/>
+          <w:lang w:val="en-US" w:eastAsia="ru-RU"/>
+        </w:rPr>
+        <w:t xml:space="preserve"> = (CO2 * H2) / (CO * H2O)"</w:t>
       </w:r>
       <w:r>
         <w:rPr>
@@ -22240,7 +24195,18 @@
           <w:szCs w:val="21"/>
           <w:lang w:val="en-US" w:eastAsia="ru-RU"/>
         </w:rPr>
-        <w:t>    p_</w:t>
+        <w:t xml:space="preserve">    </w:t>
+      </w:r>
+      <w:proofErr w:type="spellStart"/>
+      <w:r>
+        <w:rPr>
+          <w:rFonts w:ascii="Consolas" w:eastAsia="Times New Roman" w:hAnsi="Consolas" w:cs="Times New Roman"/>
+          <w:color w:val="FFFFFF"/>
+          <w:sz w:val="21"/>
+          <w:szCs w:val="21"/>
+          <w:lang w:val="en-US" w:eastAsia="ru-RU"/>
+        </w:rPr>
+        <w:t>p_</w:t>
       </w:r>
       <w:proofErr w:type="gramStart"/>
       <w:r>
@@ -22251,7 +24217,18 @@
           <w:szCs w:val="21"/>
           <w:lang w:val="en-US" w:eastAsia="ru-RU"/>
         </w:rPr>
-        <w:t>CO  </w:t>
+        <w:t>CO</w:t>
+      </w:r>
+      <w:proofErr w:type="spellEnd"/>
+      <w:r>
+        <w:rPr>
+          <w:rFonts w:ascii="Consolas" w:eastAsia="Times New Roman" w:hAnsi="Consolas" w:cs="Times New Roman"/>
+          <w:color w:val="FFFFFF"/>
+          <w:sz w:val="21"/>
+          <w:szCs w:val="21"/>
+          <w:lang w:val="en-US" w:eastAsia="ru-RU"/>
+        </w:rPr>
+        <w:t xml:space="preserve">  </w:t>
       </w:r>
       <w:r>
         <w:rPr>
@@ -22371,7 +24348,7 @@
           <w:color w:val="FFFFFF"/>
           <w:sz w:val="21"/>
           <w:szCs w:val="21"/>
-          <w:lang w:eastAsia="ru-RU"/>
+          <w:lang w:val="en-US" w:eastAsia="ru-RU"/>
         </w:rPr>
       </w:pPr>
       <w:r>
@@ -22390,7 +24367,7 @@
           <w:color w:val="FFFFFF"/>
           <w:sz w:val="21"/>
           <w:szCs w:val="21"/>
-          <w:lang w:eastAsia="ru-RU"/>
+          <w:lang w:val="en-US" w:eastAsia="ru-RU"/>
         </w:rPr>
         <w:t xml:space="preserve">p_CO2 </w:t>
       </w:r>
@@ -22400,7 +24377,7 @@
           <w:color w:val="A0A0A0"/>
           <w:sz w:val="21"/>
           <w:szCs w:val="21"/>
-          <w:lang w:eastAsia="ru-RU"/>
+          <w:lang w:val="en-US" w:eastAsia="ru-RU"/>
         </w:rPr>
         <w:t>=</w:t>
       </w:r>
@@ -22410,7 +24387,7 @@
           <w:color w:val="FFFFFF"/>
           <w:sz w:val="21"/>
           <w:szCs w:val="21"/>
-          <w:lang w:eastAsia="ru-RU"/>
+          <w:lang w:val="en-US" w:eastAsia="ru-RU"/>
         </w:rPr>
         <w:t xml:space="preserve"> P_CO2_0 </w:t>
       </w:r>
@@ -22420,7 +24397,7 @@
           <w:color w:val="A0A0A0"/>
           <w:sz w:val="21"/>
           <w:szCs w:val="21"/>
-          <w:lang w:eastAsia="ru-RU"/>
+          <w:lang w:val="en-US" w:eastAsia="ru-RU"/>
         </w:rPr>
         <w:t>+</w:t>
       </w:r>
@@ -22430,7 +24407,7 @@
           <w:color w:val="FFFFFF"/>
           <w:sz w:val="21"/>
           <w:szCs w:val="21"/>
-          <w:lang w:eastAsia="ru-RU"/>
+          <w:lang w:val="en-US" w:eastAsia="ru-RU"/>
         </w:rPr>
         <w:t xml:space="preserve"> x</w:t>
       </w:r>
@@ -22446,7 +24423,7 @@
           <w:color w:val="FFFFFF"/>
           <w:sz w:val="21"/>
           <w:szCs w:val="21"/>
-          <w:lang w:eastAsia="ru-RU"/>
+          <w:lang w:val="en-US" w:eastAsia="ru-RU"/>
         </w:rPr>
       </w:pPr>
     </w:p>
@@ -22470,19 +24447,31 @@
           <w:color w:val="FFFFFF"/>
           <w:sz w:val="21"/>
           <w:szCs w:val="21"/>
-          <w:lang w:eastAsia="ru-RU"/>
+          <w:lang w:val="en-US" w:eastAsia="ru-RU"/>
         </w:rPr>
         <w:t xml:space="preserve">    </w:t>
       </w:r>
-      <w:r>
-        <w:rPr>
-          <w:rFonts w:ascii="Consolas" w:eastAsia="Times New Roman" w:hAnsi="Consolas" w:cs="Times New Roman"/>
-          <w:color w:val="FFFFFF"/>
-          <w:sz w:val="21"/>
-          <w:szCs w:val="21"/>
-          <w:lang w:val="en-US" w:eastAsia="ru-RU"/>
-        </w:rPr>
-        <w:t xml:space="preserve">Kp_expr </w:t>
+      <w:proofErr w:type="spellStart"/>
+      <w:r>
+        <w:rPr>
+          <w:rFonts w:ascii="Consolas" w:eastAsia="Times New Roman" w:hAnsi="Consolas" w:cs="Times New Roman"/>
+          <w:color w:val="FFFFFF"/>
+          <w:sz w:val="21"/>
+          <w:szCs w:val="21"/>
+          <w:lang w:val="en-US" w:eastAsia="ru-RU"/>
+        </w:rPr>
+        <w:t>Kp_expr</w:t>
+      </w:r>
+      <w:proofErr w:type="spellEnd"/>
+      <w:r>
+        <w:rPr>
+          <w:rFonts w:ascii="Consolas" w:eastAsia="Times New Roman" w:hAnsi="Consolas" w:cs="Times New Roman"/>
+          <w:color w:val="FFFFFF"/>
+          <w:sz w:val="21"/>
+          <w:szCs w:val="21"/>
+          <w:lang w:val="en-US" w:eastAsia="ru-RU"/>
+        </w:rPr>
+        <w:t xml:space="preserve"> </w:t>
       </w:r>
       <w:r>
         <w:rPr>
@@ -22542,7 +24531,29 @@
           <w:szCs w:val="21"/>
           <w:lang w:val="en-US" w:eastAsia="ru-RU"/>
         </w:rPr>
-        <w:t xml:space="preserve"> (p_CO </w:t>
+        <w:t xml:space="preserve"> (</w:t>
+      </w:r>
+      <w:proofErr w:type="spellStart"/>
+      <w:r>
+        <w:rPr>
+          <w:rFonts w:ascii="Consolas" w:eastAsia="Times New Roman" w:hAnsi="Consolas" w:cs="Times New Roman"/>
+          <w:color w:val="FFFFFF"/>
+          <w:sz w:val="21"/>
+          <w:szCs w:val="21"/>
+          <w:lang w:val="en-US" w:eastAsia="ru-RU"/>
+        </w:rPr>
+        <w:t>p_CO</w:t>
+      </w:r>
+      <w:proofErr w:type="spellEnd"/>
+      <w:r>
+        <w:rPr>
+          <w:rFonts w:ascii="Consolas" w:eastAsia="Times New Roman" w:hAnsi="Consolas" w:cs="Times New Roman"/>
+          <w:color w:val="FFFFFF"/>
+          <w:sz w:val="21"/>
+          <w:szCs w:val="21"/>
+          <w:lang w:val="en-US" w:eastAsia="ru-RU"/>
+        </w:rPr>
+        <w:t xml:space="preserve"> </w:t>
       </w:r>
       <w:r>
         <w:rPr>
@@ -22607,7 +24618,29 @@
           <w:szCs w:val="21"/>
           <w:lang w:val="en-US" w:eastAsia="ru-RU"/>
         </w:rPr>
-        <w:t xml:space="preserve"> Kp_expr </w:t>
+        <w:t xml:space="preserve"> </w:t>
+      </w:r>
+      <w:proofErr w:type="spellStart"/>
+      <w:r>
+        <w:rPr>
+          <w:rFonts w:ascii="Consolas" w:eastAsia="Times New Roman" w:hAnsi="Consolas" w:cs="Times New Roman"/>
+          <w:color w:val="FFFFFF"/>
+          <w:sz w:val="21"/>
+          <w:szCs w:val="21"/>
+          <w:lang w:val="en-US" w:eastAsia="ru-RU"/>
+        </w:rPr>
+        <w:t>Kp_expr</w:t>
+      </w:r>
+      <w:proofErr w:type="spellEnd"/>
+      <w:r>
+        <w:rPr>
+          <w:rFonts w:ascii="Consolas" w:eastAsia="Times New Roman" w:hAnsi="Consolas" w:cs="Times New Roman"/>
+          <w:color w:val="FFFFFF"/>
+          <w:sz w:val="21"/>
+          <w:szCs w:val="21"/>
+          <w:lang w:val="en-US" w:eastAsia="ru-RU"/>
+        </w:rPr>
+        <w:t xml:space="preserve"> </w:t>
       </w:r>
       <w:r>
         <w:rPr>
@@ -22659,15 +24692,27 @@
           <w:lang w:val="en-US" w:eastAsia="ru-RU"/>
         </w:rPr>
       </w:pPr>
-      <w:r>
-        <w:rPr>
-          <w:rFonts w:ascii="Consolas" w:eastAsia="Times New Roman" w:hAnsi="Consolas" w:cs="Times New Roman"/>
-          <w:color w:val="FFFFFF"/>
-          <w:sz w:val="21"/>
-          <w:szCs w:val="21"/>
-          <w:lang w:val="en-US" w:eastAsia="ru-RU"/>
-        </w:rPr>
-        <w:t xml:space="preserve">x_sol </w:t>
+      <w:proofErr w:type="spellStart"/>
+      <w:r>
+        <w:rPr>
+          <w:rFonts w:ascii="Consolas" w:eastAsia="Times New Roman" w:hAnsi="Consolas" w:cs="Times New Roman"/>
+          <w:color w:val="FFFFFF"/>
+          <w:sz w:val="21"/>
+          <w:szCs w:val="21"/>
+          <w:lang w:val="en-US" w:eastAsia="ru-RU"/>
+        </w:rPr>
+        <w:t>x_sol</w:t>
+      </w:r>
+      <w:proofErr w:type="spellEnd"/>
+      <w:r>
+        <w:rPr>
+          <w:rFonts w:ascii="Consolas" w:eastAsia="Times New Roman" w:hAnsi="Consolas" w:cs="Times New Roman"/>
+          <w:color w:val="FFFFFF"/>
+          <w:sz w:val="21"/>
+          <w:szCs w:val="21"/>
+          <w:lang w:val="en-US" w:eastAsia="ru-RU"/>
+        </w:rPr>
+        <w:t xml:space="preserve"> </w:t>
       </w:r>
       <w:r>
         <w:rPr>
@@ -22689,6 +24734,7 @@
         </w:rPr>
         <w:t xml:space="preserve"> </w:t>
       </w:r>
+      <w:proofErr w:type="spellStart"/>
       <w:proofErr w:type="gramStart"/>
       <w:r>
         <w:rPr>
@@ -22698,7 +24744,18 @@
           <w:szCs w:val="21"/>
           <w:lang w:val="en-US" w:eastAsia="ru-RU"/>
         </w:rPr>
-        <w:t>fsolve(</w:t>
+        <w:t>fsolve</w:t>
+      </w:r>
+      <w:proofErr w:type="spellEnd"/>
+      <w:r>
+        <w:rPr>
+          <w:rFonts w:ascii="Consolas" w:eastAsia="Times New Roman" w:hAnsi="Consolas" w:cs="Times New Roman"/>
+          <w:color w:val="FFFFFF"/>
+          <w:sz w:val="21"/>
+          <w:szCs w:val="21"/>
+          <w:lang w:val="en-US" w:eastAsia="ru-RU"/>
+        </w:rPr>
+        <w:t>(</w:t>
       </w:r>
       <w:proofErr w:type="gramEnd"/>
       <w:r>
@@ -22719,7 +24776,18 @@
           <w:szCs w:val="21"/>
           <w:lang w:val="en-US" w:eastAsia="ru-RU"/>
         </w:rPr>
-        <w:t>1e-6</w:t>
+        <w:t>1e-</w:t>
+      </w:r>
+      <w:proofErr w:type="gramStart"/>
+      <w:r>
+        <w:rPr>
+          <w:rFonts w:ascii="Consolas" w:eastAsia="Times New Roman" w:hAnsi="Consolas" w:cs="Times New Roman"/>
+          <w:color w:val="FFC799"/>
+          <w:sz w:val="21"/>
+          <w:szCs w:val="21"/>
+          <w:lang w:val="en-US" w:eastAsia="ru-RU"/>
+        </w:rPr>
+        <w:t>6</w:t>
       </w:r>
       <w:r>
         <w:rPr>
@@ -22731,6 +24799,7 @@
         </w:rPr>
         <w:t>)[</w:t>
       </w:r>
+      <w:proofErr w:type="gramEnd"/>
       <w:r>
         <w:rPr>
           <w:rFonts w:ascii="Consolas" w:eastAsia="Times New Roman" w:hAnsi="Consolas" w:cs="Times New Roman"/>
@@ -22781,6 +24850,7 @@
           <w:lang w:eastAsia="ru-RU"/>
         </w:rPr>
       </w:pPr>
+      <w:proofErr w:type="spellStart"/>
       <w:proofErr w:type="gramStart"/>
       <w:r>
         <w:rPr>
@@ -22792,6 +24862,7 @@
         </w:rPr>
         <w:t>print</w:t>
       </w:r>
+      <w:proofErr w:type="spellEnd"/>
       <w:r>
         <w:rPr>
           <w:rFonts w:ascii="Consolas" w:eastAsia="Times New Roman" w:hAnsi="Consolas" w:cs="Times New Roman"/>
@@ -22831,7 +24902,18 @@
           <w:szCs w:val="21"/>
           <w:lang w:eastAsia="ru-RU"/>
         </w:rPr>
-        <w:t>\n</w:t>
+        <w:t>\</w:t>
+      </w:r>
+      <w:proofErr w:type="spellStart"/>
+      <w:r>
+        <w:rPr>
+          <w:rFonts w:ascii="Consolas" w:eastAsia="Times New Roman" w:hAnsi="Consolas" w:cs="Times New Roman"/>
+          <w:color w:val="A0A0A0"/>
+          <w:sz w:val="21"/>
+          <w:szCs w:val="21"/>
+          <w:lang w:eastAsia="ru-RU"/>
+        </w:rPr>
+        <w:t>n</w:t>
       </w:r>
       <w:r>
         <w:rPr>
@@ -22841,7 +24923,18 @@
           <w:szCs w:val="21"/>
           <w:lang w:eastAsia="ru-RU"/>
         </w:rPr>
-        <w:t xml:space="preserve">Степень превращения x = </w:t>
+        <w:t>Степень</w:t>
+      </w:r>
+      <w:proofErr w:type="spellEnd"/>
+      <w:r>
+        <w:rPr>
+          <w:rFonts w:ascii="Consolas" w:eastAsia="Times New Roman" w:hAnsi="Consolas" w:cs="Times New Roman"/>
+          <w:color w:val="99FFE4"/>
+          <w:sz w:val="21"/>
+          <w:szCs w:val="21"/>
+          <w:lang w:eastAsia="ru-RU"/>
+        </w:rPr>
+        <w:t xml:space="preserve"> превращения x = </w:t>
       </w:r>
       <w:r>
         <w:rPr>
@@ -22993,8 +25086,20 @@
           <w:szCs w:val="21"/>
           <w:lang w:val="en-US" w:eastAsia="ru-RU"/>
         </w:rPr>
-        <w:t xml:space="preserve"> x_sol</w:t>
-      </w:r>
+        <w:t xml:space="preserve"> </w:t>
+      </w:r>
+      <w:proofErr w:type="spellStart"/>
+      <w:r>
+        <w:rPr>
+          <w:rFonts w:ascii="Consolas" w:eastAsia="Times New Roman" w:hAnsi="Consolas" w:cs="Times New Roman"/>
+          <w:color w:val="FFFFFF"/>
+          <w:sz w:val="21"/>
+          <w:szCs w:val="21"/>
+          <w:lang w:val="en-US" w:eastAsia="ru-RU"/>
+        </w:rPr>
+        <w:t>x_sol</w:t>
+      </w:r>
+      <w:proofErr w:type="spellEnd"/>
     </w:p>
     <w:p>
       <w:pPr>
@@ -23010,6 +25115,7 @@
           <w:lang w:val="en-US" w:eastAsia="ru-RU"/>
         </w:rPr>
       </w:pPr>
+      <w:proofErr w:type="spellStart"/>
       <w:r>
         <w:rPr>
           <w:rFonts w:ascii="Consolas" w:eastAsia="Times New Roman" w:hAnsi="Consolas" w:cs="Times New Roman"/>
@@ -23029,7 +25135,18 @@
           <w:szCs w:val="21"/>
           <w:lang w:val="en-US" w:eastAsia="ru-RU"/>
         </w:rPr>
-        <w:t>eq  </w:t>
+        <w:t>eq</w:t>
+      </w:r>
+      <w:proofErr w:type="spellEnd"/>
+      <w:r>
+        <w:rPr>
+          <w:rFonts w:ascii="Consolas" w:eastAsia="Times New Roman" w:hAnsi="Consolas" w:cs="Times New Roman"/>
+          <w:color w:val="FFFFFF"/>
+          <w:sz w:val="21"/>
+          <w:szCs w:val="21"/>
+          <w:lang w:val="en-US" w:eastAsia="ru-RU"/>
+        </w:rPr>
+        <w:t xml:space="preserve">  </w:t>
       </w:r>
       <w:r>
         <w:rPr>
@@ -23070,8 +25187,20 @@
           <w:szCs w:val="21"/>
           <w:lang w:val="en-US" w:eastAsia="ru-RU"/>
         </w:rPr>
-        <w:t xml:space="preserve"> x_sol</w:t>
-      </w:r>
+        <w:t xml:space="preserve"> </w:t>
+      </w:r>
+      <w:proofErr w:type="spellStart"/>
+      <w:r>
+        <w:rPr>
+          <w:rFonts w:ascii="Consolas" w:eastAsia="Times New Roman" w:hAnsi="Consolas" w:cs="Times New Roman"/>
+          <w:color w:val="FFFFFF"/>
+          <w:sz w:val="21"/>
+          <w:szCs w:val="21"/>
+          <w:lang w:val="en-US" w:eastAsia="ru-RU"/>
+        </w:rPr>
+        <w:t>x_sol</w:t>
+      </w:r>
+      <w:proofErr w:type="spellEnd"/>
     </w:p>
     <w:p>
       <w:pPr>
@@ -23135,8 +25264,20 @@
           <w:szCs w:val="21"/>
           <w:lang w:val="en-US" w:eastAsia="ru-RU"/>
         </w:rPr>
-        <w:t xml:space="preserve"> x_sol</w:t>
-      </w:r>
+        <w:t xml:space="preserve"> </w:t>
+      </w:r>
+      <w:proofErr w:type="spellStart"/>
+      <w:r>
+        <w:rPr>
+          <w:rFonts w:ascii="Consolas" w:eastAsia="Times New Roman" w:hAnsi="Consolas" w:cs="Times New Roman"/>
+          <w:color w:val="FFFFFF"/>
+          <w:sz w:val="21"/>
+          <w:szCs w:val="21"/>
+          <w:lang w:val="en-US" w:eastAsia="ru-RU"/>
+        </w:rPr>
+        <w:t>x_sol</w:t>
+      </w:r>
+      <w:proofErr w:type="spellEnd"/>
     </w:p>
     <w:p>
       <w:pPr>
@@ -23200,8 +25341,20 @@
           <w:szCs w:val="21"/>
           <w:lang w:val="en-US" w:eastAsia="ru-RU"/>
         </w:rPr>
-        <w:t xml:space="preserve"> x_sol</w:t>
-      </w:r>
+        <w:t xml:space="preserve"> </w:t>
+      </w:r>
+      <w:proofErr w:type="spellStart"/>
+      <w:r>
+        <w:rPr>
+          <w:rFonts w:ascii="Consolas" w:eastAsia="Times New Roman" w:hAnsi="Consolas" w:cs="Times New Roman"/>
+          <w:color w:val="FFFFFF"/>
+          <w:sz w:val="21"/>
+          <w:szCs w:val="21"/>
+          <w:lang w:val="en-US" w:eastAsia="ru-RU"/>
+        </w:rPr>
+        <w:t>x_sol</w:t>
+      </w:r>
+      <w:proofErr w:type="spellEnd"/>
     </w:p>
     <w:p>
       <w:pPr>
@@ -23349,6 +25502,7 @@
         </w:rPr>
         <w:t>(</w:t>
       </w:r>
+      <w:proofErr w:type="spellStart"/>
       <w:r>
         <w:rPr>
           <w:rFonts w:ascii="Consolas" w:eastAsia="Times New Roman" w:hAnsi="Consolas" w:cs="Times New Roman"/>
@@ -23367,7 +25521,18 @@
           <w:szCs w:val="21"/>
           <w:lang w:val="en-US" w:eastAsia="ru-RU"/>
         </w:rPr>
-        <w:t>"p(H2</w:t>
+        <w:t>"p</w:t>
+      </w:r>
+      <w:proofErr w:type="spellEnd"/>
+      <w:r>
+        <w:rPr>
+          <w:rFonts w:ascii="Consolas" w:eastAsia="Times New Roman" w:hAnsi="Consolas" w:cs="Times New Roman"/>
+          <w:color w:val="99FFE4"/>
+          <w:sz w:val="21"/>
+          <w:szCs w:val="21"/>
+          <w:lang w:val="en-US" w:eastAsia="ru-RU"/>
+        </w:rPr>
+        <w:t>(H2</w:t>
       </w:r>
       <w:proofErr w:type="gramStart"/>
       <w:r>
@@ -23506,6 +25671,7 @@
         </w:rPr>
         <w:t>(</w:t>
       </w:r>
+      <w:proofErr w:type="spellStart"/>
       <w:r>
         <w:rPr>
           <w:rFonts w:ascii="Consolas" w:eastAsia="Times New Roman" w:hAnsi="Consolas" w:cs="Times New Roman"/>
@@ -23524,7 +25690,18 @@
           <w:szCs w:val="21"/>
           <w:lang w:val="en-US" w:eastAsia="ru-RU"/>
         </w:rPr>
-        <w:t>"p(</w:t>
+        <w:t>"p</w:t>
+      </w:r>
+      <w:proofErr w:type="spellEnd"/>
+      <w:r>
+        <w:rPr>
+          <w:rFonts w:ascii="Consolas" w:eastAsia="Times New Roman" w:hAnsi="Consolas" w:cs="Times New Roman"/>
+          <w:color w:val="99FFE4"/>
+          <w:sz w:val="21"/>
+          <w:szCs w:val="21"/>
+          <w:lang w:val="en-US" w:eastAsia="ru-RU"/>
+        </w:rPr>
+        <w:t>(</w:t>
       </w:r>
       <w:proofErr w:type="gramStart"/>
       <w:r>
@@ -23664,6 +25841,7 @@
         </w:rPr>
         <w:t>(</w:t>
       </w:r>
+      <w:proofErr w:type="spellStart"/>
       <w:r>
         <w:rPr>
           <w:rFonts w:ascii="Consolas" w:eastAsia="Times New Roman" w:hAnsi="Consolas" w:cs="Times New Roman"/>
@@ -23693,7 +25871,18 @@
           <w:szCs w:val="21"/>
           <w:lang w:val="en-US" w:eastAsia="ru-RU"/>
         </w:rPr>
-        <w:t>p(</w:t>
+        <w:t>p</w:t>
+      </w:r>
+      <w:proofErr w:type="spellEnd"/>
+      <w:r>
+        <w:rPr>
+          <w:rFonts w:ascii="Consolas" w:eastAsia="Times New Roman" w:hAnsi="Consolas" w:cs="Times New Roman"/>
+          <w:color w:val="99FFE4"/>
+          <w:sz w:val="21"/>
+          <w:szCs w:val="21"/>
+          <w:lang w:val="en-US" w:eastAsia="ru-RU"/>
+        </w:rPr>
+        <w:t>(</w:t>
       </w:r>
       <w:proofErr w:type="gramEnd"/>
       <w:r>
@@ -23821,6 +26010,7 @@
         </w:rPr>
         <w:t>(</w:t>
       </w:r>
+      <w:proofErr w:type="spellStart"/>
       <w:r>
         <w:rPr>
           <w:rFonts w:ascii="Consolas" w:eastAsia="Times New Roman" w:hAnsi="Consolas" w:cs="Times New Roman"/>
@@ -23850,7 +26040,18 @@
           <w:szCs w:val="21"/>
           <w:lang w:val="en-US" w:eastAsia="ru-RU"/>
         </w:rPr>
-        <w:t>p(</w:t>
+        <w:t>p</w:t>
+      </w:r>
+      <w:proofErr w:type="spellEnd"/>
+      <w:r>
+        <w:rPr>
+          <w:rFonts w:ascii="Consolas" w:eastAsia="Times New Roman" w:hAnsi="Consolas" w:cs="Times New Roman"/>
+          <w:color w:val="99FFE4"/>
+          <w:sz w:val="21"/>
+          <w:szCs w:val="21"/>
+          <w:lang w:val="en-US" w:eastAsia="ru-RU"/>
+        </w:rPr>
+        <w:t>(</w:t>
       </w:r>
       <w:proofErr w:type="gramEnd"/>
       <w:r>
@@ -23973,6 +26174,7 @@
           <w:lang w:eastAsia="ru-RU"/>
         </w:rPr>
       </w:pPr>
+      <w:proofErr w:type="spellStart"/>
       <w:proofErr w:type="gramStart"/>
       <w:r>
         <w:rPr>
@@ -23984,6 +26186,7 @@
         </w:rPr>
         <w:t>print</w:t>
       </w:r>
+      <w:proofErr w:type="spellEnd"/>
       <w:r>
         <w:rPr>
           <w:rFonts w:ascii="Consolas" w:eastAsia="Times New Roman" w:hAnsi="Consolas" w:cs="Times New Roman"/>
@@ -24078,7 +26281,29 @@
           <w:szCs w:val="21"/>
           <w:lang w:val="en-US" w:eastAsia="ru-RU"/>
         </w:rPr>
-        <w:t xml:space="preserve"> x_sol </w:t>
+        <w:t xml:space="preserve"> </w:t>
+      </w:r>
+      <w:proofErr w:type="spellStart"/>
+      <w:r>
+        <w:rPr>
+          <w:rFonts w:ascii="Consolas" w:eastAsia="Times New Roman" w:hAnsi="Consolas" w:cs="Times New Roman"/>
+          <w:color w:val="FFFFFF"/>
+          <w:sz w:val="21"/>
+          <w:szCs w:val="21"/>
+          <w:lang w:val="en-US" w:eastAsia="ru-RU"/>
+        </w:rPr>
+        <w:t>x_sol</w:t>
+      </w:r>
+      <w:proofErr w:type="spellEnd"/>
+      <w:r>
+        <w:rPr>
+          <w:rFonts w:ascii="Consolas" w:eastAsia="Times New Roman" w:hAnsi="Consolas" w:cs="Times New Roman"/>
+          <w:color w:val="FFFFFF"/>
+          <w:sz w:val="21"/>
+          <w:szCs w:val="21"/>
+          <w:lang w:val="en-US" w:eastAsia="ru-RU"/>
+        </w:rPr>
+        <w:t xml:space="preserve"> </w:t>
       </w:r>
       <w:r>
         <w:rPr>
@@ -24275,7 +26500,18 @@
           <w:szCs w:val="21"/>
           <w:lang w:val="en-US" w:eastAsia="ru-RU"/>
         </w:rPr>
-        <w:t>:.4f</w:t>
+        <w:t>:.4</w:t>
+      </w:r>
+      <w:proofErr w:type="gramStart"/>
+      <w:r>
+        <w:rPr>
+          <w:rFonts w:ascii="Consolas" w:eastAsia="Times New Roman" w:hAnsi="Consolas" w:cs="Times New Roman"/>
+          <w:color w:val="A0A0A0"/>
+          <w:sz w:val="21"/>
+          <w:szCs w:val="21"/>
+          <w:lang w:val="en-US" w:eastAsia="ru-RU"/>
+        </w:rPr>
+        <w:t>f</w:t>
       </w:r>
       <w:r>
         <w:rPr>
@@ -24295,7 +26531,18 @@
           <w:szCs w:val="21"/>
           <w:lang w:val="en-US" w:eastAsia="ru-RU"/>
         </w:rPr>
-        <w:t>%"</w:t>
+        <w:t>%</w:t>
+      </w:r>
+      <w:proofErr w:type="gramEnd"/>
+      <w:r>
+        <w:rPr>
+          <w:rFonts w:ascii="Consolas" w:eastAsia="Times New Roman" w:hAnsi="Consolas" w:cs="Times New Roman"/>
+          <w:color w:val="99FFE4"/>
+          <w:sz w:val="21"/>
+          <w:szCs w:val="21"/>
+          <w:lang w:val="en-US" w:eastAsia="ru-RU"/>
+        </w:rPr>
+        <w:t>"</w:t>
       </w:r>
       <w:r>
         <w:rPr>
@@ -24430,7 +26677,25 @@
           <w:sz w:val="24"/>
           <w:szCs w:val="24"/>
         </w:rPr>
-        <w:t>ΔS⁰ = -394.50 Дж/(моль·К)</w:t>
+        <w:t>ΔS⁰ = -394.50 Дж/(</w:t>
+      </w:r>
+      <w:proofErr w:type="spellStart"/>
+      <w:r>
+        <w:rPr>
+          <w:rFonts w:cs="Times New Roman"/>
+          <w:sz w:val="24"/>
+          <w:szCs w:val="24"/>
+        </w:rPr>
+        <w:t>моль·К</w:t>
+      </w:r>
+      <w:proofErr w:type="spellEnd"/>
+      <w:r>
+        <w:rPr>
+          <w:rFonts w:cs="Times New Roman"/>
+          <w:sz w:val="24"/>
+          <w:szCs w:val="24"/>
+        </w:rPr>
+        <w:t>)</w:t>
       </w:r>
     </w:p>
     <w:p>
@@ -24502,7 +26767,25 @@
           <w:sz w:val="24"/>
           <w:szCs w:val="24"/>
         </w:rPr>
-        <w:t>Общее давление в начале: P_total⁰ = 0.9300 бар</w:t>
+        <w:t xml:space="preserve">Общее давление в начале: </w:t>
+      </w:r>
+      <w:proofErr w:type="spellStart"/>
+      <w:r>
+        <w:rPr>
+          <w:rFonts w:cs="Times New Roman"/>
+          <w:sz w:val="24"/>
+          <w:szCs w:val="24"/>
+        </w:rPr>
+        <w:t>P_total</w:t>
+      </w:r>
+      <w:proofErr w:type="spellEnd"/>
+      <w:r>
+        <w:rPr>
+          <w:rFonts w:cs="Times New Roman"/>
+          <w:sz w:val="24"/>
+          <w:szCs w:val="24"/>
+        </w:rPr>
+        <w:t>⁰ = 0.9300 бар</w:t>
       </w:r>
     </w:p>
     <w:p>
@@ -24565,6 +26848,7 @@
         </w:rPr>
         <w:t xml:space="preserve">  </w:t>
       </w:r>
+      <w:proofErr w:type="spellStart"/>
       <w:r>
         <w:rPr>
           <w:rFonts w:cs="Times New Roman"/>
@@ -24574,6 +26858,7 @@
         </w:rPr>
         <w:t>y_CO</w:t>
       </w:r>
+      <w:proofErr w:type="spellEnd"/>
       <w:proofErr w:type="gramStart"/>
       <w:r>
         <w:rPr>
@@ -24739,7 +27024,25 @@
           <w:sz w:val="24"/>
           <w:szCs w:val="24"/>
         </w:rPr>
-        <w:t xml:space="preserve">3. Константа равновесия Keq </w:t>
+        <w:t xml:space="preserve">3. Константа равновесия </w:t>
+      </w:r>
+      <w:proofErr w:type="spellStart"/>
+      <w:r>
+        <w:rPr>
+          <w:rFonts w:cs="Times New Roman"/>
+          <w:sz w:val="24"/>
+          <w:szCs w:val="24"/>
+        </w:rPr>
+        <w:t>Keq</w:t>
+      </w:r>
+      <w:proofErr w:type="spellEnd"/>
+      <w:r>
+        <w:rPr>
+          <w:rFonts w:cs="Times New Roman"/>
+          <w:sz w:val="24"/>
+          <w:szCs w:val="24"/>
+        </w:rPr>
+        <w:t xml:space="preserve"> </w:t>
       </w:r>
     </w:p>
     <w:p>
@@ -24753,13 +27056,23 @@
           <w:szCs w:val="24"/>
         </w:rPr>
       </w:pPr>
-      <w:r>
-        <w:rPr>
-          <w:rFonts w:cs="Times New Roman"/>
-          <w:sz w:val="24"/>
-          <w:szCs w:val="24"/>
-        </w:rPr>
-        <w:t>Keq = 2.7559e+00</w:t>
+      <w:proofErr w:type="spellStart"/>
+      <w:r>
+        <w:rPr>
+          <w:rFonts w:cs="Times New Roman"/>
+          <w:sz w:val="24"/>
+          <w:szCs w:val="24"/>
+        </w:rPr>
+        <w:t>Keq</w:t>
+      </w:r>
+      <w:proofErr w:type="spellEnd"/>
+      <w:r>
+        <w:rPr>
+          <w:rFonts w:cs="Times New Roman"/>
+          <w:sz w:val="24"/>
+          <w:szCs w:val="24"/>
+        </w:rPr>
+        <w:t xml:space="preserve"> = 2.7559e+00</w:t>
       </w:r>
     </w:p>
     <w:p>
@@ -24823,7 +27136,25 @@
           <w:sz w:val="24"/>
           <w:szCs w:val="24"/>
         </w:rPr>
-        <w:t xml:space="preserve"> Таблица (в мольных долях, Σn₀ = 1):</w:t>
+        <w:t xml:space="preserve"> Таблица (в мольных долях, </w:t>
+      </w:r>
+      <w:proofErr w:type="spellStart"/>
+      <w:r>
+        <w:rPr>
+          <w:rFonts w:cs="Times New Roman"/>
+          <w:sz w:val="24"/>
+          <w:szCs w:val="24"/>
+        </w:rPr>
+        <w:t>Σn</w:t>
+      </w:r>
+      <w:proofErr w:type="spellEnd"/>
+      <w:r>
+        <w:rPr>
+          <w:rFonts w:cs="Times New Roman"/>
+          <w:sz w:val="24"/>
+          <w:szCs w:val="24"/>
+        </w:rPr>
+        <w:t>₀ = 1):</w:t>
       </w:r>
     </w:p>
     <w:p>
@@ -24961,7 +27292,25 @@
           <w:sz w:val="24"/>
           <w:szCs w:val="24"/>
         </w:rPr>
-        <w:t xml:space="preserve"> 0.5376 - x  | 0.2151 - x   |     0.0753 + x |</w:t>
+        <w:t xml:space="preserve"> 0.5376 - </w:t>
+      </w:r>
+      <w:proofErr w:type="gramStart"/>
+      <w:r>
+        <w:rPr>
+          <w:rFonts w:cs="Times New Roman"/>
+          <w:sz w:val="24"/>
+          <w:szCs w:val="24"/>
+        </w:rPr>
+        <w:t>x  |</w:t>
+      </w:r>
+      <w:proofErr w:type="gramEnd"/>
+      <w:r>
+        <w:rPr>
+          <w:rFonts w:cs="Times New Roman"/>
+          <w:sz w:val="24"/>
+          <w:szCs w:val="24"/>
+        </w:rPr>
+        <w:t xml:space="preserve"> 0.2151 - x   |     0.0753 + x |</w:t>
       </w:r>
     </w:p>
     <w:p>
@@ -24995,13 +27344,23 @@
           <w:szCs w:val="24"/>
         </w:rPr>
       </w:pPr>
-      <w:r>
-        <w:rPr>
-          <w:rFonts w:cs="Times New Roman"/>
-          <w:sz w:val="24"/>
-          <w:szCs w:val="24"/>
-        </w:rPr>
-        <w:t>Σn = 1</w:t>
+      <w:proofErr w:type="spellStart"/>
+      <w:r>
+        <w:rPr>
+          <w:rFonts w:cs="Times New Roman"/>
+          <w:sz w:val="24"/>
+          <w:szCs w:val="24"/>
+        </w:rPr>
+        <w:t>Σn</w:t>
+      </w:r>
+      <w:proofErr w:type="spellEnd"/>
+      <w:r>
+        <w:rPr>
+          <w:rFonts w:cs="Times New Roman"/>
+          <w:sz w:val="24"/>
+          <w:szCs w:val="24"/>
+        </w:rPr>
+        <w:t xml:space="preserve"> = 1</w:t>
       </w:r>
     </w:p>
     <w:p>
@@ -25118,6 +27477,7 @@
           <w:lang w:val="en-US"/>
         </w:rPr>
       </w:pPr>
+      <w:proofErr w:type="spellStart"/>
       <w:r>
         <w:rPr>
           <w:rFonts w:cs="Times New Roman"/>
@@ -25125,7 +27485,17 @@
           <w:szCs w:val="24"/>
           <w:lang w:val="en-US"/>
         </w:rPr>
-        <w:t>Kp = (CO2 * H2) / (CO * H2O)</w:t>
+        <w:t>Kp</w:t>
+      </w:r>
+      <w:proofErr w:type="spellEnd"/>
+      <w:r>
+        <w:rPr>
+          <w:rFonts w:cs="Times New Roman"/>
+          <w:sz w:val="24"/>
+          <w:szCs w:val="24"/>
+          <w:lang w:val="en-US"/>
+        </w:rPr>
+        <w:t xml:space="preserve"> = (CO2 * H2) / (CO * H2O)</w:t>
       </w:r>
     </w:p>
     <w:p>
@@ -25446,7 +27816,17 @@
           <w:sz w:val="24"/>
           <w:szCs w:val="24"/>
         </w:rPr>
-        <w:t>Вывод:</w:t>
+        <w:t>Вывод</w:t>
+      </w:r>
+      <w:proofErr w:type="gramStart"/>
+      <w:r>
+        <w:rPr>
+          <w:rFonts w:cs="Times New Roman"/>
+          <w:b/>
+          <w:sz w:val="24"/>
+          <w:szCs w:val="24"/>
+        </w:rPr>
+        <w:t>:</w:t>
       </w:r>
       <w:r>
         <w:rPr>
@@ -25464,7 +27844,18 @@
           <w:szCs w:val="24"/>
           <w:shd w:val="clear" w:color="auto" w:fill="FFFFFF"/>
         </w:rPr>
-        <w:t xml:space="preserve">При </w:t>
+        <w:t>При</w:t>
+      </w:r>
+      <w:proofErr w:type="gramEnd"/>
+      <w:r>
+        <w:rPr>
+          <w:rFonts w:cs="Times New Roman"/>
+          <w:color w:val="0F1115"/>
+          <w:sz w:val="24"/>
+          <w:szCs w:val="24"/>
+          <w:shd w:val="clear" w:color="auto" w:fill="FFFFFF"/>
+        </w:rPr>
+        <w:t xml:space="preserve"> </w:t>
       </w:r>
       <w:r>
         <w:rPr>
@@ -25623,6 +28014,7 @@
         </w:rPr>
         <w:t xml:space="preserve"> </w:t>
       </w:r>
+      <w:proofErr w:type="spellStart"/>
       <w:r>
         <w:rPr>
           <w:rFonts w:cs="Times New Roman"/>
@@ -25634,6 +28026,7 @@
         </w:rPr>
         <w:t>Kp</w:t>
       </w:r>
+      <w:proofErr w:type="spellEnd"/>
       <w:r>
         <w:rPr>
           <w:rFonts w:cs="Times New Roman"/>
@@ -25759,7 +28152,25 @@
           <w:sz w:val="24"/>
           <w:szCs w:val="28"/>
         </w:rPr>
-        <w:t>В закрытой системе при 520 K происходят две реакции (гидроформилирование этилена)</w:t>
+        <w:t>В закрытой системе при 520 K происходят две реакции (</w:t>
+      </w:r>
+      <w:proofErr w:type="spellStart"/>
+      <w:r>
+        <w:rPr>
+          <w:rFonts w:cs="Times New Roman"/>
+          <w:sz w:val="24"/>
+          <w:szCs w:val="28"/>
+        </w:rPr>
+        <w:t>гидроформилирование</w:t>
+      </w:r>
+      <w:proofErr w:type="spellEnd"/>
+      <w:r>
+        <w:rPr>
+          <w:rFonts w:cs="Times New Roman"/>
+          <w:sz w:val="24"/>
+          <w:szCs w:val="28"/>
+        </w:rPr>
+        <w:t xml:space="preserve"> этилена)</w:t>
       </w:r>
       <w:r>
         <w:rPr>
@@ -25888,7 +28299,6 @@
               <w:bottom w:val="single" w:sz="4" w:space="0" w:color="auto"/>
               <w:right w:val="single" w:sz="4" w:space="0" w:color="auto"/>
             </w:tcBorders>
-            <w:shd w:val="clear" w:color="auto" w:fill="auto"/>
             <w:noWrap/>
             <w:vAlign w:val="bottom"/>
             <w:hideMark/>
@@ -25925,7 +28335,6 @@
               <w:bottom w:val="single" w:sz="4" w:space="0" w:color="auto"/>
               <w:right w:val="single" w:sz="4" w:space="0" w:color="auto"/>
             </w:tcBorders>
-            <w:shd w:val="clear" w:color="auto" w:fill="auto"/>
             <w:noWrap/>
             <w:vAlign w:val="bottom"/>
             <w:hideMark/>
@@ -25991,7 +28400,6 @@
               <w:bottom w:val="single" w:sz="4" w:space="0" w:color="auto"/>
               <w:right w:val="single" w:sz="4" w:space="0" w:color="auto"/>
             </w:tcBorders>
-            <w:shd w:val="clear" w:color="auto" w:fill="auto"/>
             <w:noWrap/>
             <w:vAlign w:val="bottom"/>
             <w:hideMark/>
@@ -26028,7 +28436,6 @@
               <w:bottom w:val="single" w:sz="4" w:space="0" w:color="auto"/>
               <w:right w:val="single" w:sz="4" w:space="0" w:color="auto"/>
             </w:tcBorders>
-            <w:shd w:val="clear" w:color="auto" w:fill="auto"/>
             <w:noWrap/>
             <w:vAlign w:val="bottom"/>
             <w:hideMark/>
@@ -26075,7 +28482,6 @@
               <w:bottom w:val="single" w:sz="4" w:space="0" w:color="auto"/>
               <w:right w:val="single" w:sz="4" w:space="0" w:color="auto"/>
             </w:tcBorders>
-            <w:shd w:val="clear" w:color="auto" w:fill="auto"/>
             <w:noWrap/>
             <w:vAlign w:val="bottom"/>
             <w:hideMark/>
@@ -26226,7 +28632,6 @@
               <w:bottom w:val="single" w:sz="4" w:space="0" w:color="auto"/>
               <w:right w:val="single" w:sz="4" w:space="0" w:color="auto"/>
             </w:tcBorders>
-            <w:shd w:val="clear" w:color="auto" w:fill="auto"/>
             <w:noWrap/>
             <w:vAlign w:val="bottom"/>
             <w:hideMark/>
@@ -26263,7 +28668,6 @@
               <w:bottom w:val="single" w:sz="4" w:space="0" w:color="auto"/>
               <w:right w:val="single" w:sz="4" w:space="0" w:color="auto"/>
             </w:tcBorders>
-            <w:shd w:val="clear" w:color="auto" w:fill="auto"/>
             <w:noWrap/>
             <w:vAlign w:val="bottom"/>
             <w:hideMark/>
@@ -26300,7 +28704,6 @@
               <w:bottom w:val="single" w:sz="4" w:space="0" w:color="auto"/>
               <w:right w:val="single" w:sz="4" w:space="0" w:color="auto"/>
             </w:tcBorders>
-            <w:shd w:val="clear" w:color="auto" w:fill="auto"/>
             <w:noWrap/>
             <w:vAlign w:val="bottom"/>
             <w:hideMark/>
@@ -26346,7 +28749,6 @@
               <w:bottom w:val="single" w:sz="4" w:space="0" w:color="auto"/>
               <w:right w:val="single" w:sz="4" w:space="0" w:color="auto"/>
             </w:tcBorders>
-            <w:shd w:val="clear" w:color="auto" w:fill="auto"/>
             <w:noWrap/>
             <w:vAlign w:val="bottom"/>
             <w:hideMark/>
@@ -26392,7 +28794,6 @@
               <w:bottom w:val="single" w:sz="4" w:space="0" w:color="auto"/>
               <w:right w:val="single" w:sz="4" w:space="0" w:color="auto"/>
             </w:tcBorders>
-            <w:shd w:val="clear" w:color="auto" w:fill="auto"/>
             <w:noWrap/>
             <w:vAlign w:val="bottom"/>
             <w:hideMark/>
@@ -26467,7 +28868,6 @@
               <w:bottom w:val="single" w:sz="4" w:space="0" w:color="auto"/>
               <w:right w:val="single" w:sz="4" w:space="0" w:color="auto"/>
             </w:tcBorders>
-            <w:shd w:val="clear" w:color="auto" w:fill="auto"/>
             <w:noWrap/>
             <w:vAlign w:val="bottom"/>
             <w:hideMark/>
@@ -26504,7 +28904,6 @@
               <w:bottom w:val="single" w:sz="4" w:space="0" w:color="auto"/>
               <w:right w:val="single" w:sz="4" w:space="0" w:color="auto"/>
             </w:tcBorders>
-            <w:shd w:val="clear" w:color="auto" w:fill="auto"/>
             <w:noWrap/>
             <w:vAlign w:val="bottom"/>
             <w:hideMark/>
@@ -26541,7 +28940,6 @@
               <w:bottom w:val="single" w:sz="4" w:space="0" w:color="auto"/>
               <w:right w:val="single" w:sz="4" w:space="0" w:color="auto"/>
             </w:tcBorders>
-            <w:shd w:val="clear" w:color="auto" w:fill="auto"/>
             <w:noWrap/>
             <w:vAlign w:val="bottom"/>
             <w:hideMark/>
@@ -26578,7 +28976,6 @@
               <w:bottom w:val="single" w:sz="4" w:space="0" w:color="auto"/>
               <w:right w:val="single" w:sz="4" w:space="0" w:color="auto"/>
             </w:tcBorders>
-            <w:shd w:val="clear" w:color="auto" w:fill="auto"/>
             <w:noWrap/>
             <w:vAlign w:val="bottom"/>
             <w:hideMark/>
@@ -26615,7 +29012,6 @@
               <w:bottom w:val="single" w:sz="4" w:space="0" w:color="auto"/>
               <w:right w:val="single" w:sz="4" w:space="0" w:color="auto"/>
             </w:tcBorders>
-            <w:shd w:val="clear" w:color="auto" w:fill="auto"/>
             <w:noWrap/>
             <w:vAlign w:val="bottom"/>
             <w:hideMark/>
@@ -26690,7 +29086,6 @@
               <w:bottom w:val="single" w:sz="4" w:space="0" w:color="auto"/>
               <w:right w:val="single" w:sz="4" w:space="0" w:color="auto"/>
             </w:tcBorders>
-            <w:shd w:val="clear" w:color="auto" w:fill="auto"/>
             <w:noWrap/>
             <w:vAlign w:val="bottom"/>
             <w:hideMark/>
@@ -26727,7 +29122,6 @@
               <w:bottom w:val="single" w:sz="4" w:space="0" w:color="auto"/>
               <w:right w:val="single" w:sz="4" w:space="0" w:color="auto"/>
             </w:tcBorders>
-            <w:shd w:val="clear" w:color="auto" w:fill="auto"/>
             <w:noWrap/>
             <w:vAlign w:val="bottom"/>
             <w:hideMark/>
@@ -26764,7 +29158,6 @@
               <w:bottom w:val="single" w:sz="4" w:space="0" w:color="auto"/>
               <w:right w:val="single" w:sz="4" w:space="0" w:color="auto"/>
             </w:tcBorders>
-            <w:shd w:val="clear" w:color="auto" w:fill="auto"/>
             <w:noWrap/>
             <w:vAlign w:val="bottom"/>
             <w:hideMark/>
@@ -26801,7 +29194,6 @@
               <w:bottom w:val="single" w:sz="4" w:space="0" w:color="auto"/>
               <w:right w:val="single" w:sz="4" w:space="0" w:color="auto"/>
             </w:tcBorders>
-            <w:shd w:val="clear" w:color="auto" w:fill="auto"/>
             <w:noWrap/>
             <w:vAlign w:val="bottom"/>
             <w:hideMark/>
@@ -26838,7 +29230,6 @@
               <w:bottom w:val="single" w:sz="4" w:space="0" w:color="auto"/>
               <w:right w:val="single" w:sz="4" w:space="0" w:color="auto"/>
             </w:tcBorders>
-            <w:shd w:val="clear" w:color="auto" w:fill="auto"/>
             <w:noWrap/>
             <w:vAlign w:val="bottom"/>
             <w:hideMark/>
@@ -26913,7 +29304,6 @@
               <w:bottom w:val="single" w:sz="4" w:space="0" w:color="auto"/>
               <w:right w:val="single" w:sz="4" w:space="0" w:color="auto"/>
             </w:tcBorders>
-            <w:shd w:val="clear" w:color="auto" w:fill="auto"/>
             <w:noWrap/>
             <w:vAlign w:val="bottom"/>
             <w:hideMark/>
@@ -26950,7 +29340,6 @@
               <w:bottom w:val="single" w:sz="4" w:space="0" w:color="auto"/>
               <w:right w:val="single" w:sz="4" w:space="0" w:color="auto"/>
             </w:tcBorders>
-            <w:shd w:val="clear" w:color="auto" w:fill="auto"/>
             <w:noWrap/>
             <w:vAlign w:val="bottom"/>
             <w:hideMark/>
@@ -26987,7 +29376,6 @@
               <w:bottom w:val="single" w:sz="4" w:space="0" w:color="auto"/>
               <w:right w:val="single" w:sz="4" w:space="0" w:color="auto"/>
             </w:tcBorders>
-            <w:shd w:val="clear" w:color="auto" w:fill="auto"/>
             <w:noWrap/>
             <w:vAlign w:val="bottom"/>
             <w:hideMark/>
@@ -27024,7 +29412,6 @@
               <w:bottom w:val="single" w:sz="4" w:space="0" w:color="auto"/>
               <w:right w:val="single" w:sz="4" w:space="0" w:color="auto"/>
             </w:tcBorders>
-            <w:shd w:val="clear" w:color="auto" w:fill="auto"/>
             <w:noWrap/>
             <w:vAlign w:val="bottom"/>
             <w:hideMark/>
@@ -27088,7 +29475,6 @@
               <w:bottom w:val="single" w:sz="4" w:space="0" w:color="auto"/>
               <w:right w:val="single" w:sz="4" w:space="0" w:color="auto"/>
             </w:tcBorders>
-            <w:shd w:val="clear" w:color="auto" w:fill="auto"/>
             <w:noWrap/>
             <w:vAlign w:val="bottom"/>
             <w:hideMark/>
@@ -27180,6 +29566,7 @@
         </w:rPr>
         <w:t xml:space="preserve">Расчет общего числа молей: </w:t>
       </w:r>
+      <w:proofErr w:type="spellStart"/>
       <w:r>
         <w:rPr>
           <w:rFonts w:eastAsia="Times New Roman" w:cs="Times New Roman"/>
@@ -27187,7 +29574,17 @@
           <w:sz w:val="22"/>
           <w:lang w:eastAsia="ru-RU"/>
         </w:rPr>
-        <w:t xml:space="preserve">Σn = (0,3 - x) + (0,3 - x) + (0,3 – x - </w:t>
+        <w:t>Σn</w:t>
+      </w:r>
+      <w:proofErr w:type="spellEnd"/>
+      <w:r>
+        <w:rPr>
+          <w:rFonts w:eastAsia="Times New Roman" w:cs="Times New Roman"/>
+          <w:color w:val="000000"/>
+          <w:sz w:val="22"/>
+          <w:lang w:eastAsia="ru-RU"/>
+        </w:rPr>
+        <w:t xml:space="preserve"> = (0,3 - x) + (0,3 - x) + (0,3 – x - </w:t>
       </w:r>
       <w:r>
         <w:rPr>
@@ -27827,7 +30224,29 @@
           <w:szCs w:val="21"/>
           <w:lang w:val="en-US" w:eastAsia="ru-RU"/>
         </w:rPr>
-        <w:t xml:space="preserve"> numpy </w:t>
+        <w:t xml:space="preserve"> </w:t>
+      </w:r>
+      <w:proofErr w:type="spellStart"/>
+      <w:r>
+        <w:rPr>
+          <w:rFonts w:ascii="Consolas" w:eastAsia="Times New Roman" w:hAnsi="Consolas" w:cs="Times New Roman"/>
+          <w:color w:val="FFFFFF"/>
+          <w:sz w:val="21"/>
+          <w:szCs w:val="21"/>
+          <w:lang w:val="en-US" w:eastAsia="ru-RU"/>
+        </w:rPr>
+        <w:t>numpy</w:t>
+      </w:r>
+      <w:proofErr w:type="spellEnd"/>
+      <w:r>
+        <w:rPr>
+          <w:rFonts w:ascii="Consolas" w:eastAsia="Times New Roman" w:hAnsi="Consolas" w:cs="Times New Roman"/>
+          <w:color w:val="FFFFFF"/>
+          <w:sz w:val="21"/>
+          <w:szCs w:val="21"/>
+          <w:lang w:val="en-US" w:eastAsia="ru-RU"/>
+        </w:rPr>
+        <w:t xml:space="preserve"> </w:t>
       </w:r>
       <w:r>
         <w:rPr>
@@ -27884,6 +30303,7 @@
         </w:rPr>
         <w:t xml:space="preserve"> </w:t>
       </w:r>
+      <w:proofErr w:type="spellStart"/>
       <w:proofErr w:type="gramStart"/>
       <w:r>
         <w:rPr>
@@ -27895,6 +30315,7 @@
         </w:rPr>
         <w:t>scipy.optimize</w:t>
       </w:r>
+      <w:proofErr w:type="spellEnd"/>
       <w:proofErr w:type="gramEnd"/>
       <w:r>
         <w:rPr>
@@ -27924,8 +30345,20 @@
           <w:szCs w:val="21"/>
           <w:lang w:val="en-US" w:eastAsia="ru-RU"/>
         </w:rPr>
-        <w:t xml:space="preserve"> fsolve</w:t>
-      </w:r>
+        <w:t xml:space="preserve"> </w:t>
+      </w:r>
+      <w:proofErr w:type="spellStart"/>
+      <w:r>
+        <w:rPr>
+          <w:rFonts w:ascii="Consolas" w:eastAsia="Times New Roman" w:hAnsi="Consolas" w:cs="Times New Roman"/>
+          <w:color w:val="FFFFFF"/>
+          <w:sz w:val="21"/>
+          <w:szCs w:val="21"/>
+          <w:lang w:val="en-US" w:eastAsia="ru-RU"/>
+        </w:rPr>
+        <w:t>fsolve</w:t>
+      </w:r>
+      <w:proofErr w:type="spellEnd"/>
     </w:p>
     <w:p>
       <w:pPr>
@@ -28226,15 +30659,27 @@
           <w:lang w:val="en-US" w:eastAsia="ru-RU"/>
         </w:rPr>
       </w:pPr>
-      <w:r>
-        <w:rPr>
-          <w:rFonts w:ascii="Consolas" w:eastAsia="Times New Roman" w:hAnsi="Consolas" w:cs="Times New Roman"/>
-          <w:color w:val="FFFFFF"/>
-          <w:sz w:val="21"/>
-          <w:szCs w:val="21"/>
-          <w:lang w:val="en-US" w:eastAsia="ru-RU"/>
-        </w:rPr>
-        <w:t xml:space="preserve">P_pa </w:t>
+      <w:proofErr w:type="spellStart"/>
+      <w:r>
+        <w:rPr>
+          <w:rFonts w:ascii="Consolas" w:eastAsia="Times New Roman" w:hAnsi="Consolas" w:cs="Times New Roman"/>
+          <w:color w:val="FFFFFF"/>
+          <w:sz w:val="21"/>
+          <w:szCs w:val="21"/>
+          <w:lang w:val="en-US" w:eastAsia="ru-RU"/>
+        </w:rPr>
+        <w:t>P_pa</w:t>
+      </w:r>
+      <w:proofErr w:type="spellEnd"/>
+      <w:r>
+        <w:rPr>
+          <w:rFonts w:ascii="Consolas" w:eastAsia="Times New Roman" w:hAnsi="Consolas" w:cs="Times New Roman"/>
+          <w:color w:val="FFFFFF"/>
+          <w:sz w:val="21"/>
+          <w:szCs w:val="21"/>
+          <w:lang w:val="en-US" w:eastAsia="ru-RU"/>
+        </w:rPr>
+        <w:t xml:space="preserve"> </w:t>
       </w:r>
       <w:r>
         <w:rPr>
@@ -28281,15 +30726,27 @@
           <w:lang w:val="en-US" w:eastAsia="ru-RU"/>
         </w:rPr>
       </w:pPr>
-      <w:r>
-        <w:rPr>
-          <w:rFonts w:ascii="Consolas" w:eastAsia="Times New Roman" w:hAnsi="Consolas" w:cs="Times New Roman"/>
-          <w:color w:val="FFFFFF"/>
-          <w:sz w:val="21"/>
-          <w:szCs w:val="21"/>
-          <w:lang w:val="en-US" w:eastAsia="ru-RU"/>
-        </w:rPr>
-        <w:t xml:space="preserve">P_bar </w:t>
+      <w:proofErr w:type="spellStart"/>
+      <w:r>
+        <w:rPr>
+          <w:rFonts w:ascii="Consolas" w:eastAsia="Times New Roman" w:hAnsi="Consolas" w:cs="Times New Roman"/>
+          <w:color w:val="FFFFFF"/>
+          <w:sz w:val="21"/>
+          <w:szCs w:val="21"/>
+          <w:lang w:val="en-US" w:eastAsia="ru-RU"/>
+        </w:rPr>
+        <w:t>P_bar</w:t>
+      </w:r>
+      <w:proofErr w:type="spellEnd"/>
+      <w:r>
+        <w:rPr>
+          <w:rFonts w:ascii="Consolas" w:eastAsia="Times New Roman" w:hAnsi="Consolas" w:cs="Times New Roman"/>
+          <w:color w:val="FFFFFF"/>
+          <w:sz w:val="21"/>
+          <w:szCs w:val="21"/>
+          <w:lang w:val="en-US" w:eastAsia="ru-RU"/>
+        </w:rPr>
+        <w:t xml:space="preserve"> </w:t>
       </w:r>
       <w:r>
         <w:rPr>
@@ -28309,7 +30766,29 @@
           <w:szCs w:val="21"/>
           <w:lang w:val="en-US" w:eastAsia="ru-RU"/>
         </w:rPr>
-        <w:t xml:space="preserve"> P_pa </w:t>
+        <w:t xml:space="preserve"> </w:t>
+      </w:r>
+      <w:proofErr w:type="spellStart"/>
+      <w:r>
+        <w:rPr>
+          <w:rFonts w:ascii="Consolas" w:eastAsia="Times New Roman" w:hAnsi="Consolas" w:cs="Times New Roman"/>
+          <w:color w:val="FFFFFF"/>
+          <w:sz w:val="21"/>
+          <w:szCs w:val="21"/>
+          <w:lang w:val="en-US" w:eastAsia="ru-RU"/>
+        </w:rPr>
+        <w:t>P_pa</w:t>
+      </w:r>
+      <w:proofErr w:type="spellEnd"/>
+      <w:r>
+        <w:rPr>
+          <w:rFonts w:ascii="Consolas" w:eastAsia="Times New Roman" w:hAnsi="Consolas" w:cs="Times New Roman"/>
+          <w:color w:val="FFFFFF"/>
+          <w:sz w:val="21"/>
+          <w:szCs w:val="21"/>
+          <w:lang w:val="en-US" w:eastAsia="ru-RU"/>
+        </w:rPr>
+        <w:t xml:space="preserve"> </w:t>
       </w:r>
       <w:r>
         <w:rPr>
@@ -28636,6 +31115,7 @@
         </w:rPr>
         <w:t xml:space="preserve"> </w:t>
       </w:r>
+      <w:proofErr w:type="spellStart"/>
       <w:proofErr w:type="gramStart"/>
       <w:r>
         <w:rPr>
@@ -28645,7 +31125,18 @@
           <w:szCs w:val="21"/>
           <w:lang w:val="en-US" w:eastAsia="ru-RU"/>
         </w:rPr>
-        <w:t>np.exp(</w:t>
+        <w:t>np.exp</w:t>
+      </w:r>
+      <w:proofErr w:type="spellEnd"/>
+      <w:r>
+        <w:rPr>
+          <w:rFonts w:ascii="Consolas" w:eastAsia="Times New Roman" w:hAnsi="Consolas" w:cs="Times New Roman"/>
+          <w:color w:val="FFFFFF"/>
+          <w:sz w:val="21"/>
+          <w:szCs w:val="21"/>
+          <w:lang w:val="en-US" w:eastAsia="ru-RU"/>
+        </w:rPr>
+        <w:t>(</w:t>
       </w:r>
       <w:proofErr w:type="gramEnd"/>
       <w:r>
@@ -28753,6 +31244,7 @@
         </w:rPr>
         <w:t xml:space="preserve"> </w:t>
       </w:r>
+      <w:proofErr w:type="spellStart"/>
       <w:proofErr w:type="gramStart"/>
       <w:r>
         <w:rPr>
@@ -28762,7 +31254,18 @@
           <w:szCs w:val="21"/>
           <w:lang w:val="en-US" w:eastAsia="ru-RU"/>
         </w:rPr>
-        <w:t>np.exp(</w:t>
+        <w:t>np.exp</w:t>
+      </w:r>
+      <w:proofErr w:type="spellEnd"/>
+      <w:r>
+        <w:rPr>
+          <w:rFonts w:ascii="Consolas" w:eastAsia="Times New Roman" w:hAnsi="Consolas" w:cs="Times New Roman"/>
+          <w:color w:val="FFFFFF"/>
+          <w:sz w:val="21"/>
+          <w:szCs w:val="21"/>
+          <w:lang w:val="en-US" w:eastAsia="ru-RU"/>
+        </w:rPr>
+        <w:t>(</w:t>
       </w:r>
       <w:proofErr w:type="gramEnd"/>
       <w:r>
@@ -29237,7 +31740,29 @@
           <w:szCs w:val="21"/>
           <w:lang w:val="en-US" w:eastAsia="ru-RU"/>
         </w:rPr>
-        <w:t xml:space="preserve">    n_total </w:t>
+        <w:t xml:space="preserve">    </w:t>
+      </w:r>
+      <w:proofErr w:type="spellStart"/>
+      <w:r>
+        <w:rPr>
+          <w:rFonts w:ascii="Consolas" w:eastAsia="Times New Roman" w:hAnsi="Consolas" w:cs="Times New Roman"/>
+          <w:color w:val="FFFFFF"/>
+          <w:sz w:val="21"/>
+          <w:szCs w:val="21"/>
+          <w:lang w:val="en-US" w:eastAsia="ru-RU"/>
+        </w:rPr>
+        <w:t>n_total</w:t>
+      </w:r>
+      <w:proofErr w:type="spellEnd"/>
+      <w:r>
+        <w:rPr>
+          <w:rFonts w:ascii="Consolas" w:eastAsia="Times New Roman" w:hAnsi="Consolas" w:cs="Times New Roman"/>
+          <w:color w:val="FFFFFF"/>
+          <w:sz w:val="21"/>
+          <w:szCs w:val="21"/>
+          <w:lang w:val="en-US" w:eastAsia="ru-RU"/>
+        </w:rPr>
+        <w:t xml:space="preserve"> </w:t>
       </w:r>
       <w:r>
         <w:rPr>
@@ -29642,7 +32167,29 @@
           <w:szCs w:val="21"/>
           <w:lang w:val="en-US" w:eastAsia="ru-RU"/>
         </w:rPr>
-        <w:t xml:space="preserve"> (n_total </w:t>
+        <w:t xml:space="preserve"> (</w:t>
+      </w:r>
+      <w:proofErr w:type="spellStart"/>
+      <w:r>
+        <w:rPr>
+          <w:rFonts w:ascii="Consolas" w:eastAsia="Times New Roman" w:hAnsi="Consolas" w:cs="Times New Roman"/>
+          <w:color w:val="FFFFFF"/>
+          <w:sz w:val="21"/>
+          <w:szCs w:val="21"/>
+          <w:lang w:val="en-US" w:eastAsia="ru-RU"/>
+        </w:rPr>
+        <w:t>n_total</w:t>
+      </w:r>
+      <w:proofErr w:type="spellEnd"/>
+      <w:r>
+        <w:rPr>
+          <w:rFonts w:ascii="Consolas" w:eastAsia="Times New Roman" w:hAnsi="Consolas" w:cs="Times New Roman"/>
+          <w:color w:val="FFFFFF"/>
+          <w:sz w:val="21"/>
+          <w:szCs w:val="21"/>
+          <w:lang w:val="en-US" w:eastAsia="ru-RU"/>
+        </w:rPr>
+        <w:t xml:space="preserve"> </w:t>
       </w:r>
       <w:r>
         <w:rPr>
@@ -29662,7 +32209,18 @@
           <w:szCs w:val="21"/>
           <w:lang w:val="en-US" w:eastAsia="ru-RU"/>
         </w:rPr>
-        <w:t xml:space="preserve"> P_</w:t>
+        <w:t xml:space="preserve"> </w:t>
+      </w:r>
+      <w:proofErr w:type="spellStart"/>
+      <w:r>
+        <w:rPr>
+          <w:rFonts w:ascii="Consolas" w:eastAsia="Times New Roman" w:hAnsi="Consolas" w:cs="Times New Roman"/>
+          <w:color w:val="FFFFFF"/>
+          <w:sz w:val="21"/>
+          <w:szCs w:val="21"/>
+          <w:lang w:val="en-US" w:eastAsia="ru-RU"/>
+        </w:rPr>
+        <w:t>P_</w:t>
       </w:r>
       <w:proofErr w:type="gramStart"/>
       <w:r>
@@ -29673,7 +32231,18 @@
           <w:szCs w:val="21"/>
           <w:lang w:val="en-US" w:eastAsia="ru-RU"/>
         </w:rPr>
-        <w:t>bar)</w:t>
+        <w:t>bar</w:t>
+      </w:r>
+      <w:proofErr w:type="spellEnd"/>
+      <w:r>
+        <w:rPr>
+          <w:rFonts w:ascii="Consolas" w:eastAsia="Times New Roman" w:hAnsi="Consolas" w:cs="Times New Roman"/>
+          <w:color w:val="FFFFFF"/>
+          <w:sz w:val="21"/>
+          <w:szCs w:val="21"/>
+          <w:lang w:val="en-US" w:eastAsia="ru-RU"/>
+        </w:rPr>
+        <w:t>)</w:t>
       </w:r>
       <w:r>
         <w:rPr>
@@ -30244,7 +32813,29 @@
           <w:szCs w:val="21"/>
           <w:lang w:val="en-US" w:eastAsia="ru-RU"/>
         </w:rPr>
-        <w:t xml:space="preserve"> (n_total </w:t>
+        <w:t xml:space="preserve"> (</w:t>
+      </w:r>
+      <w:proofErr w:type="spellStart"/>
+      <w:r>
+        <w:rPr>
+          <w:rFonts w:ascii="Consolas" w:eastAsia="Times New Roman" w:hAnsi="Consolas" w:cs="Times New Roman"/>
+          <w:color w:val="FFFFFF"/>
+          <w:sz w:val="21"/>
+          <w:szCs w:val="21"/>
+          <w:lang w:val="en-US" w:eastAsia="ru-RU"/>
+        </w:rPr>
+        <w:t>n_total</w:t>
+      </w:r>
+      <w:proofErr w:type="spellEnd"/>
+      <w:r>
+        <w:rPr>
+          <w:rFonts w:ascii="Consolas" w:eastAsia="Times New Roman" w:hAnsi="Consolas" w:cs="Times New Roman"/>
+          <w:color w:val="FFFFFF"/>
+          <w:sz w:val="21"/>
+          <w:szCs w:val="21"/>
+          <w:lang w:val="en-US" w:eastAsia="ru-RU"/>
+        </w:rPr>
+        <w:t xml:space="preserve"> </w:t>
       </w:r>
       <w:r>
         <w:rPr>
@@ -30264,7 +32855,29 @@
           <w:szCs w:val="21"/>
           <w:lang w:val="en-US" w:eastAsia="ru-RU"/>
         </w:rPr>
-        <w:t xml:space="preserve"> P_bar)</w:t>
+        <w:t xml:space="preserve"> </w:t>
+      </w:r>
+      <w:proofErr w:type="spellStart"/>
+      <w:r>
+        <w:rPr>
+          <w:rFonts w:ascii="Consolas" w:eastAsia="Times New Roman" w:hAnsi="Consolas" w:cs="Times New Roman"/>
+          <w:color w:val="FFFFFF"/>
+          <w:sz w:val="21"/>
+          <w:szCs w:val="21"/>
+          <w:lang w:val="en-US" w:eastAsia="ru-RU"/>
+        </w:rPr>
+        <w:t>P_bar</w:t>
+      </w:r>
+      <w:proofErr w:type="spellEnd"/>
+      <w:r>
+        <w:rPr>
+          <w:rFonts w:ascii="Consolas" w:eastAsia="Times New Roman" w:hAnsi="Consolas" w:cs="Times New Roman"/>
+          <w:color w:val="FFFFFF"/>
+          <w:sz w:val="21"/>
+          <w:szCs w:val="21"/>
+          <w:lang w:val="en-US" w:eastAsia="ru-RU"/>
+        </w:rPr>
+        <w:t>)</w:t>
       </w:r>
     </w:p>
     <w:p>
@@ -30406,15 +33019,49 @@
           <w:lang w:val="en-US" w:eastAsia="ru-RU"/>
         </w:rPr>
       </w:pPr>
-      <w:r>
-        <w:rPr>
-          <w:rFonts w:ascii="Consolas" w:eastAsia="Times New Roman" w:hAnsi="Consolas" w:cs="Times New Roman"/>
-          <w:color w:val="FFFFFF"/>
-          <w:sz w:val="21"/>
-          <w:szCs w:val="21"/>
-          <w:lang w:val="en-US" w:eastAsia="ru-RU"/>
-        </w:rPr>
-        <w:t xml:space="preserve">x_sol, y_sol </w:t>
+      <w:proofErr w:type="spellStart"/>
+      <w:r>
+        <w:rPr>
+          <w:rFonts w:ascii="Consolas" w:eastAsia="Times New Roman" w:hAnsi="Consolas" w:cs="Times New Roman"/>
+          <w:color w:val="FFFFFF"/>
+          <w:sz w:val="21"/>
+          <w:szCs w:val="21"/>
+          <w:lang w:val="en-US" w:eastAsia="ru-RU"/>
+        </w:rPr>
+        <w:t>x_sol</w:t>
+      </w:r>
+      <w:proofErr w:type="spellEnd"/>
+      <w:r>
+        <w:rPr>
+          <w:rFonts w:ascii="Consolas" w:eastAsia="Times New Roman" w:hAnsi="Consolas" w:cs="Times New Roman"/>
+          <w:color w:val="FFFFFF"/>
+          <w:sz w:val="21"/>
+          <w:szCs w:val="21"/>
+          <w:lang w:val="en-US" w:eastAsia="ru-RU"/>
+        </w:rPr>
+        <w:t xml:space="preserve">, </w:t>
+      </w:r>
+      <w:proofErr w:type="spellStart"/>
+      <w:r>
+        <w:rPr>
+          <w:rFonts w:ascii="Consolas" w:eastAsia="Times New Roman" w:hAnsi="Consolas" w:cs="Times New Roman"/>
+          <w:color w:val="FFFFFF"/>
+          <w:sz w:val="21"/>
+          <w:szCs w:val="21"/>
+          <w:lang w:val="en-US" w:eastAsia="ru-RU"/>
+        </w:rPr>
+        <w:t>y_sol</w:t>
+      </w:r>
+      <w:proofErr w:type="spellEnd"/>
+      <w:r>
+        <w:rPr>
+          <w:rFonts w:ascii="Consolas" w:eastAsia="Times New Roman" w:hAnsi="Consolas" w:cs="Times New Roman"/>
+          <w:color w:val="FFFFFF"/>
+          <w:sz w:val="21"/>
+          <w:szCs w:val="21"/>
+          <w:lang w:val="en-US" w:eastAsia="ru-RU"/>
+        </w:rPr>
+        <w:t xml:space="preserve"> </w:t>
       </w:r>
       <w:r>
         <w:rPr>
@@ -30436,6 +33083,7 @@
         </w:rPr>
         <w:t xml:space="preserve"> </w:t>
       </w:r>
+      <w:proofErr w:type="spellStart"/>
       <w:proofErr w:type="gramStart"/>
       <w:r>
         <w:rPr>
@@ -30445,7 +33093,18 @@
           <w:szCs w:val="21"/>
           <w:lang w:val="en-US" w:eastAsia="ru-RU"/>
         </w:rPr>
-        <w:t>fsolve(</w:t>
+        <w:t>fsolve</w:t>
+      </w:r>
+      <w:proofErr w:type="spellEnd"/>
+      <w:r>
+        <w:rPr>
+          <w:rFonts w:ascii="Consolas" w:eastAsia="Times New Roman" w:hAnsi="Consolas" w:cs="Times New Roman"/>
+          <w:color w:val="FFFFFF"/>
+          <w:sz w:val="21"/>
+          <w:szCs w:val="21"/>
+          <w:lang w:val="en-US" w:eastAsia="ru-RU"/>
+        </w:rPr>
+        <w:t>(</w:t>
       </w:r>
       <w:proofErr w:type="gramEnd"/>
       <w:r>
@@ -30556,8 +33215,42 @@
           <w:szCs w:val="21"/>
           <w:lang w:val="en-US" w:eastAsia="ru-RU"/>
         </w:rPr>
-        <w:t xml:space="preserve"> x_sol, y_sol</w:t>
-      </w:r>
+        <w:t xml:space="preserve"> </w:t>
+      </w:r>
+      <w:proofErr w:type="spellStart"/>
+      <w:r>
+        <w:rPr>
+          <w:rFonts w:ascii="Consolas" w:eastAsia="Times New Roman" w:hAnsi="Consolas" w:cs="Times New Roman"/>
+          <w:color w:val="FFFFFF"/>
+          <w:sz w:val="21"/>
+          <w:szCs w:val="21"/>
+          <w:lang w:val="en-US" w:eastAsia="ru-RU"/>
+        </w:rPr>
+        <w:t>x_sol</w:t>
+      </w:r>
+      <w:proofErr w:type="spellEnd"/>
+      <w:r>
+        <w:rPr>
+          <w:rFonts w:ascii="Consolas" w:eastAsia="Times New Roman" w:hAnsi="Consolas" w:cs="Times New Roman"/>
+          <w:color w:val="FFFFFF"/>
+          <w:sz w:val="21"/>
+          <w:szCs w:val="21"/>
+          <w:lang w:val="en-US" w:eastAsia="ru-RU"/>
+        </w:rPr>
+        <w:t xml:space="preserve">, </w:t>
+      </w:r>
+      <w:proofErr w:type="spellStart"/>
+      <w:r>
+        <w:rPr>
+          <w:rFonts w:ascii="Consolas" w:eastAsia="Times New Roman" w:hAnsi="Consolas" w:cs="Times New Roman"/>
+          <w:color w:val="FFFFFF"/>
+          <w:sz w:val="21"/>
+          <w:szCs w:val="21"/>
+          <w:lang w:val="en-US" w:eastAsia="ru-RU"/>
+        </w:rPr>
+        <w:t>y_sol</w:t>
+      </w:r>
+      <w:proofErr w:type="spellEnd"/>
     </w:p>
     <w:p>
       <w:pPr>
@@ -30670,15 +33363,27 @@
           <w:lang w:val="en-US" w:eastAsia="ru-RU"/>
         </w:rPr>
       </w:pPr>
-      <w:r>
-        <w:rPr>
-          <w:rFonts w:ascii="Consolas" w:eastAsia="Times New Roman" w:hAnsi="Consolas" w:cs="Times New Roman"/>
-          <w:color w:val="FFFFFF"/>
-          <w:sz w:val="21"/>
-          <w:szCs w:val="21"/>
-          <w:lang w:val="en-US" w:eastAsia="ru-RU"/>
-        </w:rPr>
-        <w:t>nCO    </w:t>
+      <w:proofErr w:type="spellStart"/>
+      <w:r>
+        <w:rPr>
+          <w:rFonts w:ascii="Consolas" w:eastAsia="Times New Roman" w:hAnsi="Consolas" w:cs="Times New Roman"/>
+          <w:color w:val="FFFFFF"/>
+          <w:sz w:val="21"/>
+          <w:szCs w:val="21"/>
+          <w:lang w:val="en-US" w:eastAsia="ru-RU"/>
+        </w:rPr>
+        <w:t>nCO</w:t>
+      </w:r>
+      <w:proofErr w:type="spellEnd"/>
+      <w:r>
+        <w:rPr>
+          <w:rFonts w:ascii="Consolas" w:eastAsia="Times New Roman" w:hAnsi="Consolas" w:cs="Times New Roman"/>
+          <w:color w:val="FFFFFF"/>
+          <w:sz w:val="21"/>
+          <w:szCs w:val="21"/>
+          <w:lang w:val="en-US" w:eastAsia="ru-RU"/>
+        </w:rPr>
+        <w:t xml:space="preserve">    </w:t>
       </w:r>
       <w:r>
         <w:rPr>
@@ -31026,15 +33731,27 @@
           <w:lang w:val="en-US" w:eastAsia="ru-RU"/>
         </w:rPr>
       </w:pPr>
-      <w:r>
-        <w:rPr>
-          <w:rFonts w:ascii="Consolas" w:eastAsia="Times New Roman" w:hAnsi="Consolas" w:cs="Times New Roman"/>
-          <w:color w:val="FFFFFF"/>
-          <w:sz w:val="21"/>
-          <w:szCs w:val="21"/>
-          <w:lang w:val="en-US" w:eastAsia="ru-RU"/>
-        </w:rPr>
-        <w:t xml:space="preserve">n_total </w:t>
+      <w:proofErr w:type="spellStart"/>
+      <w:r>
+        <w:rPr>
+          <w:rFonts w:ascii="Consolas" w:eastAsia="Times New Roman" w:hAnsi="Consolas" w:cs="Times New Roman"/>
+          <w:color w:val="FFFFFF"/>
+          <w:sz w:val="21"/>
+          <w:szCs w:val="21"/>
+          <w:lang w:val="en-US" w:eastAsia="ru-RU"/>
+        </w:rPr>
+        <w:t>n_total</w:t>
+      </w:r>
+      <w:proofErr w:type="spellEnd"/>
+      <w:r>
+        <w:rPr>
+          <w:rFonts w:ascii="Consolas" w:eastAsia="Times New Roman" w:hAnsi="Consolas" w:cs="Times New Roman"/>
+          <w:color w:val="FFFFFF"/>
+          <w:sz w:val="21"/>
+          <w:szCs w:val="21"/>
+          <w:lang w:val="en-US" w:eastAsia="ru-RU"/>
+        </w:rPr>
+        <w:t xml:space="preserve"> </w:t>
       </w:r>
       <w:r>
         <w:rPr>
@@ -31176,6 +33893,7 @@
           <w:lang w:eastAsia="ru-RU"/>
         </w:rPr>
       </w:pPr>
+      <w:proofErr w:type="spellStart"/>
       <w:proofErr w:type="gramStart"/>
       <w:r>
         <w:rPr>
@@ -31187,6 +33905,7 @@
         </w:rPr>
         <w:t>print</w:t>
       </w:r>
+      <w:proofErr w:type="spellEnd"/>
       <w:r>
         <w:rPr>
           <w:rFonts w:ascii="Consolas" w:eastAsia="Times New Roman" w:hAnsi="Consolas" w:cs="Times New Roman"/>
@@ -31253,6 +33972,7 @@
           <w:lang w:eastAsia="ru-RU"/>
         </w:rPr>
       </w:pPr>
+      <w:proofErr w:type="spellStart"/>
       <w:proofErr w:type="gramStart"/>
       <w:r>
         <w:rPr>
@@ -31264,6 +33984,7 @@
         </w:rPr>
         <w:t>print</w:t>
       </w:r>
+      <w:proofErr w:type="spellEnd"/>
       <w:r>
         <w:rPr>
           <w:rFonts w:ascii="Consolas" w:eastAsia="Times New Roman" w:hAnsi="Consolas" w:cs="Times New Roman"/>
@@ -31274,6 +33995,7 @@
         </w:rPr>
         <w:t>(</w:t>
       </w:r>
+      <w:proofErr w:type="spellStart"/>
       <w:proofErr w:type="gramEnd"/>
       <w:r>
         <w:rPr>
@@ -31293,7 +34015,18 @@
           <w:szCs w:val="21"/>
           <w:lang w:eastAsia="ru-RU"/>
         </w:rPr>
-        <w:t xml:space="preserve">"x (прореагировало в 1 рек) = </w:t>
+        <w:t>"x</w:t>
+      </w:r>
+      <w:proofErr w:type="spellEnd"/>
+      <w:r>
+        <w:rPr>
+          <w:rFonts w:ascii="Consolas" w:eastAsia="Times New Roman" w:hAnsi="Consolas" w:cs="Times New Roman"/>
+          <w:color w:val="99FFE4"/>
+          <w:sz w:val="21"/>
+          <w:szCs w:val="21"/>
+          <w:lang w:eastAsia="ru-RU"/>
+        </w:rPr>
+        <w:t xml:space="preserve"> (прореагировало в 1 рек) = </w:t>
       </w:r>
       <w:r>
         <w:rPr>
@@ -31370,6 +34103,7 @@
           <w:lang w:eastAsia="ru-RU"/>
         </w:rPr>
       </w:pPr>
+      <w:proofErr w:type="spellStart"/>
       <w:proofErr w:type="gramStart"/>
       <w:r>
         <w:rPr>
@@ -31381,6 +34115,7 @@
         </w:rPr>
         <w:t>print</w:t>
       </w:r>
+      <w:proofErr w:type="spellEnd"/>
       <w:r>
         <w:rPr>
           <w:rFonts w:ascii="Consolas" w:eastAsia="Times New Roman" w:hAnsi="Consolas" w:cs="Times New Roman"/>
@@ -31391,6 +34126,7 @@
         </w:rPr>
         <w:t>(</w:t>
       </w:r>
+      <w:proofErr w:type="spellStart"/>
       <w:proofErr w:type="gramEnd"/>
       <w:r>
         <w:rPr>
@@ -31410,7 +34146,18 @@
           <w:szCs w:val="21"/>
           <w:lang w:eastAsia="ru-RU"/>
         </w:rPr>
-        <w:t xml:space="preserve">"y (прореагировало во 2 рек) = </w:t>
+        <w:t>"y</w:t>
+      </w:r>
+      <w:proofErr w:type="spellEnd"/>
+      <w:r>
+        <w:rPr>
+          <w:rFonts w:ascii="Consolas" w:eastAsia="Times New Roman" w:hAnsi="Consolas" w:cs="Times New Roman"/>
+          <w:color w:val="99FFE4"/>
+          <w:sz w:val="21"/>
+          <w:szCs w:val="21"/>
+          <w:lang w:eastAsia="ru-RU"/>
+        </w:rPr>
+        <w:t xml:space="preserve"> (прореагировало во 2 рек) = </w:t>
       </w:r>
       <w:r>
         <w:rPr>
@@ -31487,6 +34234,7 @@
           <w:lang w:eastAsia="ru-RU"/>
         </w:rPr>
       </w:pPr>
+      <w:proofErr w:type="spellStart"/>
       <w:proofErr w:type="gramStart"/>
       <w:r>
         <w:rPr>
@@ -31498,6 +34246,7 @@
         </w:rPr>
         <w:t>print</w:t>
       </w:r>
+      <w:proofErr w:type="spellEnd"/>
       <w:r>
         <w:rPr>
           <w:rFonts w:ascii="Consolas" w:eastAsia="Times New Roman" w:hAnsi="Consolas" w:cs="Times New Roman"/>
@@ -31508,6 +34257,7 @@
         </w:rPr>
         <w:t>(</w:t>
       </w:r>
+      <w:proofErr w:type="spellStart"/>
       <w:proofErr w:type="gramEnd"/>
       <w:r>
         <w:rPr>
@@ -31527,7 +34277,18 @@
           <w:szCs w:val="21"/>
           <w:lang w:eastAsia="ru-RU"/>
         </w:rPr>
-        <w:t xml:space="preserve">"Общее число молей: </w:t>
+        <w:t>"Общее</w:t>
+      </w:r>
+      <w:proofErr w:type="spellEnd"/>
+      <w:r>
+        <w:rPr>
+          <w:rFonts w:ascii="Consolas" w:eastAsia="Times New Roman" w:hAnsi="Consolas" w:cs="Times New Roman"/>
+          <w:color w:val="99FFE4"/>
+          <w:sz w:val="21"/>
+          <w:szCs w:val="21"/>
+          <w:lang w:eastAsia="ru-RU"/>
+        </w:rPr>
+        <w:t xml:space="preserve"> число молей: </w:t>
       </w:r>
       <w:r>
         <w:rPr>
@@ -31619,6 +34380,7 @@
           <w:lang w:eastAsia="ru-RU"/>
         </w:rPr>
       </w:pPr>
+      <w:proofErr w:type="spellStart"/>
       <w:proofErr w:type="gramStart"/>
       <w:r>
         <w:rPr>
@@ -31630,6 +34392,7 @@
         </w:rPr>
         <w:t>print</w:t>
       </w:r>
+      <w:proofErr w:type="spellEnd"/>
       <w:r>
         <w:rPr>
           <w:rFonts w:ascii="Consolas" w:eastAsia="Times New Roman" w:hAnsi="Consolas" w:cs="Times New Roman"/>
@@ -31717,6 +34480,7 @@
         </w:rPr>
         <w:t>(</w:t>
       </w:r>
+      <w:proofErr w:type="spellStart"/>
       <w:proofErr w:type="gramEnd"/>
       <w:r>
         <w:rPr>
@@ -31736,7 +34500,18 @@
           <w:szCs w:val="21"/>
           <w:lang w:val="en-US" w:eastAsia="ru-RU"/>
         </w:rPr>
-        <w:t xml:space="preserve">"C₂H₄     = </w:t>
+        <w:t>"C₂H</w:t>
+      </w:r>
+      <w:proofErr w:type="spellEnd"/>
+      <w:r>
+        <w:rPr>
+          <w:rFonts w:ascii="Consolas" w:eastAsia="Times New Roman" w:hAnsi="Consolas" w:cs="Times New Roman"/>
+          <w:color w:val="99FFE4"/>
+          <w:sz w:val="21"/>
+          <w:szCs w:val="21"/>
+          <w:lang w:val="en-US" w:eastAsia="ru-RU"/>
+        </w:rPr>
+        <w:t xml:space="preserve">₄     = </w:t>
       </w:r>
       <w:r>
         <w:rPr>
@@ -31854,6 +34629,7 @@
         </w:rPr>
         <w:t>(</w:t>
       </w:r>
+      <w:proofErr w:type="spellStart"/>
       <w:proofErr w:type="gramEnd"/>
       <w:r>
         <w:rPr>
@@ -31873,7 +34649,18 @@
           <w:szCs w:val="21"/>
           <w:lang w:val="en-US" w:eastAsia="ru-RU"/>
         </w:rPr>
-        <w:t xml:space="preserve">"CO       = </w:t>
+        <w:t>"CO</w:t>
+      </w:r>
+      <w:proofErr w:type="spellEnd"/>
+      <w:r>
+        <w:rPr>
+          <w:rFonts w:ascii="Consolas" w:eastAsia="Times New Roman" w:hAnsi="Consolas" w:cs="Times New Roman"/>
+          <w:color w:val="99FFE4"/>
+          <w:sz w:val="21"/>
+          <w:szCs w:val="21"/>
+          <w:lang w:val="en-US" w:eastAsia="ru-RU"/>
+        </w:rPr>
+        <w:t xml:space="preserve">       = </w:t>
       </w:r>
       <w:r>
         <w:rPr>
@@ -31885,6 +34672,7 @@
         </w:rPr>
         <w:t>{</w:t>
       </w:r>
+      <w:proofErr w:type="spellStart"/>
       <w:r>
         <w:rPr>
           <w:rFonts w:ascii="Consolas" w:eastAsia="Times New Roman" w:hAnsi="Consolas" w:cs="Times New Roman"/>
@@ -31895,6 +34683,7 @@
         </w:rPr>
         <w:t>nCO</w:t>
       </w:r>
+      <w:proofErr w:type="spellEnd"/>
       <w:r>
         <w:rPr>
           <w:rFonts w:ascii="Consolas" w:eastAsia="Times New Roman" w:hAnsi="Consolas" w:cs="Times New Roman"/>
@@ -31991,6 +34780,7 @@
         </w:rPr>
         <w:t>(</w:t>
       </w:r>
+      <w:proofErr w:type="spellStart"/>
       <w:proofErr w:type="gramEnd"/>
       <w:r>
         <w:rPr>
@@ -32010,7 +34800,18 @@
           <w:szCs w:val="21"/>
           <w:lang w:val="en-US" w:eastAsia="ru-RU"/>
         </w:rPr>
-        <w:t xml:space="preserve">"H₂       = </w:t>
+        <w:t>"H</w:t>
+      </w:r>
+      <w:proofErr w:type="spellEnd"/>
+      <w:r>
+        <w:rPr>
+          <w:rFonts w:ascii="Consolas" w:eastAsia="Times New Roman" w:hAnsi="Consolas" w:cs="Times New Roman"/>
+          <w:color w:val="99FFE4"/>
+          <w:sz w:val="21"/>
+          <w:szCs w:val="21"/>
+          <w:lang w:val="en-US" w:eastAsia="ru-RU"/>
+        </w:rPr>
+        <w:t xml:space="preserve">₂       = </w:t>
       </w:r>
       <w:r>
         <w:rPr>
@@ -32128,6 +34929,7 @@
         </w:rPr>
         <w:t>(</w:t>
       </w:r>
+      <w:proofErr w:type="spellStart"/>
       <w:proofErr w:type="gramEnd"/>
       <w:r>
         <w:rPr>
@@ -32147,7 +34949,40 @@
           <w:szCs w:val="21"/>
           <w:lang w:val="en-US" w:eastAsia="ru-RU"/>
         </w:rPr>
-        <w:t xml:space="preserve">"C₂H₅CHO  = </w:t>
+        <w:t>"C₂H₅</w:t>
+      </w:r>
+      <w:proofErr w:type="gramStart"/>
+      <w:r>
+        <w:rPr>
+          <w:rFonts w:ascii="Consolas" w:eastAsia="Times New Roman" w:hAnsi="Consolas" w:cs="Times New Roman"/>
+          <w:color w:val="99FFE4"/>
+          <w:sz w:val="21"/>
+          <w:szCs w:val="21"/>
+          <w:lang w:val="en-US" w:eastAsia="ru-RU"/>
+        </w:rPr>
+        <w:t>CHO</w:t>
+      </w:r>
+      <w:proofErr w:type="spellEnd"/>
+      <w:r>
+        <w:rPr>
+          <w:rFonts w:ascii="Consolas" w:eastAsia="Times New Roman" w:hAnsi="Consolas" w:cs="Times New Roman"/>
+          <w:color w:val="99FFE4"/>
+          <w:sz w:val="21"/>
+          <w:szCs w:val="21"/>
+          <w:lang w:val="en-US" w:eastAsia="ru-RU"/>
+        </w:rPr>
+        <w:t xml:space="preserve">  =</w:t>
+      </w:r>
+      <w:proofErr w:type="gramEnd"/>
+      <w:r>
+        <w:rPr>
+          <w:rFonts w:ascii="Consolas" w:eastAsia="Times New Roman" w:hAnsi="Consolas" w:cs="Times New Roman"/>
+          <w:color w:val="99FFE4"/>
+          <w:sz w:val="21"/>
+          <w:szCs w:val="21"/>
+          <w:lang w:val="en-US" w:eastAsia="ru-RU"/>
+        </w:rPr>
+        <w:t xml:space="preserve"> </w:t>
       </w:r>
       <w:r>
         <w:rPr>
@@ -32265,6 +35100,7 @@
         </w:rPr>
         <w:t>(</w:t>
       </w:r>
+      <w:proofErr w:type="spellStart"/>
       <w:proofErr w:type="gramEnd"/>
       <w:r>
         <w:rPr>
@@ -32284,7 +35120,18 @@
           <w:szCs w:val="21"/>
           <w:lang w:val="en-US" w:eastAsia="ru-RU"/>
         </w:rPr>
-        <w:t xml:space="preserve">"C₃H₇OH   = </w:t>
+        <w:t>"C₃H₇OH</w:t>
+      </w:r>
+      <w:proofErr w:type="spellEnd"/>
+      <w:r>
+        <w:rPr>
+          <w:rFonts w:ascii="Consolas" w:eastAsia="Times New Roman" w:hAnsi="Consolas" w:cs="Times New Roman"/>
+          <w:color w:val="99FFE4"/>
+          <w:sz w:val="21"/>
+          <w:szCs w:val="21"/>
+          <w:lang w:val="en-US" w:eastAsia="ru-RU"/>
+        </w:rPr>
+        <w:t xml:space="preserve">   = </w:t>
       </w:r>
       <w:r>
         <w:rPr>
@@ -32402,6 +35249,7 @@
         </w:rPr>
         <w:t>(</w:t>
       </w:r>
+      <w:proofErr w:type="spellStart"/>
       <w:proofErr w:type="gramEnd"/>
       <w:r>
         <w:rPr>
@@ -32421,7 +35269,18 @@
           <w:szCs w:val="21"/>
           <w:lang w:val="en-US" w:eastAsia="ru-RU"/>
         </w:rPr>
-        <w:t xml:space="preserve">"N₂       = </w:t>
+        <w:t>"N</w:t>
+      </w:r>
+      <w:proofErr w:type="spellEnd"/>
+      <w:r>
+        <w:rPr>
+          <w:rFonts w:ascii="Consolas" w:eastAsia="Times New Roman" w:hAnsi="Consolas" w:cs="Times New Roman"/>
+          <w:color w:val="99FFE4"/>
+          <w:sz w:val="21"/>
+          <w:szCs w:val="21"/>
+          <w:lang w:val="en-US" w:eastAsia="ru-RU"/>
+        </w:rPr>
+        <w:t xml:space="preserve">₂       = </w:t>
       </w:r>
       <w:r>
         <w:rPr>
@@ -32608,6 +35467,7 @@
           <w:lang w:eastAsia="ru-RU"/>
         </w:rPr>
       </w:pPr>
+      <w:proofErr w:type="spellStart"/>
       <w:proofErr w:type="gramStart"/>
       <w:r>
         <w:rPr>
@@ -32619,6 +35479,7 @@
         </w:rPr>
         <w:t>print</w:t>
       </w:r>
+      <w:proofErr w:type="spellEnd"/>
       <w:r>
         <w:rPr>
           <w:rFonts w:ascii="Consolas" w:eastAsia="Times New Roman" w:hAnsi="Consolas" w:cs="Times New Roman"/>
@@ -32855,7 +35716,18 @@
           <w:szCs w:val="21"/>
           <w:lang w:val="en-US" w:eastAsia="ru-RU"/>
         </w:rPr>
-        <w:t>:.2f</w:t>
+        <w:t>:.2</w:t>
+      </w:r>
+      <w:proofErr w:type="gramStart"/>
+      <w:r>
+        <w:rPr>
+          <w:rFonts w:ascii="Consolas" w:eastAsia="Times New Roman" w:hAnsi="Consolas" w:cs="Times New Roman"/>
+          <w:color w:val="A0A0A0"/>
+          <w:sz w:val="21"/>
+          <w:szCs w:val="21"/>
+          <w:lang w:val="en-US" w:eastAsia="ru-RU"/>
+        </w:rPr>
+        <w:t>f</w:t>
       </w:r>
       <w:r>
         <w:rPr>
@@ -32875,7 +35747,18 @@
           <w:szCs w:val="21"/>
           <w:lang w:val="en-US" w:eastAsia="ru-RU"/>
         </w:rPr>
-        <w:t>%"</w:t>
+        <w:t>%</w:t>
+      </w:r>
+      <w:proofErr w:type="gramEnd"/>
+      <w:r>
+        <w:rPr>
+          <w:rFonts w:ascii="Consolas" w:eastAsia="Times New Roman" w:hAnsi="Consolas" w:cs="Times New Roman"/>
+          <w:color w:val="99FFE4"/>
+          <w:sz w:val="21"/>
+          <w:szCs w:val="21"/>
+          <w:lang w:val="en-US" w:eastAsia="ru-RU"/>
+        </w:rPr>
+        <w:t>"</w:t>
       </w:r>
       <w:r>
         <w:rPr>
@@ -33298,7 +36181,7 @@
 </file>
 
 <file path=word/numbering.xml><?xml version="1.0" encoding="utf-8"?>
-<w:numbering xmlns:wpc="http://schemas.microsoft.com/office/word/2010/wordprocessingCanvas" xmlns:cx="http://schemas.microsoft.com/office/drawing/2014/chartex" xmlns:cx1="http://schemas.microsoft.com/office/drawing/2015/9/8/chartex" xmlns:cx2="http://schemas.microsoft.com/office/drawing/2015/10/21/chartex" xmlns:cx3="http://schemas.microsoft.com/office/drawing/2016/5/9/chartex" xmlns:cx4="http://schemas.microsoft.com/office/drawing/2016/5/10/chartex" xmlns:cx5="http://schemas.microsoft.com/office/drawing/2016/5/11/chartex" xmlns:cx6="http://schemas.microsoft.com/office/drawing/2016/5/12/chartex" xmlns:cx7="http://schemas.microsoft.com/office/drawing/2016/5/13/chartex" xmlns:cx8="http://schemas.microsoft.com/office/drawing/2016/5/14/chartex" xmlns:mc="http://schemas.openxmlformats.org/markup-compatibility/2006" xmlns:aink="http://schemas.microsoft.com/office/drawing/2016/ink" xmlns:am3d="http://schemas.microsoft.com/office/drawing/2017/model3d" xmlns:o="urn:schemas-microsoft-com:office:office" xmlns:r="http://schemas.openxmlformats.org/officeDocument/2006/relationships" xmlns:m="http://schemas.openxmlformats.org/officeDocument/2006/math" xmlns:v="urn:schemas-microsoft-com:vml" xmlns:wp14="http://schemas.microsoft.com/office/word/2010/wordprocessingDrawing" xmlns:wp="http://schemas.openxmlformats.org/drawingml/2006/wordprocessingDrawing" xmlns:w10="urn:schemas-microsoft-com:office:word" xmlns:w="http://schemas.openxmlformats.org/wordprocessingml/2006/main" xmlns:w14="http://schemas.microsoft.com/office/word/2010/wordml" xmlns:w15="http://schemas.microsoft.com/office/word/2012/wordml" xmlns:w16cex="http://schemas.microsoft.com/office/word/2018/wordml/cex" xmlns:w16cid="http://schemas.microsoft.com/office/word/2016/wordml/cid" xmlns:w16="http://schemas.microsoft.com/office/word/2018/wordml" xmlns:w16sdtdh="http://schemas.microsoft.com/office/word/2020/wordml/sdtdatahash" xmlns:w16se="http://schemas.microsoft.com/office/word/2015/wordml/symex" xmlns:wpg="http://schemas.microsoft.com/office/word/2010/wordprocessingGroup" xmlns:wpi="http://schemas.microsoft.com/office/word/2010/wordprocessingInk" xmlns:wne="http://schemas.microsoft.com/office/word/2006/wordml" xmlns:wps="http://schemas.microsoft.com/office/word/2010/wordprocessingShape" mc:Ignorable="w14 w15 w16se w16cid w16 w16cex w16sdtdh wp14">
+<w:numbering xmlns:wpc="http://schemas.microsoft.com/office/word/2010/wordprocessingCanvas" xmlns:cx="http://schemas.microsoft.com/office/drawing/2014/chartex" xmlns:cx1="http://schemas.microsoft.com/office/drawing/2015/9/8/chartex" xmlns:cx2="http://schemas.microsoft.com/office/drawing/2015/10/21/chartex" xmlns:cx3="http://schemas.microsoft.com/office/drawing/2016/5/9/chartex" xmlns:cx4="http://schemas.microsoft.com/office/drawing/2016/5/10/chartex" xmlns:cx5="http://schemas.microsoft.com/office/drawing/2016/5/11/chartex" xmlns:cx6="http://schemas.microsoft.com/office/drawing/2016/5/12/chartex" xmlns:cx7="http://schemas.microsoft.com/office/drawing/2016/5/13/chartex" xmlns:cx8="http://schemas.microsoft.com/office/drawing/2016/5/14/chartex" xmlns:mc="http://schemas.openxmlformats.org/markup-compatibility/2006" xmlns:aink="http://schemas.microsoft.com/office/drawing/2016/ink" xmlns:am3d="http://schemas.microsoft.com/office/drawing/2017/model3d" xmlns:o="urn:schemas-microsoft-com:office:office" xmlns:oel="http://schemas.microsoft.com/office/2019/extlst" xmlns:r="http://schemas.openxmlformats.org/officeDocument/2006/relationships" xmlns:m="http://schemas.openxmlformats.org/officeDocument/2006/math" xmlns:v="urn:schemas-microsoft-com:vml" xmlns:wp14="http://schemas.microsoft.com/office/word/2010/wordprocessingDrawing" xmlns:wp="http://schemas.openxmlformats.org/drawingml/2006/wordprocessingDrawing" xmlns:w10="urn:schemas-microsoft-com:office:word" xmlns:w="http://schemas.openxmlformats.org/wordprocessingml/2006/main" xmlns:w14="http://schemas.microsoft.com/office/word/2010/wordml" xmlns:w15="http://schemas.microsoft.com/office/word/2012/wordml" xmlns:w16cex="http://schemas.microsoft.com/office/word/2018/wordml/cex" xmlns:w16cid="http://schemas.microsoft.com/office/word/2016/wordml/cid" xmlns:w16="http://schemas.microsoft.com/office/word/2018/wordml" xmlns:w16du="http://schemas.microsoft.com/office/word/2023/wordml/word16du" xmlns:w16sdtdh="http://schemas.microsoft.com/office/word/2020/wordml/sdtdatahash" xmlns:w16sdtfl="http://schemas.microsoft.com/office/word/2024/wordml/sdtformatlock" xmlns:w16se="http://schemas.microsoft.com/office/word/2015/wordml/symex" xmlns:wpg="http://schemas.microsoft.com/office/word/2010/wordprocessingGroup" xmlns:wpi="http://schemas.microsoft.com/office/word/2010/wordprocessingInk" xmlns:wne="http://schemas.microsoft.com/office/word/2006/wordml" xmlns:wps="http://schemas.microsoft.com/office/word/2010/wordprocessingShape" mc:Ignorable="w14 w15 w16se w16cid w16 w16cex w16sdtdh w16sdtfl w16du wp14">
   <w:abstractNum w:abstractNumId="0" w15:restartNumberingAfterBreak="0">
     <w:nsid w:val="066907B8"/>
     <w:multiLevelType w:val="hybridMultilevel"/>
@@ -34128,38 +37011,38 @@
       </w:pPr>
     </w:lvl>
   </w:abstractNum>
-  <w:num w:numId="1">
+  <w:num w:numId="1" w16cid:durableId="1692298871">
     <w:abstractNumId w:val="5"/>
   </w:num>
-  <w:num w:numId="2">
+  <w:num w:numId="2" w16cid:durableId="2029986023">
     <w:abstractNumId w:val="6"/>
   </w:num>
-  <w:num w:numId="3">
+  <w:num w:numId="3" w16cid:durableId="2063942554">
     <w:abstractNumId w:val="7"/>
   </w:num>
-  <w:num w:numId="4">
+  <w:num w:numId="4" w16cid:durableId="1184131350">
     <w:abstractNumId w:val="1"/>
   </w:num>
-  <w:num w:numId="5">
+  <w:num w:numId="5" w16cid:durableId="217867439">
     <w:abstractNumId w:val="2"/>
   </w:num>
-  <w:num w:numId="6">
+  <w:num w:numId="6" w16cid:durableId="1017972343">
     <w:abstractNumId w:val="4"/>
   </w:num>
-  <w:num w:numId="7">
+  <w:num w:numId="7" w16cid:durableId="710963101">
     <w:abstractNumId w:val="8"/>
   </w:num>
-  <w:num w:numId="8">
+  <w:num w:numId="8" w16cid:durableId="1150706031">
     <w:abstractNumId w:val="3"/>
   </w:num>
-  <w:num w:numId="9">
+  <w:num w:numId="9" w16cid:durableId="1105619147">
     <w:abstractNumId w:val="0"/>
   </w:num>
 </w:numbering>
 </file>
 
 <file path=word/styles.xml><?xml version="1.0" encoding="utf-8"?>
-<w:styles xmlns:mc="http://schemas.openxmlformats.org/markup-compatibility/2006" xmlns:r="http://schemas.openxmlformats.org/officeDocument/2006/relationships" xmlns:w="http://schemas.openxmlformats.org/wordprocessingml/2006/main" xmlns:w14="http://schemas.microsoft.com/office/word/2010/wordml" xmlns:w15="http://schemas.microsoft.com/office/word/2012/wordml" xmlns:w16cex="http://schemas.microsoft.com/office/word/2018/wordml/cex" xmlns:w16cid="http://schemas.microsoft.com/office/word/2016/wordml/cid" xmlns:w16="http://schemas.microsoft.com/office/word/2018/wordml" xmlns:w16sdtdh="http://schemas.microsoft.com/office/word/2020/wordml/sdtdatahash" xmlns:w16se="http://schemas.microsoft.com/office/word/2015/wordml/symex" mc:Ignorable="w14 w15 w16se w16cid w16 w16cex w16sdtdh">
+<w:styles xmlns:mc="http://schemas.openxmlformats.org/markup-compatibility/2006" xmlns:r="http://schemas.openxmlformats.org/officeDocument/2006/relationships" xmlns:w="http://schemas.openxmlformats.org/wordprocessingml/2006/main" xmlns:w14="http://schemas.microsoft.com/office/word/2010/wordml" xmlns:w15="http://schemas.microsoft.com/office/word/2012/wordml" xmlns:w16cex="http://schemas.microsoft.com/office/word/2018/wordml/cex" xmlns:w16cid="http://schemas.microsoft.com/office/word/2016/wordml/cid" xmlns:w16="http://schemas.microsoft.com/office/word/2018/wordml" xmlns:w16du="http://schemas.microsoft.com/office/word/2023/wordml/word16du" xmlns:w16sdtdh="http://schemas.microsoft.com/office/word/2020/wordml/sdtdatahash" xmlns:w16sdtfl="http://schemas.microsoft.com/office/word/2024/wordml/sdtformatlock" xmlns:w16se="http://schemas.microsoft.com/office/word/2015/wordml/symex" mc:Ignorable="w14 w15 w16se w16cid w16 w16cex w16sdtdh w16sdtfl w16du">
   <w:docDefaults>
     <w:rPrDefault>
       <w:rPr>
